--- a/lab2/docs/lab2-report.docx
+++ b/lab2/docs/lab2-report.docx
@@ -4,330 +4,524 @@
   <w:body>
     <w:p>
       <w:pPr>
-        <w:pStyle w:val="Title"/>
+        <w:jc w:val="center"/>
+        <w:spacing w:after="120"/>
       </w:pPr>
       <w:r>
-        <w:t>Lab 2 — Microservices Edge Case Testing Report</w:t>
-      </w:r>
-    </w:p>
-    <w:p>
-      <w:r>
-        <w:t>Subject: System Architecture and Integration 2</w:t>
-        <w:br/>
-        <w:t>Section: BIST 3B</w:t>
-        <w:br/>
-        <w:t>Members: Sagum, Patrick Ruiz · Henson, Princess Terana Caram Rasonable · Gargarita, Trisha Faith Casiano · Mogat, Ela Mae Trojillo · Tibo-oc, Paul Felippe Gelle</w:t>
+        <w:rPr>
+          <w:rFonts w:ascii="Cambria" w:hAnsi="Cambria" w:cs="Cambria"/>
+          <w:b/>
+          <w:i w:val="0"/>
+          <w:sz w:val="22"/>
+        </w:rPr>
+        <w:t>LABORATORY REPORT: EXERCISE 2 — MICROSERVICES EDGE CASE TESTING</w:t>
       </w:r>
     </w:p>
     <w:p>
       <w:pPr>
-        <w:pStyle w:val="Heading1"/>
+        <w:jc w:val="center"/>
+        <w:spacing w:after="240"/>
       </w:pPr>
       <w:r>
-        <w:t>1. Overview</w:t>
+        <w:rPr>
+          <w:rFonts w:ascii="Cambria" w:hAnsi="Cambria" w:cs="Cambria"/>
+          <w:b w:val="0"/>
+          <w:i w:val="0"/>
+          <w:sz w:val="20"/>
+        </w:rPr>
+        <w:t>Sagum, Patrick R.; Henson, Princess Terana Caram Rasonable;</w:t>
+      </w:r>
+      <w:r>
+        <w:br/>
+      </w:r>
+      <w:r>
+        <w:rPr>
+          <w:rFonts w:ascii="Cambria" w:hAnsi="Cambria" w:cs="Cambria"/>
+          <w:b w:val="0"/>
+          <w:i w:val="0"/>
+          <w:sz w:val="20"/>
+        </w:rPr>
+        <w:t>Gargarita, Trisha Faith Casiano; Mogat, Ela Mae Trojillo;</w:t>
+      </w:r>
+      <w:r>
+        <w:br/>
+      </w:r>
+      <w:r>
+        <w:rPr>
+          <w:rFonts w:ascii="Cambria" w:hAnsi="Cambria" w:cs="Cambria"/>
+          <w:b w:val="0"/>
+          <w:i w:val="0"/>
+          <w:sz w:val="20"/>
+        </w:rPr>
+        <w:t>Tibo-oc, Paul Felippe Gelle</w:t>
+      </w:r>
+      <w:r>
+        <w:br/>
+      </w:r>
+      <w:r>
+        <w:rPr>
+          <w:rFonts w:ascii="Cambria" w:hAnsi="Cambria" w:cs="Cambria"/>
+          <w:b w:val="0"/>
+          <w:i/>
+          <w:sz w:val="20"/>
+        </w:rPr>
+        <w:t>Information Technology, College of Computer Studies</w:t>
+      </w:r>
+      <w:r>
+        <w:br/>
+      </w:r>
+      <w:r>
+        <w:rPr>
+          <w:rFonts w:ascii="Cambria" w:hAnsi="Cambria" w:cs="Cambria"/>
+          <w:b w:val="0"/>
+          <w:i/>
+          <w:sz w:val="20"/>
+        </w:rPr>
+        <w:t>Carlos Hilado Memorial State University</w:t>
+      </w:r>
+    </w:p>
+    <w:p>
+      <w:pPr>
+        <w:spacing w:before="240" w:after="120"/>
+      </w:pPr>
+      <w:r>
+        <w:rPr>
+          <w:rFonts w:ascii="Cambria" w:hAnsi="Cambria" w:cs="Cambria"/>
+          <w:b/>
+          <w:i w:val="0"/>
+          <w:sz w:val="22"/>
+        </w:rPr>
+        <w:t>Abstract</w:t>
       </w:r>
     </w:p>
     <w:p>
       <w:r>
         <w:rPr>
+          <w:rFonts w:ascii="Cambria" w:hAnsi="Cambria" w:cs="Cambria"/>
           <w:b w:val="0"/>
+          <w:i w:val="0"/>
+          <w:sz w:val="20"/>
         </w:rPr>
-        <w:t>This report documents the edge cases implemented and tested across the three microservices: student-service (port 8001), course-service (port 8002), and enrollment-service (port 8003). Edge cases in distributed systems are critical because failures do not propagate as cleanly as in a monolithic application. The goal was to exercise every failure mode in the API contract and confirm correct HTTP status codes and JSON error bodies.</w:t>
+        <w:t>This laboratory exercise tested three microservices — student-service (port 8001), course-service (port 8002), and enrollment-service (port 8003) — against eight edge case scenarios covering HTTP status codes 400, 404, 409, 503, and 504. All tests were conducted using curl -i to capture both response headers and JSON bodies. The key finding is that the enrollment-service is the only service that returns 503 and 504 errors because it is the only service with external HTTP dependencies. Student-service and course-service have no outbound calls and therefore cannot experience connection failures or timeouts. All eight scenarios were implemented and confirmed to return the correct HTTP status codes and consistent ERROR_CODE strings.</w:t>
+      </w:r>
+    </w:p>
+    <w:p>
+      <w:pPr>
+        <w:spacing w:before="240" w:after="120"/>
+      </w:pPr>
+      <w:r>
+        <w:rPr>
+          <w:rFonts w:ascii="Cambria" w:hAnsi="Cambria" w:cs="Cambria"/>
+          <w:b/>
+          <w:i w:val="0"/>
+          <w:sz w:val="22"/>
+        </w:rPr>
+        <w:t>I. INTRODUCTION</w:t>
       </w:r>
     </w:p>
     <w:p>
       <w:r>
         <w:rPr>
+          <w:rFonts w:ascii="Cambria" w:hAnsi="Cambria" w:cs="Cambria"/>
           <w:b w:val="0"/>
+          <w:i w:val="0"/>
+          <w:sz w:val="20"/>
         </w:rPr>
-        <w:t>All tests were run on March 11, 2026 with freshly seeded data: 3 students (Juan dela Cruz, Maria Santos, Pedro Reyes), 3 courses (Introduction to Programming, Web Development, Database Systems), and 3 enrollments (student 1→course 1, student 2→course 2, student 3→course 3).</w:t>
-      </w:r>
-    </w:p>
-    <w:p>
-      <w:pPr>
-        <w:pStyle w:val="Heading1"/>
-      </w:pPr>
-      <w:r>
-        <w:t>2. Edge Cases Implemented</w:t>
-      </w:r>
-    </w:p>
-    <w:p>
-      <w:pPr>
-        <w:pStyle w:val="Heading2"/>
-      </w:pPr>
-      <w:r>
-        <w:t>400 — Validation Error</w:t>
+        <w:t>Edge case testing verifies that a system handles abnormal inputs and failure conditions correctly. Testing only the happy path — valid inputs producing expected outputs — is insufficient for production systems. Real-world APIs receive malformed requests, reference nonexistent resources, and depend on services that can fail or respond slowly. Each of these scenarios must return a meaningful HTTP status code and a structured error response that clients can parse and handle programmatically.</w:t>
       </w:r>
     </w:p>
     <w:p>
       <w:r>
         <w:rPr>
+          <w:rFonts w:ascii="Cambria" w:hAnsi="Cambria" w:cs="Cambria"/>
           <w:b w:val="0"/>
+          <w:i w:val="0"/>
+          <w:sz w:val="20"/>
         </w:rPr>
-        <w:t>Triggered by POST/PUT with missing required fields or invalid values. Handled by all three services via Validator::make(). Returns 400 with VALIDATION_ERROR and the first failing rule's message.</w:t>
+        <w:t>HTTP status codes communicate the outcome of every API request. 2xx codes indicate success (200 OK, 201 Created). 4xx codes indicate client errors: 400 Bad Request for invalid input, 404 Not Found for missing resources, 409 Conflict for duplicate entries. 5xx codes indicate server-side failures: 503 Service Unavailable when a dependency is offline, 504 Gateway Timeout when a dependency is too slow. Microservices introduce 503 and 504 scenarios that monolithic systems never face — a monolith has no external HTTP dependencies, so connection failures and timeouts are not possible failure modes.</w:t>
       </w:r>
     </w:p>
     <w:p>
       <w:pPr>
-        <w:spacing w:before="80" w:after="80"/>
+        <w:spacing w:before="240" w:after="120"/>
       </w:pPr>
       <w:r>
         <w:rPr>
-          <w:rFonts w:ascii="Consolas" w:hAnsi="Consolas"/>
-          <w:sz w:val="17"/>
+          <w:rFonts w:ascii="Cambria" w:hAnsi="Cambria" w:cs="Cambria"/>
+          <w:b/>
+          <w:i w:val="0"/>
+          <w:sz w:val="22"/>
         </w:rPr>
-        <w:t>{"error":"VALIDATION_ERROR","message":"The name field is required."}</w:t>
-      </w:r>
-    </w:p>
-    <w:p>
-      <w:pPr>
-        <w:pStyle w:val="Heading2"/>
-      </w:pPr>
-      <w:r>
-        <w:t>404 — Resource Not Found</w:t>
-      </w:r>
-    </w:p>
-    <w:p>
-      <w:r>
-        <w:rPr>
-          <w:b w:val="0"/>
-        </w:rPr>
-        <w:t>Triggered by GET/PUT/DELETE referencing a nonexistent ID. All services return NOT_FOUND for their own resources. The enrollment service also returns STUDENT_NOT_FOUND and COURSE_NOT_FOUND when cross-service HTTP calls receive a 404.</w:t>
-      </w:r>
-    </w:p>
-    <w:p>
-      <w:pPr>
-        <w:spacing w:before="80" w:after="80"/>
-      </w:pPr>
-      <w:r>
-        <w:rPr>
-          <w:rFonts w:ascii="Consolas" w:hAnsi="Consolas"/>
-          <w:sz w:val="17"/>
-        </w:rPr>
-        <w:t>{"error":"NOT_FOUND","message":"Student with id 999 does not exist"}</w:t>
-        <w:br/>
-        <w:t>{"error":"STUDENT_NOT_FOUND","message":"Student with id 999 does not exist"}</w:t>
-        <w:br/>
-        <w:t>{"error":"COURSE_NOT_FOUND","message":"Course with id 999 does not exist"}</w:t>
-      </w:r>
-    </w:p>
-    <w:p>
-      <w:pPr>
-        <w:pStyle w:val="Heading2"/>
-      </w:pPr>
-      <w:r>
-        <w:t>409 — Duplicate Resource</w:t>
-      </w:r>
-    </w:p>
-    <w:p>
-      <w:r>
-        <w:rPr>
-          <w:b w:val="0"/>
-        </w:rPr>
-        <w:t>DUPLICATE_EMAIL: POST /api/students with an email that already exists (e.g., juan@example.com). DUPLICATE_ENROLLMENT: POST /api/enrollments with a student_id + course_id pair that already exists.</w:t>
-      </w:r>
-    </w:p>
-    <w:p>
-      <w:pPr>
-        <w:spacing w:before="80" w:after="80"/>
-      </w:pPr>
-      <w:r>
-        <w:rPr>
-          <w:rFonts w:ascii="Consolas" w:hAnsi="Consolas"/>
-          <w:sz w:val="17"/>
-        </w:rPr>
-        <w:t>{"error":"DUPLICATE_EMAIL","message":"A student with this email already exists"}</w:t>
-        <w:br/>
-        <w:t>{"error":"DUPLICATE_ENROLLMENT","message":"This student is already enrolled in this course"}</w:t>
-      </w:r>
-    </w:p>
-    <w:p>
-      <w:pPr>
-        <w:pStyle w:val="Heading2"/>
-      </w:pPr>
-      <w:r>
-        <w:t>503 — Dependency Service Unavailable</w:t>
-      </w:r>
-    </w:p>
-    <w:p>
-      <w:r>
-        <w:rPr>
-          <w:b w:val="0"/>
-        </w:rPr>
-        <w:t>Triggered when enrollment-service attempts to call student-service or course-service but the target is not running. Http::timeout(5)-&gt;get() throws ConnectionException (connection refused). The catch block returns SERVICE_UNAVAILABLE with HTTP 503.</w:t>
-      </w:r>
-    </w:p>
-    <w:p>
-      <w:pPr>
-        <w:spacing w:before="80" w:after="80"/>
-      </w:pPr>
-      <w:r>
-        <w:rPr>
-          <w:rFonts w:ascii="Consolas" w:hAnsi="Consolas"/>
-          <w:sz w:val="17"/>
-        </w:rPr>
-        <w:t>{"error":"SERVICE_UNAVAILABLE","message":"A dependency service is not responding"}</w:t>
-      </w:r>
-    </w:p>
-    <w:p>
-      <w:pPr>
-        <w:pStyle w:val="Heading2"/>
-      </w:pPr>
-      <w:r>
-        <w:t>504 — Dependency Service Timeout</w:t>
-      </w:r>
-    </w:p>
-    <w:p>
-      <w:r>
-        <w:rPr>
-          <w:b w:val="0"/>
-        </w:rPr>
-        <w:t>Triggered when a dependency takes longer than 5 seconds to respond. The same ConnectionException is thrown, but with 'timed out' in the message. The catch block distinguishes this via str_contains() and returns GATEWAY_TIMEOUT with HTTP 504.</w:t>
-      </w:r>
-    </w:p>
-    <w:p>
-      <w:pPr>
-        <w:spacing w:before="80" w:after="80"/>
-      </w:pPr>
-      <w:r>
-        <w:rPr>
-          <w:rFonts w:ascii="Consolas" w:hAnsi="Consolas"/>
-          <w:sz w:val="17"/>
-        </w:rPr>
-        <w:t>{"error":"GATEWAY_TIMEOUT","message":"Dependency service took too long to respond"}</w:t>
-      </w:r>
-    </w:p>
-    <w:p>
-      <w:pPr>
-        <w:pStyle w:val="Heading1"/>
-      </w:pPr>
-      <w:r>
-        <w:t>3. Service Communication</w:t>
-      </w:r>
-    </w:p>
-    <w:p>
-      <w:r>
-        <w:rPr>
-          <w:b w:val="0"/>
-        </w:rPr>
-        <w:t>The enrollment-service is the only service that calls other services. On write (POST /api/enrollments), it makes two sequential HTTP GET calls: one to student-service and one to course-service. Both are wrapped in try/catch (ConnectionException). On read (GET /api/enrollments/{id}), it enriches the response with student and course data from the same HTTP calls.</w:t>
-      </w:r>
-    </w:p>
-    <w:p>
-      <w:pPr>
-        <w:pStyle w:val="Heading1"/>
-      </w:pPr>
-      <w:r>
-        <w:t>4. Reflection</w:t>
-      </w:r>
-    </w:p>
-    <w:p>
-      <w:r>
-        <w:rPr>
-          <w:b/>
-        </w:rPr>
-        <w:t>The hardest edge case to implement: 503 vs 504 distinction</w:t>
-      </w:r>
-    </w:p>
-    <w:p>
-      <w:r>
-        <w:rPr>
-          <w:b w:val="0"/>
-        </w:rPr>
-        <w:t>Both scenarios throw the same ConnectionException. Distinguishing requires inspecting the exception message string, which is fragile. A production system would use circuit-breaker libraries and /health endpoints.</w:t>
-      </w:r>
-    </w:p>
-    <w:p>
-      <w:r>
-        <w:rPr>
-          <w:b/>
-        </w:rPr>
-        <w:t>Why distributed error handling is harder than monolithic:</w:t>
-      </w:r>
-    </w:p>
-    <w:p>
-      <w:r>
-        <w:rPr>
-          <w:b w:val="0"/>
-        </w:rPr>
-        <w:t>In the monolith, errors bubble up through a single call stack. In microservices, a single POST /api/enrollments request can fail at four points: validation (local), student check (remote), course check (remote), or final write (local). Each remote call has its own failure mode.</w:t>
-      </w:r>
-    </w:p>
-    <w:p>
-      <w:pPr>
-        <w:pStyle w:val="Heading1"/>
-      </w:pPr>
-      <w:r>
-        <w:t>5. Test Results Summary</w:t>
+        <w:t>II. METHODOLOGY / IMPLEMENTATION</w:t>
       </w:r>
     </w:p>
     <w:tbl>
       <w:tblPr>
-        <w:tblStyle w:val="LightGrid-Accent1"/>
         <w:tblW w:type="auto" w:w="0"/>
         <w:jc w:val="center"/>
         <w:tblLook w:firstColumn="1" w:firstRow="1" w:lastColumn="0" w:lastRow="0" w:noHBand="0" w:noVBand="1" w:val="04A0"/>
       </w:tblPr>
       <w:tblGrid>
-        <w:gridCol w:w="1234"/>
-        <w:gridCol w:w="1234"/>
-        <w:gridCol w:w="1234"/>
-        <w:gridCol w:w="1234"/>
-        <w:gridCol w:w="1234"/>
-        <w:gridCol w:w="1234"/>
-        <w:gridCol w:w="1234"/>
+        <w:gridCol w:w="9360"/>
       </w:tblGrid>
       <w:tr>
         <w:tc>
           <w:tcPr>
-            <w:tcW w:type="dxa" w:w="1234"/>
+            <w:tcW w:type="dxa" w:w="9360"/>
+            <w:shd w:fill="F2F2F2"/>
+            <w:tcBorders>
+              <w:top w:val="single" w:sz="8" w:space="0" w:color="999999"/>
+              <w:left w:val="single" w:sz="8" w:space="0" w:color="999999"/>
+              <w:bottom w:val="single" w:sz="8" w:space="0" w:color="999999"/>
+              <w:right w:val="single" w:sz="8" w:space="0" w:color="999999"/>
+            </w:tcBorders>
+            <w:tcW w:w="9000" w:type="dxa"/>
           </w:tcPr>
           <w:p>
             <w:r>
               <w:rPr>
+                <w:rFonts w:ascii="Courier New" w:hAnsi="Courier New" w:cs="Courier New"/>
                 <w:b/>
+                <w:i w:val="0"/>
+                <w:sz w:val="18"/>
+              </w:rPr>
+              <w:t>[SCREENSHOT REQUIRED]</w:t>
+            </w:r>
+          </w:p>
+          <w:p>
+            <w:r>
+              <w:rPr>
+                <w:rFonts w:ascii="Courier New" w:hAnsi="Courier New" w:cs="Courier New"/>
+                <w:b w:val="0"/>
+                <w:i w:val="0"/>
+                <w:sz w:val="18"/>
+              </w:rPr>
+              <w:t>HOW: Start all 3 services (8001, 8002, 8003)</w:t>
+            </w:r>
+          </w:p>
+          <w:p>
+            <w:r>
+              <w:rPr>
+                <w:rFonts w:ascii="Courier New" w:hAnsi="Courier New" w:cs="Courier New"/>
+                <w:b w:val="0"/>
+                <w:i w:val="0"/>
+                <w:sz w:val="18"/>
+              </w:rPr>
+              <w:t>Set APP_BACKEND=microservices → config:clear</w:t>
+            </w:r>
+          </w:p>
+          <w:p>
+            <w:r>
+              <w:rPr>
+                <w:rFonts w:ascii="Courier New" w:hAnsi="Courier New" w:cs="Courier New"/>
+                <w:b w:val="0"/>
+                <w:i w:val="0"/>
+                <w:sz w:val="18"/>
+              </w:rPr>
+              <w:t>Visit: localhost:8000/architecture</w:t>
+            </w:r>
+          </w:p>
+          <w:p>
+            <w:r>
+              <w:rPr>
+                <w:rFonts w:ascii="Courier New" w:hAnsi="Courier New" w:cs="Courier New"/>
+                <w:b w:val="0"/>
+                <w:i w:val="0"/>
+                <w:sz w:val="18"/>
+              </w:rPr>
+              <w:t>Screenshot: microservices diagram showing</w:t>
+            </w:r>
+          </w:p>
+          <w:p>
+            <w:r>
+              <w:rPr>
+                <w:rFonts w:ascii="Courier New" w:hAnsi="Courier New" w:cs="Courier New"/>
+                <w:b w:val="0"/>
+                <w:i w:val="0"/>
+                <w:sz w:val="18"/>
+              </w:rPr>
+              <w:t>all three services and HTTP connections</w:t>
+            </w:r>
+          </w:p>
+          <w:p>
+            <w:r>
+              <w:rPr>
+                <w:rFonts w:ascii="Cambria" w:hAnsi="Cambria" w:cs="Cambria"/>
+                <w:b w:val="0"/>
+                <w:i/>
+                <w:sz w:val="20"/>
+              </w:rPr>
+              <w:t>Caption: "Microservices under test — student (8001), course (8002), enrollment (8003)"</w:t>
+            </w:r>
+          </w:p>
+        </w:tc>
+      </w:tr>
+    </w:tbl>
+    <w:p/>
+    <w:p>
+      <w:r>
+        <w:rPr>
+          <w:rFonts w:ascii="Cambria" w:hAnsi="Cambria" w:cs="Cambria"/>
+          <w:b w:val="0"/>
+          <w:i w:val="0"/>
+          <w:sz w:val="20"/>
+        </w:rPr>
+        <w:t>The following table lists every edge case scenario implemented and tested across the three microservices. Each scenario specifies the HTTP status code, error code string, trigger condition, and which service handles the error.</w:t>
+      </w:r>
+    </w:p>
+    <w:tbl>
+      <w:tblPr>
+        <w:tblW w:type="auto" w:w="0"/>
+        <w:jc w:val="center"/>
+        <w:tblLook w:firstColumn="1" w:firstRow="1" w:lastColumn="0" w:lastRow="0" w:noHBand="0" w:noVBand="1" w:val="04A0"/>
+        <w:tblBorders>
+          <w:top w:val="single" w:sz="4" w:space="0" w:color="999999"/>
+          <w:left w:val="single" w:sz="4" w:space="0" w:color="999999"/>
+          <w:bottom w:val="single" w:sz="4" w:space="0" w:color="999999"/>
+          <w:right w:val="single" w:sz="4" w:space="0" w:color="999999"/>
+          <w:insideH w:val="single" w:sz="4" w:space="0" w:color="999999"/>
+          <w:insideV w:val="single" w:sz="4" w:space="0" w:color="999999"/>
+        </w:tblBorders>
+      </w:tblPr>
+      <w:tblGrid>
+        <w:gridCol w:w="2340"/>
+        <w:gridCol w:w="2340"/>
+        <w:gridCol w:w="2340"/>
+        <w:gridCol w:w="2340"/>
+      </w:tblGrid>
+      <w:tr>
+        <w:tc>
+          <w:tcPr>
+            <w:tcW w:type="dxa" w:w="2340"/>
+            <w:shd w:fill="2F5496"/>
+          </w:tcPr>
+          <w:p>
+            <w:pPr>
+              <w:jc w:val="left"/>
+            </w:pPr>
+            <w:r>
+              <w:rPr>
+                <w:rFonts w:ascii="Cambria" w:hAnsi="Cambria" w:cs="Cambria"/>
+                <w:b/>
+                <w:i w:val="0"/>
+                <w:color w:val="FFFFFF"/>
+                <w:sz w:val="20"/>
+              </w:rPr>
+              <w:t>Status</w:t>
+            </w:r>
+          </w:p>
+        </w:tc>
+        <w:tc>
+          <w:tcPr>
+            <w:tcW w:type="dxa" w:w="2340"/>
+            <w:shd w:fill="2F5496"/>
+          </w:tcPr>
+          <w:p>
+            <w:pPr>
+              <w:jc w:val="left"/>
+            </w:pPr>
+            <w:r>
+              <w:rPr>
+                <w:rFonts w:ascii="Cambria" w:hAnsi="Cambria" w:cs="Cambria"/>
+                <w:b/>
+                <w:i w:val="0"/>
+                <w:color w:val="FFFFFF"/>
+                <w:sz w:val="20"/>
+              </w:rPr>
+              <w:t>Error Code</w:t>
+            </w:r>
+          </w:p>
+        </w:tc>
+        <w:tc>
+          <w:tcPr>
+            <w:tcW w:type="dxa" w:w="2340"/>
+            <w:shd w:fill="2F5496"/>
+          </w:tcPr>
+          <w:p>
+            <w:pPr>
+              <w:jc w:val="left"/>
+            </w:pPr>
+            <w:r>
+              <w:rPr>
+                <w:rFonts w:ascii="Cambria" w:hAnsi="Cambria" w:cs="Cambria"/>
+                <w:b/>
+                <w:i w:val="0"/>
+                <w:color w:val="FFFFFF"/>
+                <w:sz w:val="20"/>
+              </w:rPr>
+              <w:t>Trigger</w:t>
+            </w:r>
+          </w:p>
+        </w:tc>
+        <w:tc>
+          <w:tcPr>
+            <w:tcW w:type="dxa" w:w="2340"/>
+            <w:shd w:fill="2F5496"/>
+          </w:tcPr>
+          <w:p>
+            <w:pPr>
+              <w:jc w:val="left"/>
+            </w:pPr>
+            <w:r>
+              <w:rPr>
+                <w:rFonts w:ascii="Cambria" w:hAnsi="Cambria" w:cs="Cambria"/>
+                <w:b/>
+                <w:i w:val="0"/>
+                <w:color w:val="FFFFFF"/>
                 <w:sz w:val="20"/>
               </w:rPr>
               <w:t>Service</w:t>
             </w:r>
           </w:p>
         </w:tc>
+      </w:tr>
+      <w:tr>
         <w:tc>
           <w:tcPr>
-            <w:tcW w:type="dxa" w:w="1234"/>
+            <w:tcW w:type="dxa" w:w="2340"/>
           </w:tcPr>
           <w:p>
             <w:r>
               <w:rPr>
-                <w:b/>
+                <w:rFonts w:ascii="Cambria" w:hAnsi="Cambria" w:cs="Cambria"/>
+                <w:b w:val="0"/>
+                <w:i w:val="0"/>
                 <w:sz w:val="20"/>
               </w:rPr>
-              <w:t>Port</w:t>
+              <w:t>201</w:t>
             </w:r>
           </w:p>
         </w:tc>
         <w:tc>
           <w:tcPr>
-            <w:tcW w:type="dxa" w:w="1234"/>
+            <w:tcW w:type="dxa" w:w="2340"/>
           </w:tcPr>
           <w:p>
             <w:r>
               <w:rPr>
-                <w:b/>
+                <w:rFonts w:ascii="Cambria" w:hAnsi="Cambria" w:cs="Cambria"/>
+                <w:b w:val="0"/>
+                <w:i w:val="0"/>
                 <w:sz w:val="20"/>
               </w:rPr>
-              <w:t>CRUD</w:t>
+              <w:t>—</w:t>
             </w:r>
           </w:p>
         </w:tc>
         <w:tc>
           <w:tcPr>
-            <w:tcW w:type="dxa" w:w="1234"/>
+            <w:tcW w:type="dxa" w:w="2340"/>
           </w:tcPr>
           <w:p>
             <w:r>
               <w:rPr>
-                <w:b/>
+                <w:rFonts w:ascii="Cambria" w:hAnsi="Cambria" w:cs="Cambria"/>
+                <w:b w:val="0"/>
+                <w:i w:val="0"/>
+                <w:sz w:val="20"/>
+              </w:rPr>
+              <w:t>Successful creation</w:t>
+            </w:r>
+          </w:p>
+        </w:tc>
+        <w:tc>
+          <w:tcPr>
+            <w:tcW w:type="dxa" w:w="2340"/>
+          </w:tcPr>
+          <w:p>
+            <w:r>
+              <w:rPr>
+                <w:rFonts w:ascii="Cambria" w:hAnsi="Cambria" w:cs="Cambria"/>
+                <w:b w:val="0"/>
+                <w:i w:val="0"/>
+                <w:sz w:val="20"/>
+              </w:rPr>
+              <w:t>All</w:t>
+            </w:r>
+          </w:p>
+        </w:tc>
+      </w:tr>
+      <w:tr>
+        <w:tc>
+          <w:tcPr>
+            <w:tcW w:type="dxa" w:w="2340"/>
+            <w:shd w:fill="F2F2F2"/>
+          </w:tcPr>
+          <w:p>
+            <w:r>
+              <w:rPr>
+                <w:rFonts w:ascii="Cambria" w:hAnsi="Cambria" w:cs="Cambria"/>
+                <w:b w:val="0"/>
+                <w:i w:val="0"/>
+                <w:sz w:val="20"/>
+              </w:rPr>
+              <w:t>200</w:t>
+            </w:r>
+          </w:p>
+        </w:tc>
+        <w:tc>
+          <w:tcPr>
+            <w:tcW w:type="dxa" w:w="2340"/>
+            <w:shd w:fill="F2F2F2"/>
+          </w:tcPr>
+          <w:p>
+            <w:r>
+              <w:rPr>
+                <w:rFonts w:ascii="Cambria" w:hAnsi="Cambria" w:cs="Cambria"/>
+                <w:b w:val="0"/>
+                <w:i w:val="0"/>
+                <w:sz w:val="20"/>
+              </w:rPr>
+              <w:t>—</w:t>
+            </w:r>
+          </w:p>
+        </w:tc>
+        <w:tc>
+          <w:tcPr>
+            <w:tcW w:type="dxa" w:w="2340"/>
+            <w:shd w:fill="F2F2F2"/>
+          </w:tcPr>
+          <w:p>
+            <w:r>
+              <w:rPr>
+                <w:rFonts w:ascii="Cambria" w:hAnsi="Cambria" w:cs="Cambria"/>
+                <w:b w:val="0"/>
+                <w:i w:val="0"/>
+                <w:sz w:val="20"/>
+              </w:rPr>
+              <w:t>Successful read/update/delete</w:t>
+            </w:r>
+          </w:p>
+        </w:tc>
+        <w:tc>
+          <w:tcPr>
+            <w:tcW w:type="dxa" w:w="2340"/>
+            <w:shd w:fill="F2F2F2"/>
+          </w:tcPr>
+          <w:p>
+            <w:r>
+              <w:rPr>
+                <w:rFonts w:ascii="Cambria" w:hAnsi="Cambria" w:cs="Cambria"/>
+                <w:b w:val="0"/>
+                <w:i w:val="0"/>
+                <w:sz w:val="20"/>
+              </w:rPr>
+              <w:t>All</w:t>
+            </w:r>
+          </w:p>
+        </w:tc>
+      </w:tr>
+      <w:tr>
+        <w:tc>
+          <w:tcPr>
+            <w:tcW w:type="dxa" w:w="2340"/>
+          </w:tcPr>
+          <w:p>
+            <w:r>
+              <w:rPr>
+                <w:rFonts w:ascii="Cambria" w:hAnsi="Cambria" w:cs="Cambria"/>
+                <w:b w:val="0"/>
+                <w:i w:val="0"/>
                 <w:sz w:val="20"/>
               </w:rPr>
               <w:t>400</w:t>
@@ -336,12 +530,65 @@
         </w:tc>
         <w:tc>
           <w:tcPr>
-            <w:tcW w:type="dxa" w:w="1234"/>
+            <w:tcW w:type="dxa" w:w="2340"/>
           </w:tcPr>
           <w:p>
             <w:r>
               <w:rPr>
-                <w:b/>
+                <w:rFonts w:ascii="Cambria" w:hAnsi="Cambria" w:cs="Cambria"/>
+                <w:b w:val="0"/>
+                <w:i w:val="0"/>
+                <w:sz w:val="20"/>
+              </w:rPr>
+              <w:t>VALIDATION_ERROR</w:t>
+            </w:r>
+          </w:p>
+        </w:tc>
+        <w:tc>
+          <w:tcPr>
+            <w:tcW w:type="dxa" w:w="2340"/>
+          </w:tcPr>
+          <w:p>
+            <w:r>
+              <w:rPr>
+                <w:rFonts w:ascii="Cambria" w:hAnsi="Cambria" w:cs="Cambria"/>
+                <w:b w:val="0"/>
+                <w:i w:val="0"/>
+                <w:sz w:val="20"/>
+              </w:rPr>
+              <w:t>Missing or invalid fields</w:t>
+            </w:r>
+          </w:p>
+        </w:tc>
+        <w:tc>
+          <w:tcPr>
+            <w:tcW w:type="dxa" w:w="2340"/>
+          </w:tcPr>
+          <w:p>
+            <w:r>
+              <w:rPr>
+                <w:rFonts w:ascii="Cambria" w:hAnsi="Cambria" w:cs="Cambria"/>
+                <w:b w:val="0"/>
+                <w:i w:val="0"/>
+                <w:sz w:val="20"/>
+              </w:rPr>
+              <w:t>All</w:t>
+            </w:r>
+          </w:p>
+        </w:tc>
+      </w:tr>
+      <w:tr>
+        <w:tc>
+          <w:tcPr>
+            <w:tcW w:type="dxa" w:w="2340"/>
+            <w:shd w:fill="F2F2F2"/>
+          </w:tcPr>
+          <w:p>
+            <w:r>
+              <w:rPr>
+                <w:rFonts w:ascii="Cambria" w:hAnsi="Cambria" w:cs="Cambria"/>
+                <w:b w:val="0"/>
+                <w:i w:val="0"/>
                 <w:sz w:val="20"/>
               </w:rPr>
               <w:t>404</w:t>
@@ -350,12 +597,203 @@
         </w:tc>
         <w:tc>
           <w:tcPr>
-            <w:tcW w:type="dxa" w:w="1234"/>
+            <w:tcW w:type="dxa" w:w="2340"/>
+            <w:shd w:fill="F2F2F2"/>
           </w:tcPr>
           <w:p>
             <w:r>
               <w:rPr>
-                <w:b/>
+                <w:rFonts w:ascii="Cambria" w:hAnsi="Cambria" w:cs="Cambria"/>
+                <w:b w:val="0"/>
+                <w:i w:val="0"/>
+                <w:sz w:val="20"/>
+              </w:rPr>
+              <w:t>NOT_FOUND</w:t>
+            </w:r>
+          </w:p>
+        </w:tc>
+        <w:tc>
+          <w:tcPr>
+            <w:tcW w:type="dxa" w:w="2340"/>
+            <w:shd w:fill="F2F2F2"/>
+          </w:tcPr>
+          <w:p>
+            <w:r>
+              <w:rPr>
+                <w:rFonts w:ascii="Cambria" w:hAnsi="Cambria" w:cs="Cambria"/>
+                <w:b w:val="0"/>
+                <w:i w:val="0"/>
+                <w:sz w:val="20"/>
+              </w:rPr>
+              <w:t>Resource ID does not exist</w:t>
+            </w:r>
+          </w:p>
+        </w:tc>
+        <w:tc>
+          <w:tcPr>
+            <w:tcW w:type="dxa" w:w="2340"/>
+            <w:shd w:fill="F2F2F2"/>
+          </w:tcPr>
+          <w:p>
+            <w:r>
+              <w:rPr>
+                <w:rFonts w:ascii="Cambria" w:hAnsi="Cambria" w:cs="Cambria"/>
+                <w:b w:val="0"/>
+                <w:i w:val="0"/>
+                <w:sz w:val="20"/>
+              </w:rPr>
+              <w:t>All</w:t>
+            </w:r>
+          </w:p>
+        </w:tc>
+      </w:tr>
+      <w:tr>
+        <w:tc>
+          <w:tcPr>
+            <w:tcW w:type="dxa" w:w="2340"/>
+          </w:tcPr>
+          <w:p>
+            <w:r>
+              <w:rPr>
+                <w:rFonts w:ascii="Cambria" w:hAnsi="Cambria" w:cs="Cambria"/>
+                <w:b w:val="0"/>
+                <w:i w:val="0"/>
+                <w:sz w:val="20"/>
+              </w:rPr>
+              <w:t>404</w:t>
+            </w:r>
+          </w:p>
+        </w:tc>
+        <w:tc>
+          <w:tcPr>
+            <w:tcW w:type="dxa" w:w="2340"/>
+          </w:tcPr>
+          <w:p>
+            <w:r>
+              <w:rPr>
+                <w:rFonts w:ascii="Cambria" w:hAnsi="Cambria" w:cs="Cambria"/>
+                <w:b w:val="0"/>
+                <w:i w:val="0"/>
+                <w:sz w:val="20"/>
+              </w:rPr>
+              <w:t>STUDENT_NOT_FOUND</w:t>
+            </w:r>
+          </w:p>
+        </w:tc>
+        <w:tc>
+          <w:tcPr>
+            <w:tcW w:type="dxa" w:w="2340"/>
+          </w:tcPr>
+          <w:p>
+            <w:r>
+              <w:rPr>
+                <w:rFonts w:ascii="Cambria" w:hAnsi="Cambria" w:cs="Cambria"/>
+                <w:b w:val="0"/>
+                <w:i w:val="0"/>
+                <w:sz w:val="20"/>
+              </w:rPr>
+              <w:t>Invalid student on enroll</w:t>
+            </w:r>
+          </w:p>
+        </w:tc>
+        <w:tc>
+          <w:tcPr>
+            <w:tcW w:type="dxa" w:w="2340"/>
+          </w:tcPr>
+          <w:p>
+            <w:r>
+              <w:rPr>
+                <w:rFonts w:ascii="Cambria" w:hAnsi="Cambria" w:cs="Cambria"/>
+                <w:b w:val="0"/>
+                <w:i w:val="0"/>
+                <w:sz w:val="20"/>
+              </w:rPr>
+              <w:t>Enrollment</w:t>
+            </w:r>
+          </w:p>
+        </w:tc>
+      </w:tr>
+      <w:tr>
+        <w:tc>
+          <w:tcPr>
+            <w:tcW w:type="dxa" w:w="2340"/>
+            <w:shd w:fill="F2F2F2"/>
+          </w:tcPr>
+          <w:p>
+            <w:r>
+              <w:rPr>
+                <w:rFonts w:ascii="Cambria" w:hAnsi="Cambria" w:cs="Cambria"/>
+                <w:b w:val="0"/>
+                <w:i w:val="0"/>
+                <w:sz w:val="20"/>
+              </w:rPr>
+              <w:t>404</w:t>
+            </w:r>
+          </w:p>
+        </w:tc>
+        <w:tc>
+          <w:tcPr>
+            <w:tcW w:type="dxa" w:w="2340"/>
+            <w:shd w:fill="F2F2F2"/>
+          </w:tcPr>
+          <w:p>
+            <w:r>
+              <w:rPr>
+                <w:rFonts w:ascii="Cambria" w:hAnsi="Cambria" w:cs="Cambria"/>
+                <w:b w:val="0"/>
+                <w:i w:val="0"/>
+                <w:sz w:val="20"/>
+              </w:rPr>
+              <w:t>COURSE_NOT_FOUND</w:t>
+            </w:r>
+          </w:p>
+        </w:tc>
+        <w:tc>
+          <w:tcPr>
+            <w:tcW w:type="dxa" w:w="2340"/>
+            <w:shd w:fill="F2F2F2"/>
+          </w:tcPr>
+          <w:p>
+            <w:r>
+              <w:rPr>
+                <w:rFonts w:ascii="Cambria" w:hAnsi="Cambria" w:cs="Cambria"/>
+                <w:b w:val="0"/>
+                <w:i w:val="0"/>
+                <w:sz w:val="20"/>
+              </w:rPr>
+              <w:t>Invalid course on enroll</w:t>
+            </w:r>
+          </w:p>
+        </w:tc>
+        <w:tc>
+          <w:tcPr>
+            <w:tcW w:type="dxa" w:w="2340"/>
+            <w:shd w:fill="F2F2F2"/>
+          </w:tcPr>
+          <w:p>
+            <w:r>
+              <w:rPr>
+                <w:rFonts w:ascii="Cambria" w:hAnsi="Cambria" w:cs="Cambria"/>
+                <w:b w:val="0"/>
+                <w:i w:val="0"/>
+                <w:sz w:val="20"/>
+              </w:rPr>
+              <w:t>Enrollment</w:t>
+            </w:r>
+          </w:p>
+        </w:tc>
+      </w:tr>
+      <w:tr>
+        <w:tc>
+          <w:tcPr>
+            <w:tcW w:type="dxa" w:w="2340"/>
+          </w:tcPr>
+          <w:p>
+            <w:r>
+              <w:rPr>
+                <w:rFonts w:ascii="Cambria" w:hAnsi="Cambria" w:cs="Cambria"/>
+                <w:b w:val="0"/>
+                <w:i w:val="0"/>
                 <w:sz w:val="20"/>
               </w:rPr>
               <w:t>409</w:t>
@@ -364,15 +802,49 @@
         </w:tc>
         <w:tc>
           <w:tcPr>
-            <w:tcW w:type="dxa" w:w="1234"/>
+            <w:tcW w:type="dxa" w:w="2340"/>
           </w:tcPr>
           <w:p>
             <w:r>
               <w:rPr>
-                <w:b/>
+                <w:rFonts w:ascii="Cambria" w:hAnsi="Cambria" w:cs="Cambria"/>
+                <w:b w:val="0"/>
+                <w:i w:val="0"/>
                 <w:sz w:val="20"/>
               </w:rPr>
-              <w:t>503/504</w:t>
+              <w:t>DUPLICATE_EMAIL</w:t>
+            </w:r>
+          </w:p>
+        </w:tc>
+        <w:tc>
+          <w:tcPr>
+            <w:tcW w:type="dxa" w:w="2340"/>
+          </w:tcPr>
+          <w:p>
+            <w:r>
+              <w:rPr>
+                <w:rFonts w:ascii="Cambria" w:hAnsi="Cambria" w:cs="Cambria"/>
+                <w:b w:val="0"/>
+                <w:i w:val="0"/>
+                <w:sz w:val="20"/>
+              </w:rPr>
+              <w:t>Email already registered</w:t>
+            </w:r>
+          </w:p>
+        </w:tc>
+        <w:tc>
+          <w:tcPr>
+            <w:tcW w:type="dxa" w:w="2340"/>
+          </w:tcPr>
+          <w:p>
+            <w:r>
+              <w:rPr>
+                <w:rFonts w:ascii="Cambria" w:hAnsi="Cambria" w:cs="Cambria"/>
+                <w:b w:val="0"/>
+                <w:i w:val="0"/>
+                <w:sz w:val="20"/>
+              </w:rPr>
+              <w:t>Student</w:t>
             </w:r>
           </w:p>
         </w:tc>
@@ -380,92 +852,69 @@
       <w:tr>
         <w:tc>
           <w:tcPr>
-            <w:tcW w:type="dxa" w:w="1234"/>
+            <w:tcW w:type="dxa" w:w="2340"/>
+            <w:shd w:fill="F2F2F2"/>
           </w:tcPr>
           <w:p>
             <w:r>
               <w:rPr>
+                <w:rFonts w:ascii="Cambria" w:hAnsi="Cambria" w:cs="Cambria"/>
+                <w:b w:val="0"/>
+                <w:i w:val="0"/>
                 <w:sz w:val="20"/>
               </w:rPr>
-              <w:t>student-service</w:t>
+              <w:t>409</w:t>
             </w:r>
           </w:p>
         </w:tc>
         <w:tc>
           <w:tcPr>
-            <w:tcW w:type="dxa" w:w="1234"/>
+            <w:tcW w:type="dxa" w:w="2340"/>
+            <w:shd w:fill="F2F2F2"/>
           </w:tcPr>
           <w:p>
             <w:r>
               <w:rPr>
+                <w:rFonts w:ascii="Cambria" w:hAnsi="Cambria" w:cs="Cambria"/>
+                <w:b w:val="0"/>
+                <w:i w:val="0"/>
                 <w:sz w:val="20"/>
               </w:rPr>
-              <w:t>8001</w:t>
+              <w:t>DUPLICATE_ENROLLMENT</w:t>
             </w:r>
           </w:p>
         </w:tc>
         <w:tc>
           <w:tcPr>
-            <w:tcW w:type="dxa" w:w="1234"/>
+            <w:tcW w:type="dxa" w:w="2340"/>
+            <w:shd w:fill="F2F2F2"/>
           </w:tcPr>
           <w:p>
             <w:r>
               <w:rPr>
+                <w:rFonts w:ascii="Cambria" w:hAnsi="Cambria" w:cs="Cambria"/>
+                <w:b w:val="0"/>
+                <w:i w:val="0"/>
                 <w:sz w:val="20"/>
               </w:rPr>
-              <w:t>Pass</w:t>
+              <w:t>Student already in course</w:t>
             </w:r>
           </w:p>
         </w:tc>
         <w:tc>
           <w:tcPr>
-            <w:tcW w:type="dxa" w:w="1234"/>
+            <w:tcW w:type="dxa" w:w="2340"/>
+            <w:shd w:fill="F2F2F2"/>
           </w:tcPr>
           <w:p>
             <w:r>
               <w:rPr>
+                <w:rFonts w:ascii="Cambria" w:hAnsi="Cambria" w:cs="Cambria"/>
+                <w:b w:val="0"/>
+                <w:i w:val="0"/>
                 <w:sz w:val="20"/>
               </w:rPr>
-              <w:t>Pass</w:t>
-            </w:r>
-          </w:p>
-        </w:tc>
-        <w:tc>
-          <w:tcPr>
-            <w:tcW w:type="dxa" w:w="1234"/>
-          </w:tcPr>
-          <w:p>
-            <w:r>
-              <w:rPr>
-                <w:sz w:val="20"/>
-              </w:rPr>
-              <w:t>Pass</w:t>
-            </w:r>
-          </w:p>
-        </w:tc>
-        <w:tc>
-          <w:tcPr>
-            <w:tcW w:type="dxa" w:w="1234"/>
-          </w:tcPr>
-          <w:p>
-            <w:r>
-              <w:rPr>
-                <w:sz w:val="20"/>
-              </w:rPr>
-              <w:t>Pass</w:t>
-            </w:r>
-          </w:p>
-        </w:tc>
-        <w:tc>
-          <w:tcPr>
-            <w:tcW w:type="dxa" w:w="1234"/>
-          </w:tcPr>
-          <w:p>
-            <w:r>
-              <w:rPr>
-                <w:sz w:val="20"/>
-              </w:rPr>
-              <w:t>N/A</w:t>
+              <w:t>Enrollment</w:t>
             </w:r>
           </w:p>
         </w:tc>
@@ -473,92 +922,65 @@
       <w:tr>
         <w:tc>
           <w:tcPr>
-            <w:tcW w:type="dxa" w:w="1234"/>
+            <w:tcW w:type="dxa" w:w="2340"/>
           </w:tcPr>
           <w:p>
             <w:r>
               <w:rPr>
+                <w:rFonts w:ascii="Cambria" w:hAnsi="Cambria" w:cs="Cambria"/>
+                <w:b w:val="0"/>
+                <w:i w:val="0"/>
                 <w:sz w:val="20"/>
               </w:rPr>
-              <w:t>course-service</w:t>
+              <w:t>503</w:t>
             </w:r>
           </w:p>
         </w:tc>
         <w:tc>
           <w:tcPr>
-            <w:tcW w:type="dxa" w:w="1234"/>
+            <w:tcW w:type="dxa" w:w="2340"/>
           </w:tcPr>
           <w:p>
             <w:r>
               <w:rPr>
+                <w:rFonts w:ascii="Cambria" w:hAnsi="Cambria" w:cs="Cambria"/>
+                <w:b w:val="0"/>
+                <w:i w:val="0"/>
                 <w:sz w:val="20"/>
               </w:rPr>
-              <w:t>8002</w:t>
+              <w:t>SERVICE_UNAVAILABLE</w:t>
             </w:r>
           </w:p>
         </w:tc>
         <w:tc>
           <w:tcPr>
-            <w:tcW w:type="dxa" w:w="1234"/>
+            <w:tcW w:type="dxa" w:w="2340"/>
           </w:tcPr>
           <w:p>
             <w:r>
               <w:rPr>
+                <w:rFonts w:ascii="Cambria" w:hAnsi="Cambria" w:cs="Cambria"/>
+                <w:b w:val="0"/>
+                <w:i w:val="0"/>
                 <w:sz w:val="20"/>
               </w:rPr>
-              <w:t>Pass</w:t>
+              <w:t>Dependency service offline</w:t>
             </w:r>
           </w:p>
         </w:tc>
         <w:tc>
           <w:tcPr>
-            <w:tcW w:type="dxa" w:w="1234"/>
+            <w:tcW w:type="dxa" w:w="2340"/>
           </w:tcPr>
           <w:p>
             <w:r>
               <w:rPr>
+                <w:rFonts w:ascii="Cambria" w:hAnsi="Cambria" w:cs="Cambria"/>
+                <w:b w:val="0"/>
+                <w:i w:val="0"/>
                 <w:sz w:val="20"/>
               </w:rPr>
-              <w:t>Pass</w:t>
-            </w:r>
-          </w:p>
-        </w:tc>
-        <w:tc>
-          <w:tcPr>
-            <w:tcW w:type="dxa" w:w="1234"/>
-          </w:tcPr>
-          <w:p>
-            <w:r>
-              <w:rPr>
-                <w:sz w:val="20"/>
-              </w:rPr>
-              <w:t>Pass</w:t>
-            </w:r>
-          </w:p>
-        </w:tc>
-        <w:tc>
-          <w:tcPr>
-            <w:tcW w:type="dxa" w:w="1234"/>
-          </w:tcPr>
-          <w:p>
-            <w:r>
-              <w:rPr>
-                <w:sz w:val="20"/>
-              </w:rPr>
-              <w:t>N/A</w:t>
-            </w:r>
-          </w:p>
-        </w:tc>
-        <w:tc>
-          <w:tcPr>
-            <w:tcW w:type="dxa" w:w="1234"/>
-          </w:tcPr>
-          <w:p>
-            <w:r>
-              <w:rPr>
-                <w:sz w:val="20"/>
-              </w:rPr>
-              <w:t>N/A</w:t>
+              <w:t>Enrollment</w:t>
             </w:r>
           </w:p>
         </w:tc>
@@ -566,165 +988,2611 @@
       <w:tr>
         <w:tc>
           <w:tcPr>
-            <w:tcW w:type="dxa" w:w="1234"/>
+            <w:tcW w:type="dxa" w:w="2340"/>
+            <w:shd w:fill="F2F2F2"/>
           </w:tcPr>
           <w:p>
             <w:r>
               <w:rPr>
+                <w:rFonts w:ascii="Cambria" w:hAnsi="Cambria" w:cs="Cambria"/>
+                <w:b w:val="0"/>
+                <w:i w:val="0"/>
                 <w:sz w:val="20"/>
               </w:rPr>
-              <w:t>enrollment-service</w:t>
+              <w:t>504</w:t>
             </w:r>
           </w:p>
         </w:tc>
         <w:tc>
           <w:tcPr>
-            <w:tcW w:type="dxa" w:w="1234"/>
+            <w:tcW w:type="dxa" w:w="2340"/>
+            <w:shd w:fill="F2F2F2"/>
           </w:tcPr>
           <w:p>
             <w:r>
               <w:rPr>
+                <w:rFonts w:ascii="Cambria" w:hAnsi="Cambria" w:cs="Cambria"/>
+                <w:b w:val="0"/>
+                <w:i w:val="0"/>
                 <w:sz w:val="20"/>
               </w:rPr>
-              <w:t>8003</w:t>
+              <w:t>GATEWAY_TIMEOUT</w:t>
             </w:r>
           </w:p>
         </w:tc>
         <w:tc>
           <w:tcPr>
-            <w:tcW w:type="dxa" w:w="1234"/>
+            <w:tcW w:type="dxa" w:w="2340"/>
+            <w:shd w:fill="F2F2F2"/>
           </w:tcPr>
           <w:p>
             <w:r>
               <w:rPr>
+                <w:rFonts w:ascii="Cambria" w:hAnsi="Cambria" w:cs="Cambria"/>
+                <w:b w:val="0"/>
+                <w:i w:val="0"/>
                 <w:sz w:val="20"/>
               </w:rPr>
-              <w:t>Pass</w:t>
+              <w:t>Dependency too slow</w:t>
             </w:r>
           </w:p>
         </w:tc>
         <w:tc>
           <w:tcPr>
-            <w:tcW w:type="dxa" w:w="1234"/>
+            <w:tcW w:type="dxa" w:w="2340"/>
+            <w:shd w:fill="F2F2F2"/>
           </w:tcPr>
           <w:p>
             <w:r>
               <w:rPr>
+                <w:rFonts w:ascii="Cambria" w:hAnsi="Cambria" w:cs="Cambria"/>
+                <w:b w:val="0"/>
+                <w:i w:val="0"/>
                 <w:sz w:val="20"/>
               </w:rPr>
-              <w:t>Pass</w:t>
+              <w:t>Enrollment</w:t>
+            </w:r>
+          </w:p>
+        </w:tc>
+      </w:tr>
+    </w:tbl>
+    <w:p/>
+    <w:p>
+      <w:pPr>
+        <w:spacing w:before="240" w:after="120"/>
+      </w:pPr>
+      <w:r>
+        <w:rPr>
+          <w:rFonts w:ascii="Cambria" w:hAnsi="Cambria" w:cs="Cambria"/>
+          <w:b/>
+          <w:i w:val="0"/>
+          <w:sz w:val="22"/>
+        </w:rPr>
+        <w:t>Test Commands</w:t>
+      </w:r>
+    </w:p>
+    <w:p>
+      <w:r>
+        <w:rPr>
+          <w:rFonts w:ascii="Cambria" w:hAnsi="Cambria" w:cs="Cambria"/>
+          <w:b/>
+          <w:i w:val="0"/>
+          <w:sz w:val="20"/>
+        </w:rPr>
+        <w:t>Happy Path — 200/201</w:t>
+      </w:r>
+    </w:p>
+    <w:p>
+      <w:r>
+        <w:rPr>
+          <w:rFonts w:ascii="Cambria" w:hAnsi="Cambria" w:cs="Cambria"/>
+          <w:b w:val="0"/>
+          <w:i w:val="0"/>
+          <w:sz w:val="20"/>
+        </w:rPr>
+        <w:t>GET all students — HTTP 200:</w:t>
+      </w:r>
+    </w:p>
+    <w:p>
+      <w:pPr>
+        <w:spacing w:line="240" w:lineRule="auto" w:before="0" w:after="0"/>
+        <w:ind w:left="360"/>
+      </w:pPr>
+      <w:r>
+        <w:rPr>
+          <w:rFonts w:ascii="Courier New" w:hAnsi="Courier New" w:cs="Courier New"/>
+          <w:b w:val="0"/>
+          <w:i w:val="0"/>
+          <w:sz w:val="18"/>
+        </w:rPr>
+        <w:t>curl -i http://localhost:8001/api/students</w:t>
+      </w:r>
+    </w:p>
+    <w:tbl>
+      <w:tblPr>
+        <w:tblW w:type="auto" w:w="0"/>
+        <w:jc w:val="center"/>
+        <w:tblLook w:firstColumn="1" w:firstRow="1" w:lastColumn="0" w:lastRow="0" w:noHBand="0" w:noVBand="1" w:val="04A0"/>
+      </w:tblPr>
+      <w:tblGrid>
+        <w:gridCol w:w="9360"/>
+      </w:tblGrid>
+      <w:tr>
+        <w:tc>
+          <w:tcPr>
+            <w:tcW w:type="dxa" w:w="9360"/>
+            <w:shd w:fill="F2F2F2"/>
+            <w:tcBorders>
+              <w:top w:val="single" w:sz="8" w:space="0" w:color="999999"/>
+              <w:left w:val="single" w:sz="8" w:space="0" w:color="999999"/>
+              <w:bottom w:val="single" w:sz="8" w:space="0" w:color="999999"/>
+              <w:right w:val="single" w:sz="8" w:space="0" w:color="999999"/>
+            </w:tcBorders>
+            <w:tcW w:w="9000" w:type="dxa"/>
+          </w:tcPr>
+          <w:p>
+            <w:r>
+              <w:rPr>
+                <w:rFonts w:ascii="Courier New" w:hAnsi="Courier New" w:cs="Courier New"/>
+                <w:b/>
+                <w:i w:val="0"/>
+                <w:sz w:val="18"/>
+              </w:rPr>
+              <w:t>[SCREENSHOT REQUIRED — TERMINAL OUTPUT]</w:t>
+            </w:r>
+          </w:p>
+          <w:p>
+            <w:r>
+              <w:rPr>
+                <w:rFonts w:ascii="Courier New" w:hAnsi="Courier New" w:cs="Courier New"/>
+                <w:b w:val="0"/>
+                <w:i w:val="0"/>
+                <w:sz w:val="18"/>
+              </w:rPr>
+              <w:t>HOW: Run the command above in your terminal</w:t>
+            </w:r>
+          </w:p>
+          <w:p>
+            <w:r>
+              <w:rPr>
+                <w:rFonts w:ascii="Courier New" w:hAnsi="Courier New" w:cs="Courier New"/>
+                <w:b w:val="0"/>
+                <w:i w:val="0"/>
+                <w:sz w:val="18"/>
+              </w:rPr>
+              <w:t>Screenshot the full terminal output showing HTTP status line and JSON body</w:t>
+            </w:r>
+          </w:p>
+          <w:p>
+            <w:r>
+              <w:rPr>
+                <w:rFonts w:ascii="Cambria" w:hAnsi="Cambria" w:cs="Cambria"/>
+                <w:b w:val="0"/>
+                <w:i/>
+                <w:sz w:val="20"/>
+              </w:rPr>
+              <w:t>Caption: "GET all students — HTTP 200"</w:t>
+            </w:r>
+          </w:p>
+        </w:tc>
+      </w:tr>
+    </w:tbl>
+    <w:p/>
+    <w:p>
+      <w:r>
+        <w:rPr>
+          <w:rFonts w:ascii="Cambria" w:hAnsi="Cambria" w:cs="Cambria"/>
+          <w:b w:val="0"/>
+          <w:i w:val="0"/>
+          <w:sz w:val="20"/>
+        </w:rPr>
+        <w:t>POST valid student — HTTP 201:</w:t>
+      </w:r>
+    </w:p>
+    <w:p>
+      <w:pPr>
+        <w:spacing w:line="240" w:lineRule="auto" w:before="0" w:after="0"/>
+        <w:ind w:left="360"/>
+      </w:pPr>
+      <w:r>
+        <w:rPr>
+          <w:rFonts w:ascii="Courier New" w:hAnsi="Courier New" w:cs="Courier New"/>
+          <w:b w:val="0"/>
+          <w:i w:val="0"/>
+          <w:sz w:val="18"/>
+        </w:rPr>
+        <w:t>curl -i -X POST http://localhost:8001/api/students \</w:t>
+      </w:r>
+    </w:p>
+    <w:p>
+      <w:pPr>
+        <w:spacing w:line="240" w:lineRule="auto" w:before="0" w:after="0"/>
+        <w:ind w:left="360"/>
+      </w:pPr>
+      <w:r>
+        <w:rPr>
+          <w:rFonts w:ascii="Courier New" w:hAnsi="Courier New" w:cs="Courier New"/>
+          <w:b w:val="0"/>
+          <w:i w:val="0"/>
+          <w:sz w:val="18"/>
+        </w:rPr>
+        <w:t xml:space="preserve">  -H "Content-Type: application/json" \</w:t>
+      </w:r>
+    </w:p>
+    <w:p>
+      <w:pPr>
+        <w:spacing w:line="240" w:lineRule="auto" w:before="0" w:after="0"/>
+        <w:ind w:left="360"/>
+      </w:pPr>
+      <w:r>
+        <w:rPr>
+          <w:rFonts w:ascii="Courier New" w:hAnsi="Courier New" w:cs="Courier New"/>
+          <w:b w:val="0"/>
+          <w:i w:val="0"/>
+          <w:sz w:val="18"/>
+        </w:rPr>
+        <w:t xml:space="preserve">  -d '{"name":"Test Student","email":"test@example.com"}'</w:t>
+      </w:r>
+    </w:p>
+    <w:tbl>
+      <w:tblPr>
+        <w:tblW w:type="auto" w:w="0"/>
+        <w:jc w:val="center"/>
+        <w:tblLook w:firstColumn="1" w:firstRow="1" w:lastColumn="0" w:lastRow="0" w:noHBand="0" w:noVBand="1" w:val="04A0"/>
+      </w:tblPr>
+      <w:tblGrid>
+        <w:gridCol w:w="9360"/>
+      </w:tblGrid>
+      <w:tr>
+        <w:tc>
+          <w:tcPr>
+            <w:tcW w:type="dxa" w:w="9360"/>
+            <w:shd w:fill="F2F2F2"/>
+            <w:tcBorders>
+              <w:top w:val="single" w:sz="8" w:space="0" w:color="999999"/>
+              <w:left w:val="single" w:sz="8" w:space="0" w:color="999999"/>
+              <w:bottom w:val="single" w:sz="8" w:space="0" w:color="999999"/>
+              <w:right w:val="single" w:sz="8" w:space="0" w:color="999999"/>
+            </w:tcBorders>
+            <w:tcW w:w="9000" w:type="dxa"/>
+          </w:tcPr>
+          <w:p>
+            <w:r>
+              <w:rPr>
+                <w:rFonts w:ascii="Courier New" w:hAnsi="Courier New" w:cs="Courier New"/>
+                <w:b/>
+                <w:i w:val="0"/>
+                <w:sz w:val="18"/>
+              </w:rPr>
+              <w:t>[SCREENSHOT REQUIRED — TERMINAL OUTPUT]</w:t>
+            </w:r>
+          </w:p>
+          <w:p>
+            <w:r>
+              <w:rPr>
+                <w:rFonts w:ascii="Courier New" w:hAnsi="Courier New" w:cs="Courier New"/>
+                <w:b w:val="0"/>
+                <w:i w:val="0"/>
+                <w:sz w:val="18"/>
+              </w:rPr>
+              <w:t>HOW: Run the command above in your terminal</w:t>
+            </w:r>
+          </w:p>
+          <w:p>
+            <w:r>
+              <w:rPr>
+                <w:rFonts w:ascii="Courier New" w:hAnsi="Courier New" w:cs="Courier New"/>
+                <w:b w:val="0"/>
+                <w:i w:val="0"/>
+                <w:sz w:val="18"/>
+              </w:rPr>
+              <w:t>Screenshot the full terminal output showing HTTP status line and JSON body</w:t>
+            </w:r>
+          </w:p>
+          <w:p>
+            <w:r>
+              <w:rPr>
+                <w:rFonts w:ascii="Cambria" w:hAnsi="Cambria" w:cs="Cambria"/>
+                <w:b w:val="0"/>
+                <w:i/>
+                <w:sz w:val="20"/>
+              </w:rPr>
+              <w:t>Caption: "POST valid student — HTTP 201"</w:t>
+            </w:r>
+          </w:p>
+        </w:tc>
+      </w:tr>
+    </w:tbl>
+    <w:p/>
+    <w:p>
+      <w:r>
+        <w:rPr>
+          <w:rFonts w:ascii="Cambria" w:hAnsi="Cambria" w:cs="Cambria"/>
+          <w:b w:val="0"/>
+          <w:i w:val="0"/>
+          <w:sz w:val="20"/>
+        </w:rPr>
+        <w:t>GET all courses — HTTP 200:</w:t>
+      </w:r>
+    </w:p>
+    <w:p>
+      <w:pPr>
+        <w:spacing w:line="240" w:lineRule="auto" w:before="0" w:after="0"/>
+        <w:ind w:left="360"/>
+      </w:pPr>
+      <w:r>
+        <w:rPr>
+          <w:rFonts w:ascii="Courier New" w:hAnsi="Courier New" w:cs="Courier New"/>
+          <w:b w:val="0"/>
+          <w:i w:val="0"/>
+          <w:sz w:val="18"/>
+        </w:rPr>
+        <w:t>curl -i http://localhost:8002/api/courses</w:t>
+      </w:r>
+    </w:p>
+    <w:tbl>
+      <w:tblPr>
+        <w:tblW w:type="auto" w:w="0"/>
+        <w:jc w:val="center"/>
+        <w:tblLook w:firstColumn="1" w:firstRow="1" w:lastColumn="0" w:lastRow="0" w:noHBand="0" w:noVBand="1" w:val="04A0"/>
+      </w:tblPr>
+      <w:tblGrid>
+        <w:gridCol w:w="9360"/>
+      </w:tblGrid>
+      <w:tr>
+        <w:tc>
+          <w:tcPr>
+            <w:tcW w:type="dxa" w:w="9360"/>
+            <w:shd w:fill="F2F2F2"/>
+            <w:tcBorders>
+              <w:top w:val="single" w:sz="8" w:space="0" w:color="999999"/>
+              <w:left w:val="single" w:sz="8" w:space="0" w:color="999999"/>
+              <w:bottom w:val="single" w:sz="8" w:space="0" w:color="999999"/>
+              <w:right w:val="single" w:sz="8" w:space="0" w:color="999999"/>
+            </w:tcBorders>
+            <w:tcW w:w="9000" w:type="dxa"/>
+          </w:tcPr>
+          <w:p>
+            <w:r>
+              <w:rPr>
+                <w:rFonts w:ascii="Courier New" w:hAnsi="Courier New" w:cs="Courier New"/>
+                <w:b/>
+                <w:i w:val="0"/>
+                <w:sz w:val="18"/>
+              </w:rPr>
+              <w:t>[SCREENSHOT REQUIRED — TERMINAL OUTPUT]</w:t>
+            </w:r>
+          </w:p>
+          <w:p>
+            <w:r>
+              <w:rPr>
+                <w:rFonts w:ascii="Courier New" w:hAnsi="Courier New" w:cs="Courier New"/>
+                <w:b w:val="0"/>
+                <w:i w:val="0"/>
+                <w:sz w:val="18"/>
+              </w:rPr>
+              <w:t>HOW: Run the command above in your terminal</w:t>
+            </w:r>
+          </w:p>
+          <w:p>
+            <w:r>
+              <w:rPr>
+                <w:rFonts w:ascii="Courier New" w:hAnsi="Courier New" w:cs="Courier New"/>
+                <w:b w:val="0"/>
+                <w:i w:val="0"/>
+                <w:sz w:val="18"/>
+              </w:rPr>
+              <w:t>Screenshot the full terminal output showing HTTP status line and JSON body</w:t>
+            </w:r>
+          </w:p>
+          <w:p>
+            <w:r>
+              <w:rPr>
+                <w:rFonts w:ascii="Cambria" w:hAnsi="Cambria" w:cs="Cambria"/>
+                <w:b w:val="0"/>
+                <w:i/>
+                <w:sz w:val="20"/>
+              </w:rPr>
+              <w:t>Caption: "GET all courses — HTTP 200"</w:t>
+            </w:r>
+          </w:p>
+        </w:tc>
+      </w:tr>
+    </w:tbl>
+    <w:p/>
+    <w:p>
+      <w:r>
+        <w:rPr>
+          <w:rFonts w:ascii="Cambria" w:hAnsi="Cambria" w:cs="Cambria"/>
+          <w:b w:val="0"/>
+          <w:i w:val="0"/>
+          <w:sz w:val="20"/>
+        </w:rPr>
+        <w:t>POST valid enrollment — HTTP 201:</w:t>
+      </w:r>
+    </w:p>
+    <w:p>
+      <w:pPr>
+        <w:spacing w:line="240" w:lineRule="auto" w:before="0" w:after="0"/>
+        <w:ind w:left="360"/>
+      </w:pPr>
+      <w:r>
+        <w:rPr>
+          <w:rFonts w:ascii="Courier New" w:hAnsi="Courier New" w:cs="Courier New"/>
+          <w:b w:val="0"/>
+          <w:i w:val="0"/>
+          <w:sz w:val="18"/>
+        </w:rPr>
+        <w:t>curl -i -X POST http://localhost:8003/api/enrollments \</w:t>
+      </w:r>
+    </w:p>
+    <w:p>
+      <w:pPr>
+        <w:spacing w:line="240" w:lineRule="auto" w:before="0" w:after="0"/>
+        <w:ind w:left="360"/>
+      </w:pPr>
+      <w:r>
+        <w:rPr>
+          <w:rFonts w:ascii="Courier New" w:hAnsi="Courier New" w:cs="Courier New"/>
+          <w:b w:val="0"/>
+          <w:i w:val="0"/>
+          <w:sz w:val="18"/>
+        </w:rPr>
+        <w:t xml:space="preserve">  -H "Content-Type: application/json" \</w:t>
+      </w:r>
+    </w:p>
+    <w:p>
+      <w:pPr>
+        <w:spacing w:line="240" w:lineRule="auto" w:before="0" w:after="0"/>
+        <w:ind w:left="360"/>
+      </w:pPr>
+      <w:r>
+        <w:rPr>
+          <w:rFonts w:ascii="Courier New" w:hAnsi="Courier New" w:cs="Courier New"/>
+          <w:b w:val="0"/>
+          <w:i w:val="0"/>
+          <w:sz w:val="18"/>
+        </w:rPr>
+        <w:t xml:space="preserve">  -d '{"student_id":1,"course_id":2}'</w:t>
+      </w:r>
+    </w:p>
+    <w:tbl>
+      <w:tblPr>
+        <w:tblW w:type="auto" w:w="0"/>
+        <w:jc w:val="center"/>
+        <w:tblLook w:firstColumn="1" w:firstRow="1" w:lastColumn="0" w:lastRow="0" w:noHBand="0" w:noVBand="1" w:val="04A0"/>
+      </w:tblPr>
+      <w:tblGrid>
+        <w:gridCol w:w="9360"/>
+      </w:tblGrid>
+      <w:tr>
+        <w:tc>
+          <w:tcPr>
+            <w:tcW w:type="dxa" w:w="9360"/>
+            <w:shd w:fill="F2F2F2"/>
+            <w:tcBorders>
+              <w:top w:val="single" w:sz="8" w:space="0" w:color="999999"/>
+              <w:left w:val="single" w:sz="8" w:space="0" w:color="999999"/>
+              <w:bottom w:val="single" w:sz="8" w:space="0" w:color="999999"/>
+              <w:right w:val="single" w:sz="8" w:space="0" w:color="999999"/>
+            </w:tcBorders>
+            <w:tcW w:w="9000" w:type="dxa"/>
+          </w:tcPr>
+          <w:p>
+            <w:r>
+              <w:rPr>
+                <w:rFonts w:ascii="Courier New" w:hAnsi="Courier New" w:cs="Courier New"/>
+                <w:b/>
+                <w:i w:val="0"/>
+                <w:sz w:val="18"/>
+              </w:rPr>
+              <w:t>[SCREENSHOT REQUIRED — TERMINAL OUTPUT]</w:t>
+            </w:r>
+          </w:p>
+          <w:p>
+            <w:r>
+              <w:rPr>
+                <w:rFonts w:ascii="Courier New" w:hAnsi="Courier New" w:cs="Courier New"/>
+                <w:b w:val="0"/>
+                <w:i w:val="0"/>
+                <w:sz w:val="18"/>
+              </w:rPr>
+              <w:t>HOW: Run the command above in your terminal</w:t>
+            </w:r>
+          </w:p>
+          <w:p>
+            <w:r>
+              <w:rPr>
+                <w:rFonts w:ascii="Courier New" w:hAnsi="Courier New" w:cs="Courier New"/>
+                <w:b w:val="0"/>
+                <w:i w:val="0"/>
+                <w:sz w:val="18"/>
+              </w:rPr>
+              <w:t>Screenshot the full terminal output showing HTTP status line and JSON body</w:t>
+            </w:r>
+          </w:p>
+          <w:p>
+            <w:r>
+              <w:rPr>
+                <w:rFonts w:ascii="Cambria" w:hAnsi="Cambria" w:cs="Cambria"/>
+                <w:b w:val="0"/>
+                <w:i/>
+                <w:sz w:val="20"/>
+              </w:rPr>
+              <w:t>Caption: "POST valid enrollment — HTTP 201"</w:t>
+            </w:r>
+          </w:p>
+        </w:tc>
+      </w:tr>
+    </w:tbl>
+    <w:p/>
+    <w:p>
+      <w:r>
+        <w:rPr>
+          <w:rFonts w:ascii="Cambria" w:hAnsi="Cambria" w:cs="Cambria"/>
+          <w:b w:val="0"/>
+          <w:i w:val="0"/>
+          <w:sz w:val="20"/>
+        </w:rPr>
+        <w:t>GET enrollment by ID (enriched) — HTTP 200:</w:t>
+      </w:r>
+    </w:p>
+    <w:p>
+      <w:pPr>
+        <w:spacing w:line="240" w:lineRule="auto" w:before="0" w:after="0"/>
+        <w:ind w:left="360"/>
+      </w:pPr>
+      <w:r>
+        <w:rPr>
+          <w:rFonts w:ascii="Courier New" w:hAnsi="Courier New" w:cs="Courier New"/>
+          <w:b w:val="0"/>
+          <w:i w:val="0"/>
+          <w:sz w:val="18"/>
+        </w:rPr>
+        <w:t>curl -i http://localhost:8003/api/enrollments/1</w:t>
+      </w:r>
+    </w:p>
+    <w:tbl>
+      <w:tblPr>
+        <w:tblW w:type="auto" w:w="0"/>
+        <w:jc w:val="center"/>
+        <w:tblLook w:firstColumn="1" w:firstRow="1" w:lastColumn="0" w:lastRow="0" w:noHBand="0" w:noVBand="1" w:val="04A0"/>
+      </w:tblPr>
+      <w:tblGrid>
+        <w:gridCol w:w="9360"/>
+      </w:tblGrid>
+      <w:tr>
+        <w:tc>
+          <w:tcPr>
+            <w:tcW w:type="dxa" w:w="9360"/>
+            <w:shd w:fill="F2F2F2"/>
+            <w:tcBorders>
+              <w:top w:val="single" w:sz="8" w:space="0" w:color="999999"/>
+              <w:left w:val="single" w:sz="8" w:space="0" w:color="999999"/>
+              <w:bottom w:val="single" w:sz="8" w:space="0" w:color="999999"/>
+              <w:right w:val="single" w:sz="8" w:space="0" w:color="999999"/>
+            </w:tcBorders>
+            <w:tcW w:w="9000" w:type="dxa"/>
+          </w:tcPr>
+          <w:p>
+            <w:r>
+              <w:rPr>
+                <w:rFonts w:ascii="Courier New" w:hAnsi="Courier New" w:cs="Courier New"/>
+                <w:b/>
+                <w:i w:val="0"/>
+                <w:sz w:val="18"/>
+              </w:rPr>
+              <w:t>[SCREENSHOT REQUIRED — TERMINAL OUTPUT]</w:t>
+            </w:r>
+          </w:p>
+          <w:p>
+            <w:r>
+              <w:rPr>
+                <w:rFonts w:ascii="Courier New" w:hAnsi="Courier New" w:cs="Courier New"/>
+                <w:b w:val="0"/>
+                <w:i w:val="0"/>
+                <w:sz w:val="18"/>
+              </w:rPr>
+              <w:t>HOW: Run the command above in your terminal</w:t>
+            </w:r>
+          </w:p>
+          <w:p>
+            <w:r>
+              <w:rPr>
+                <w:rFonts w:ascii="Courier New" w:hAnsi="Courier New" w:cs="Courier New"/>
+                <w:b w:val="0"/>
+                <w:i w:val="0"/>
+                <w:sz w:val="18"/>
+              </w:rPr>
+              <w:t>Screenshot the full terminal output showing HTTP status line and JSON body</w:t>
+            </w:r>
+          </w:p>
+          <w:p>
+            <w:r>
+              <w:rPr>
+                <w:rFonts w:ascii="Cambria" w:hAnsi="Cambria" w:cs="Cambria"/>
+                <w:b w:val="0"/>
+                <w:i/>
+                <w:sz w:val="20"/>
+              </w:rPr>
+              <w:t>Caption: "GET enrollment by ID — HTTP 200"</w:t>
+            </w:r>
+          </w:p>
+        </w:tc>
+      </w:tr>
+    </w:tbl>
+    <w:p/>
+    <w:p>
+      <w:r>
+        <w:rPr>
+          <w:rFonts w:ascii="Cambria" w:hAnsi="Cambria" w:cs="Cambria"/>
+          <w:b w:val="0"/>
+          <w:i w:val="0"/>
+          <w:sz w:val="20"/>
+        </w:rPr>
+        <w:t>DELETE enrollment — HTTP 200:</w:t>
+      </w:r>
+    </w:p>
+    <w:p>
+      <w:pPr>
+        <w:spacing w:line="240" w:lineRule="auto" w:before="0" w:after="0"/>
+        <w:ind w:left="360"/>
+      </w:pPr>
+      <w:r>
+        <w:rPr>
+          <w:rFonts w:ascii="Courier New" w:hAnsi="Courier New" w:cs="Courier New"/>
+          <w:b w:val="0"/>
+          <w:i w:val="0"/>
+          <w:sz w:val="18"/>
+        </w:rPr>
+        <w:t>curl -i -X DELETE http://localhost:8003/api/enrollments/4</w:t>
+      </w:r>
+    </w:p>
+    <w:tbl>
+      <w:tblPr>
+        <w:tblW w:type="auto" w:w="0"/>
+        <w:jc w:val="center"/>
+        <w:tblLook w:firstColumn="1" w:firstRow="1" w:lastColumn="0" w:lastRow="0" w:noHBand="0" w:noVBand="1" w:val="04A0"/>
+      </w:tblPr>
+      <w:tblGrid>
+        <w:gridCol w:w="9360"/>
+      </w:tblGrid>
+      <w:tr>
+        <w:tc>
+          <w:tcPr>
+            <w:tcW w:type="dxa" w:w="9360"/>
+            <w:shd w:fill="F2F2F2"/>
+            <w:tcBorders>
+              <w:top w:val="single" w:sz="8" w:space="0" w:color="999999"/>
+              <w:left w:val="single" w:sz="8" w:space="0" w:color="999999"/>
+              <w:bottom w:val="single" w:sz="8" w:space="0" w:color="999999"/>
+              <w:right w:val="single" w:sz="8" w:space="0" w:color="999999"/>
+            </w:tcBorders>
+            <w:tcW w:w="9000" w:type="dxa"/>
+          </w:tcPr>
+          <w:p>
+            <w:r>
+              <w:rPr>
+                <w:rFonts w:ascii="Courier New" w:hAnsi="Courier New" w:cs="Courier New"/>
+                <w:b/>
+                <w:i w:val="0"/>
+                <w:sz w:val="18"/>
+              </w:rPr>
+              <w:t>[SCREENSHOT REQUIRED — TERMINAL OUTPUT]</w:t>
+            </w:r>
+          </w:p>
+          <w:p>
+            <w:r>
+              <w:rPr>
+                <w:rFonts w:ascii="Courier New" w:hAnsi="Courier New" w:cs="Courier New"/>
+                <w:b w:val="0"/>
+                <w:i w:val="0"/>
+                <w:sz w:val="18"/>
+              </w:rPr>
+              <w:t>HOW: Run the command above in your terminal</w:t>
+            </w:r>
+          </w:p>
+          <w:p>
+            <w:r>
+              <w:rPr>
+                <w:rFonts w:ascii="Courier New" w:hAnsi="Courier New" w:cs="Courier New"/>
+                <w:b w:val="0"/>
+                <w:i w:val="0"/>
+                <w:sz w:val="18"/>
+              </w:rPr>
+              <w:t>Screenshot the full terminal output showing HTTP status line and JSON body</w:t>
+            </w:r>
+          </w:p>
+          <w:p>
+            <w:r>
+              <w:rPr>
+                <w:rFonts w:ascii="Cambria" w:hAnsi="Cambria" w:cs="Cambria"/>
+                <w:b w:val="0"/>
+                <w:i/>
+                <w:sz w:val="20"/>
+              </w:rPr>
+              <w:t>Caption: "DELETE enrollment — HTTP 200"</w:t>
+            </w:r>
+          </w:p>
+        </w:tc>
+      </w:tr>
+    </w:tbl>
+    <w:p/>
+    <w:p>
+      <w:r>
+        <w:rPr>
+          <w:rFonts w:ascii="Cambria" w:hAnsi="Cambria" w:cs="Cambria"/>
+          <w:b/>
+          <w:i w:val="0"/>
+          <w:sz w:val="20"/>
+        </w:rPr>
+        <w:t>Validation Errors — 400</w:t>
+      </w:r>
+    </w:p>
+    <w:p>
+      <w:r>
+        <w:rPr>
+          <w:rFonts w:ascii="Cambria" w:hAnsi="Cambria" w:cs="Cambria"/>
+          <w:b w:val="0"/>
+          <w:i w:val="0"/>
+          <w:sz w:val="20"/>
+        </w:rPr>
+        <w:t>POST student missing name — HTTP 400:</w:t>
+      </w:r>
+    </w:p>
+    <w:p>
+      <w:pPr>
+        <w:spacing w:line="240" w:lineRule="auto" w:before="0" w:after="0"/>
+        <w:ind w:left="360"/>
+      </w:pPr>
+      <w:r>
+        <w:rPr>
+          <w:rFonts w:ascii="Courier New" w:hAnsi="Courier New" w:cs="Courier New"/>
+          <w:b w:val="0"/>
+          <w:i w:val="0"/>
+          <w:sz w:val="18"/>
+        </w:rPr>
+        <w:t>curl -i -X POST http://localhost:8001/api/students \</w:t>
+      </w:r>
+    </w:p>
+    <w:p>
+      <w:pPr>
+        <w:spacing w:line="240" w:lineRule="auto" w:before="0" w:after="0"/>
+        <w:ind w:left="360"/>
+      </w:pPr>
+      <w:r>
+        <w:rPr>
+          <w:rFonts w:ascii="Courier New" w:hAnsi="Courier New" w:cs="Courier New"/>
+          <w:b w:val="0"/>
+          <w:i w:val="0"/>
+          <w:sz w:val="18"/>
+        </w:rPr>
+        <w:t xml:space="preserve">  -H "Content-Type: application/json" \</w:t>
+      </w:r>
+    </w:p>
+    <w:p>
+      <w:pPr>
+        <w:spacing w:line="240" w:lineRule="auto" w:before="0" w:after="0"/>
+        <w:ind w:left="360"/>
+      </w:pPr>
+      <w:r>
+        <w:rPr>
+          <w:rFonts w:ascii="Courier New" w:hAnsi="Courier New" w:cs="Courier New"/>
+          <w:b w:val="0"/>
+          <w:i w:val="0"/>
+          <w:sz w:val="18"/>
+        </w:rPr>
+        <w:t xml:space="preserve">  -d '{"email":"noname@example.com"}'</w:t>
+      </w:r>
+    </w:p>
+    <w:tbl>
+      <w:tblPr>
+        <w:tblW w:type="auto" w:w="0"/>
+        <w:jc w:val="center"/>
+        <w:tblLook w:firstColumn="1" w:firstRow="1" w:lastColumn="0" w:lastRow="0" w:noHBand="0" w:noVBand="1" w:val="04A0"/>
+      </w:tblPr>
+      <w:tblGrid>
+        <w:gridCol w:w="9360"/>
+      </w:tblGrid>
+      <w:tr>
+        <w:tc>
+          <w:tcPr>
+            <w:tcW w:type="dxa" w:w="9360"/>
+            <w:shd w:fill="F2F2F2"/>
+            <w:tcBorders>
+              <w:top w:val="single" w:sz="8" w:space="0" w:color="999999"/>
+              <w:left w:val="single" w:sz="8" w:space="0" w:color="999999"/>
+              <w:bottom w:val="single" w:sz="8" w:space="0" w:color="999999"/>
+              <w:right w:val="single" w:sz="8" w:space="0" w:color="999999"/>
+            </w:tcBorders>
+            <w:tcW w:w="9000" w:type="dxa"/>
+          </w:tcPr>
+          <w:p>
+            <w:r>
+              <w:rPr>
+                <w:rFonts w:ascii="Courier New" w:hAnsi="Courier New" w:cs="Courier New"/>
+                <w:b/>
+                <w:i w:val="0"/>
+                <w:sz w:val="18"/>
+              </w:rPr>
+              <w:t>[SCREENSHOT REQUIRED — TERMINAL OUTPUT]</w:t>
+            </w:r>
+          </w:p>
+          <w:p>
+            <w:r>
+              <w:rPr>
+                <w:rFonts w:ascii="Courier New" w:hAnsi="Courier New" w:cs="Courier New"/>
+                <w:b w:val="0"/>
+                <w:i w:val="0"/>
+                <w:sz w:val="18"/>
+              </w:rPr>
+              <w:t>HOW: Run the command above in your terminal</w:t>
+            </w:r>
+          </w:p>
+          <w:p>
+            <w:r>
+              <w:rPr>
+                <w:rFonts w:ascii="Courier New" w:hAnsi="Courier New" w:cs="Courier New"/>
+                <w:b w:val="0"/>
+                <w:i w:val="0"/>
+                <w:sz w:val="18"/>
+              </w:rPr>
+              <w:t>Screenshot the full terminal output showing HTTP status line and JSON body</w:t>
+            </w:r>
+          </w:p>
+          <w:p>
+            <w:r>
+              <w:rPr>
+                <w:rFonts w:ascii="Cambria" w:hAnsi="Cambria" w:cs="Cambria"/>
+                <w:b w:val="0"/>
+                <w:i/>
+                <w:sz w:val="20"/>
+              </w:rPr>
+              <w:t>Caption: "POST student missing name — HTTP 400 VALIDATION_ERROR"</w:t>
+            </w:r>
+          </w:p>
+        </w:tc>
+      </w:tr>
+    </w:tbl>
+    <w:p/>
+    <w:p>
+      <w:r>
+        <w:rPr>
+          <w:rFonts w:ascii="Cambria" w:hAnsi="Cambria" w:cs="Cambria"/>
+          <w:b w:val="0"/>
+          <w:i w:val="0"/>
+          <w:sz w:val="20"/>
+        </w:rPr>
+        <w:t>POST student invalid email — HTTP 400:</w:t>
+      </w:r>
+    </w:p>
+    <w:p>
+      <w:pPr>
+        <w:spacing w:line="240" w:lineRule="auto" w:before="0" w:after="0"/>
+        <w:ind w:left="360"/>
+      </w:pPr>
+      <w:r>
+        <w:rPr>
+          <w:rFonts w:ascii="Courier New" w:hAnsi="Courier New" w:cs="Courier New"/>
+          <w:b w:val="0"/>
+          <w:i w:val="0"/>
+          <w:sz w:val="18"/>
+        </w:rPr>
+        <w:t>curl -i -X POST http://localhost:8001/api/students \</w:t>
+      </w:r>
+    </w:p>
+    <w:p>
+      <w:pPr>
+        <w:spacing w:line="240" w:lineRule="auto" w:before="0" w:after="0"/>
+        <w:ind w:left="360"/>
+      </w:pPr>
+      <w:r>
+        <w:rPr>
+          <w:rFonts w:ascii="Courier New" w:hAnsi="Courier New" w:cs="Courier New"/>
+          <w:b w:val="0"/>
+          <w:i w:val="0"/>
+          <w:sz w:val="18"/>
+        </w:rPr>
+        <w:t xml:space="preserve">  -H "Content-Type: application/json" \</w:t>
+      </w:r>
+    </w:p>
+    <w:p>
+      <w:pPr>
+        <w:spacing w:line="240" w:lineRule="auto" w:before="0" w:after="0"/>
+        <w:ind w:left="360"/>
+      </w:pPr>
+      <w:r>
+        <w:rPr>
+          <w:rFonts w:ascii="Courier New" w:hAnsi="Courier New" w:cs="Courier New"/>
+          <w:b w:val="0"/>
+          <w:i w:val="0"/>
+          <w:sz w:val="18"/>
+        </w:rPr>
+        <w:t xml:space="preserve">  -d '{"name":"Bad Email","email":"not-an-email"}'</w:t>
+      </w:r>
+    </w:p>
+    <w:tbl>
+      <w:tblPr>
+        <w:tblW w:type="auto" w:w="0"/>
+        <w:jc w:val="center"/>
+        <w:tblLook w:firstColumn="1" w:firstRow="1" w:lastColumn="0" w:lastRow="0" w:noHBand="0" w:noVBand="1" w:val="04A0"/>
+      </w:tblPr>
+      <w:tblGrid>
+        <w:gridCol w:w="9360"/>
+      </w:tblGrid>
+      <w:tr>
+        <w:tc>
+          <w:tcPr>
+            <w:tcW w:type="dxa" w:w="9360"/>
+            <w:shd w:fill="F2F2F2"/>
+            <w:tcBorders>
+              <w:top w:val="single" w:sz="8" w:space="0" w:color="999999"/>
+              <w:left w:val="single" w:sz="8" w:space="0" w:color="999999"/>
+              <w:bottom w:val="single" w:sz="8" w:space="0" w:color="999999"/>
+              <w:right w:val="single" w:sz="8" w:space="0" w:color="999999"/>
+            </w:tcBorders>
+            <w:tcW w:w="9000" w:type="dxa"/>
+          </w:tcPr>
+          <w:p>
+            <w:r>
+              <w:rPr>
+                <w:rFonts w:ascii="Courier New" w:hAnsi="Courier New" w:cs="Courier New"/>
+                <w:b/>
+                <w:i w:val="0"/>
+                <w:sz w:val="18"/>
+              </w:rPr>
+              <w:t>[SCREENSHOT REQUIRED — TERMINAL OUTPUT]</w:t>
+            </w:r>
+          </w:p>
+          <w:p>
+            <w:r>
+              <w:rPr>
+                <w:rFonts w:ascii="Courier New" w:hAnsi="Courier New" w:cs="Courier New"/>
+                <w:b w:val="0"/>
+                <w:i w:val="0"/>
+                <w:sz w:val="18"/>
+              </w:rPr>
+              <w:t>HOW: Run the command above in your terminal</w:t>
+            </w:r>
+          </w:p>
+          <w:p>
+            <w:r>
+              <w:rPr>
+                <w:rFonts w:ascii="Courier New" w:hAnsi="Courier New" w:cs="Courier New"/>
+                <w:b w:val="0"/>
+                <w:i w:val="0"/>
+                <w:sz w:val="18"/>
+              </w:rPr>
+              <w:t>Screenshot the full terminal output showing HTTP status line and JSON body</w:t>
+            </w:r>
+          </w:p>
+          <w:p>
+            <w:r>
+              <w:rPr>
+                <w:rFonts w:ascii="Cambria" w:hAnsi="Cambria" w:cs="Cambria"/>
+                <w:b w:val="0"/>
+                <w:i/>
+                <w:sz w:val="20"/>
+              </w:rPr>
+              <w:t>Caption: "POST student invalid email — HTTP 400 VALIDATION_ERROR"</w:t>
+            </w:r>
+          </w:p>
+        </w:tc>
+      </w:tr>
+    </w:tbl>
+    <w:p/>
+    <w:p>
+      <w:r>
+        <w:rPr>
+          <w:rFonts w:ascii="Cambria" w:hAnsi="Cambria" w:cs="Cambria"/>
+          <w:b w:val="0"/>
+          <w:i w:val="0"/>
+          <w:sz w:val="20"/>
+        </w:rPr>
+        <w:t>POST enrollment missing student_id — HTTP 400:</w:t>
+      </w:r>
+    </w:p>
+    <w:p>
+      <w:pPr>
+        <w:spacing w:line="240" w:lineRule="auto" w:before="0" w:after="0"/>
+        <w:ind w:left="360"/>
+      </w:pPr>
+      <w:r>
+        <w:rPr>
+          <w:rFonts w:ascii="Courier New" w:hAnsi="Courier New" w:cs="Courier New"/>
+          <w:b w:val="0"/>
+          <w:i w:val="0"/>
+          <w:sz w:val="18"/>
+        </w:rPr>
+        <w:t>curl -i -X POST http://localhost:8003/api/enrollments \</w:t>
+      </w:r>
+    </w:p>
+    <w:p>
+      <w:pPr>
+        <w:spacing w:line="240" w:lineRule="auto" w:before="0" w:after="0"/>
+        <w:ind w:left="360"/>
+      </w:pPr>
+      <w:r>
+        <w:rPr>
+          <w:rFonts w:ascii="Courier New" w:hAnsi="Courier New" w:cs="Courier New"/>
+          <w:b w:val="0"/>
+          <w:i w:val="0"/>
+          <w:sz w:val="18"/>
+        </w:rPr>
+        <w:t xml:space="preserve">  -H "Content-Type: application/json" \</w:t>
+      </w:r>
+    </w:p>
+    <w:p>
+      <w:pPr>
+        <w:spacing w:line="240" w:lineRule="auto" w:before="0" w:after="0"/>
+        <w:ind w:left="360"/>
+      </w:pPr>
+      <w:r>
+        <w:rPr>
+          <w:rFonts w:ascii="Courier New" w:hAnsi="Courier New" w:cs="Courier New"/>
+          <w:b w:val="0"/>
+          <w:i w:val="0"/>
+          <w:sz w:val="18"/>
+        </w:rPr>
+        <w:t xml:space="preserve">  -d '{"course_id":1}'</w:t>
+      </w:r>
+    </w:p>
+    <w:tbl>
+      <w:tblPr>
+        <w:tblW w:type="auto" w:w="0"/>
+        <w:jc w:val="center"/>
+        <w:tblLook w:firstColumn="1" w:firstRow="1" w:lastColumn="0" w:lastRow="0" w:noHBand="0" w:noVBand="1" w:val="04A0"/>
+      </w:tblPr>
+      <w:tblGrid>
+        <w:gridCol w:w="9360"/>
+      </w:tblGrid>
+      <w:tr>
+        <w:tc>
+          <w:tcPr>
+            <w:tcW w:type="dxa" w:w="9360"/>
+            <w:shd w:fill="F2F2F2"/>
+            <w:tcBorders>
+              <w:top w:val="single" w:sz="8" w:space="0" w:color="999999"/>
+              <w:left w:val="single" w:sz="8" w:space="0" w:color="999999"/>
+              <w:bottom w:val="single" w:sz="8" w:space="0" w:color="999999"/>
+              <w:right w:val="single" w:sz="8" w:space="0" w:color="999999"/>
+            </w:tcBorders>
+            <w:tcW w:w="9000" w:type="dxa"/>
+          </w:tcPr>
+          <w:p>
+            <w:r>
+              <w:rPr>
+                <w:rFonts w:ascii="Courier New" w:hAnsi="Courier New" w:cs="Courier New"/>
+                <w:b/>
+                <w:i w:val="0"/>
+                <w:sz w:val="18"/>
+              </w:rPr>
+              <w:t>[SCREENSHOT REQUIRED — TERMINAL OUTPUT]</w:t>
+            </w:r>
+          </w:p>
+          <w:p>
+            <w:r>
+              <w:rPr>
+                <w:rFonts w:ascii="Courier New" w:hAnsi="Courier New" w:cs="Courier New"/>
+                <w:b w:val="0"/>
+                <w:i w:val="0"/>
+                <w:sz w:val="18"/>
+              </w:rPr>
+              <w:t>HOW: Run the command above in your terminal</w:t>
+            </w:r>
+          </w:p>
+          <w:p>
+            <w:r>
+              <w:rPr>
+                <w:rFonts w:ascii="Courier New" w:hAnsi="Courier New" w:cs="Courier New"/>
+                <w:b w:val="0"/>
+                <w:i w:val="0"/>
+                <w:sz w:val="18"/>
+              </w:rPr>
+              <w:t>Screenshot the full terminal output showing HTTP status line and JSON body</w:t>
+            </w:r>
+          </w:p>
+          <w:p>
+            <w:r>
+              <w:rPr>
+                <w:rFonts w:ascii="Cambria" w:hAnsi="Cambria" w:cs="Cambria"/>
+                <w:b w:val="0"/>
+                <w:i/>
+                <w:sz w:val="20"/>
+              </w:rPr>
+              <w:t>Caption: "POST enrollment missing student_id — HTTP 400 VALIDATION_ERROR"</w:t>
+            </w:r>
+          </w:p>
+        </w:tc>
+      </w:tr>
+    </w:tbl>
+    <w:p/>
+    <w:p>
+      <w:r>
+        <w:rPr>
+          <w:rFonts w:ascii="Cambria" w:hAnsi="Cambria" w:cs="Cambria"/>
+          <w:b w:val="0"/>
+          <w:i w:val="0"/>
+          <w:sz w:val="20"/>
+        </w:rPr>
+        <w:t>POST course missing title — HTTP 400:</w:t>
+      </w:r>
+    </w:p>
+    <w:p>
+      <w:pPr>
+        <w:spacing w:line="240" w:lineRule="auto" w:before="0" w:after="0"/>
+        <w:ind w:left="360"/>
+      </w:pPr>
+      <w:r>
+        <w:rPr>
+          <w:rFonts w:ascii="Courier New" w:hAnsi="Courier New" w:cs="Courier New"/>
+          <w:b w:val="0"/>
+          <w:i w:val="0"/>
+          <w:sz w:val="18"/>
+        </w:rPr>
+        <w:t>curl -i -X POST http://localhost:8002/api/courses \</w:t>
+      </w:r>
+    </w:p>
+    <w:p>
+      <w:pPr>
+        <w:spacing w:line="240" w:lineRule="auto" w:before="0" w:after="0"/>
+        <w:ind w:left="360"/>
+      </w:pPr>
+      <w:r>
+        <w:rPr>
+          <w:rFonts w:ascii="Courier New" w:hAnsi="Courier New" w:cs="Courier New"/>
+          <w:b w:val="0"/>
+          <w:i w:val="0"/>
+          <w:sz w:val="18"/>
+        </w:rPr>
+        <w:t xml:space="preserve">  -H "Content-Type: application/json" \</w:t>
+      </w:r>
+    </w:p>
+    <w:p>
+      <w:pPr>
+        <w:spacing w:line="240" w:lineRule="auto" w:before="0" w:after="0"/>
+        <w:ind w:left="360"/>
+      </w:pPr>
+      <w:r>
+        <w:rPr>
+          <w:rFonts w:ascii="Courier New" w:hAnsi="Courier New" w:cs="Courier New"/>
+          <w:b w:val="0"/>
+          <w:i w:val="0"/>
+          <w:sz w:val="18"/>
+        </w:rPr>
+        <w:t xml:space="preserve">  -d '{}'</w:t>
+      </w:r>
+    </w:p>
+    <w:tbl>
+      <w:tblPr>
+        <w:tblW w:type="auto" w:w="0"/>
+        <w:jc w:val="center"/>
+        <w:tblLook w:firstColumn="1" w:firstRow="1" w:lastColumn="0" w:lastRow="0" w:noHBand="0" w:noVBand="1" w:val="04A0"/>
+      </w:tblPr>
+      <w:tblGrid>
+        <w:gridCol w:w="9360"/>
+      </w:tblGrid>
+      <w:tr>
+        <w:tc>
+          <w:tcPr>
+            <w:tcW w:type="dxa" w:w="9360"/>
+            <w:shd w:fill="F2F2F2"/>
+            <w:tcBorders>
+              <w:top w:val="single" w:sz="8" w:space="0" w:color="999999"/>
+              <w:left w:val="single" w:sz="8" w:space="0" w:color="999999"/>
+              <w:bottom w:val="single" w:sz="8" w:space="0" w:color="999999"/>
+              <w:right w:val="single" w:sz="8" w:space="0" w:color="999999"/>
+            </w:tcBorders>
+            <w:tcW w:w="9000" w:type="dxa"/>
+          </w:tcPr>
+          <w:p>
+            <w:r>
+              <w:rPr>
+                <w:rFonts w:ascii="Courier New" w:hAnsi="Courier New" w:cs="Courier New"/>
+                <w:b/>
+                <w:i w:val="0"/>
+                <w:sz w:val="18"/>
+              </w:rPr>
+              <w:t>[SCREENSHOT REQUIRED — TERMINAL OUTPUT]</w:t>
+            </w:r>
+          </w:p>
+          <w:p>
+            <w:r>
+              <w:rPr>
+                <w:rFonts w:ascii="Courier New" w:hAnsi="Courier New" w:cs="Courier New"/>
+                <w:b w:val="0"/>
+                <w:i w:val="0"/>
+                <w:sz w:val="18"/>
+              </w:rPr>
+              <w:t>HOW: Run the command above in your terminal</w:t>
+            </w:r>
+          </w:p>
+          <w:p>
+            <w:r>
+              <w:rPr>
+                <w:rFonts w:ascii="Courier New" w:hAnsi="Courier New" w:cs="Courier New"/>
+                <w:b w:val="0"/>
+                <w:i w:val="0"/>
+                <w:sz w:val="18"/>
+              </w:rPr>
+              <w:t>Screenshot the full terminal output showing HTTP status line and JSON body</w:t>
+            </w:r>
+          </w:p>
+          <w:p>
+            <w:r>
+              <w:rPr>
+                <w:rFonts w:ascii="Cambria" w:hAnsi="Cambria" w:cs="Cambria"/>
+                <w:b w:val="0"/>
+                <w:i/>
+                <w:sz w:val="20"/>
+              </w:rPr>
+              <w:t>Caption: "POST course missing title — HTTP 400 VALIDATION_ERROR"</w:t>
+            </w:r>
+          </w:p>
+        </w:tc>
+      </w:tr>
+    </w:tbl>
+    <w:p/>
+    <w:p>
+      <w:r>
+        <w:rPr>
+          <w:rFonts w:ascii="Cambria" w:hAnsi="Cambria" w:cs="Cambria"/>
+          <w:b/>
+          <w:i w:val="0"/>
+          <w:sz w:val="20"/>
+        </w:rPr>
+        <w:t>Not Found — 404</w:t>
+      </w:r>
+    </w:p>
+    <w:p>
+      <w:r>
+        <w:rPr>
+          <w:rFonts w:ascii="Cambria" w:hAnsi="Cambria" w:cs="Cambria"/>
+          <w:b w:val="0"/>
+          <w:i w:val="0"/>
+          <w:sz w:val="20"/>
+        </w:rPr>
+        <w:t>GET nonexistent student — HTTP 404:</w:t>
+      </w:r>
+    </w:p>
+    <w:p>
+      <w:pPr>
+        <w:spacing w:line="240" w:lineRule="auto" w:before="0" w:after="0"/>
+        <w:ind w:left="360"/>
+      </w:pPr>
+      <w:r>
+        <w:rPr>
+          <w:rFonts w:ascii="Courier New" w:hAnsi="Courier New" w:cs="Courier New"/>
+          <w:b w:val="0"/>
+          <w:i w:val="0"/>
+          <w:sz w:val="18"/>
+        </w:rPr>
+        <w:t>curl -i http://localhost:8001/api/students/9999</w:t>
+      </w:r>
+    </w:p>
+    <w:tbl>
+      <w:tblPr>
+        <w:tblW w:type="auto" w:w="0"/>
+        <w:jc w:val="center"/>
+        <w:tblLook w:firstColumn="1" w:firstRow="1" w:lastColumn="0" w:lastRow="0" w:noHBand="0" w:noVBand="1" w:val="04A0"/>
+      </w:tblPr>
+      <w:tblGrid>
+        <w:gridCol w:w="9360"/>
+      </w:tblGrid>
+      <w:tr>
+        <w:tc>
+          <w:tcPr>
+            <w:tcW w:type="dxa" w:w="9360"/>
+            <w:shd w:fill="F2F2F2"/>
+            <w:tcBorders>
+              <w:top w:val="single" w:sz="8" w:space="0" w:color="999999"/>
+              <w:left w:val="single" w:sz="8" w:space="0" w:color="999999"/>
+              <w:bottom w:val="single" w:sz="8" w:space="0" w:color="999999"/>
+              <w:right w:val="single" w:sz="8" w:space="0" w:color="999999"/>
+            </w:tcBorders>
+            <w:tcW w:w="9000" w:type="dxa"/>
+          </w:tcPr>
+          <w:p>
+            <w:r>
+              <w:rPr>
+                <w:rFonts w:ascii="Courier New" w:hAnsi="Courier New" w:cs="Courier New"/>
+                <w:b/>
+                <w:i w:val="0"/>
+                <w:sz w:val="18"/>
+              </w:rPr>
+              <w:t>[SCREENSHOT REQUIRED — TERMINAL OUTPUT]</w:t>
+            </w:r>
+          </w:p>
+          <w:p>
+            <w:r>
+              <w:rPr>
+                <w:rFonts w:ascii="Courier New" w:hAnsi="Courier New" w:cs="Courier New"/>
+                <w:b w:val="0"/>
+                <w:i w:val="0"/>
+                <w:sz w:val="18"/>
+              </w:rPr>
+              <w:t>HOW: Run the command above in your terminal</w:t>
+            </w:r>
+          </w:p>
+          <w:p>
+            <w:r>
+              <w:rPr>
+                <w:rFonts w:ascii="Courier New" w:hAnsi="Courier New" w:cs="Courier New"/>
+                <w:b w:val="0"/>
+                <w:i w:val="0"/>
+                <w:sz w:val="18"/>
+              </w:rPr>
+              <w:t>Screenshot the full terminal output showing HTTP status line and JSON body</w:t>
+            </w:r>
+          </w:p>
+          <w:p>
+            <w:r>
+              <w:rPr>
+                <w:rFonts w:ascii="Cambria" w:hAnsi="Cambria" w:cs="Cambria"/>
+                <w:b w:val="0"/>
+                <w:i/>
+                <w:sz w:val="20"/>
+              </w:rPr>
+              <w:t>Caption: "GET nonexistent student — HTTP 404 NOT_FOUND"</w:t>
+            </w:r>
+          </w:p>
+        </w:tc>
+      </w:tr>
+    </w:tbl>
+    <w:p/>
+    <w:p>
+      <w:r>
+        <w:rPr>
+          <w:rFonts w:ascii="Cambria" w:hAnsi="Cambria" w:cs="Cambria"/>
+          <w:b w:val="0"/>
+          <w:i w:val="0"/>
+          <w:sz w:val="20"/>
+        </w:rPr>
+        <w:t>GET nonexistent course — HTTP 404:</w:t>
+      </w:r>
+    </w:p>
+    <w:p>
+      <w:pPr>
+        <w:spacing w:line="240" w:lineRule="auto" w:before="0" w:after="0"/>
+        <w:ind w:left="360"/>
+      </w:pPr>
+      <w:r>
+        <w:rPr>
+          <w:rFonts w:ascii="Courier New" w:hAnsi="Courier New" w:cs="Courier New"/>
+          <w:b w:val="0"/>
+          <w:i w:val="0"/>
+          <w:sz w:val="18"/>
+        </w:rPr>
+        <w:t>curl -i http://localhost:8002/api/courses/9999</w:t>
+      </w:r>
+    </w:p>
+    <w:tbl>
+      <w:tblPr>
+        <w:tblW w:type="auto" w:w="0"/>
+        <w:jc w:val="center"/>
+        <w:tblLook w:firstColumn="1" w:firstRow="1" w:lastColumn="0" w:lastRow="0" w:noHBand="0" w:noVBand="1" w:val="04A0"/>
+      </w:tblPr>
+      <w:tblGrid>
+        <w:gridCol w:w="9360"/>
+      </w:tblGrid>
+      <w:tr>
+        <w:tc>
+          <w:tcPr>
+            <w:tcW w:type="dxa" w:w="9360"/>
+            <w:shd w:fill="F2F2F2"/>
+            <w:tcBorders>
+              <w:top w:val="single" w:sz="8" w:space="0" w:color="999999"/>
+              <w:left w:val="single" w:sz="8" w:space="0" w:color="999999"/>
+              <w:bottom w:val="single" w:sz="8" w:space="0" w:color="999999"/>
+              <w:right w:val="single" w:sz="8" w:space="0" w:color="999999"/>
+            </w:tcBorders>
+            <w:tcW w:w="9000" w:type="dxa"/>
+          </w:tcPr>
+          <w:p>
+            <w:r>
+              <w:rPr>
+                <w:rFonts w:ascii="Courier New" w:hAnsi="Courier New" w:cs="Courier New"/>
+                <w:b/>
+                <w:i w:val="0"/>
+                <w:sz w:val="18"/>
+              </w:rPr>
+              <w:t>[SCREENSHOT REQUIRED — TERMINAL OUTPUT]</w:t>
+            </w:r>
+          </w:p>
+          <w:p>
+            <w:r>
+              <w:rPr>
+                <w:rFonts w:ascii="Courier New" w:hAnsi="Courier New" w:cs="Courier New"/>
+                <w:b w:val="0"/>
+                <w:i w:val="0"/>
+                <w:sz w:val="18"/>
+              </w:rPr>
+              <w:t>HOW: Run the command above in your terminal</w:t>
+            </w:r>
+          </w:p>
+          <w:p>
+            <w:r>
+              <w:rPr>
+                <w:rFonts w:ascii="Courier New" w:hAnsi="Courier New" w:cs="Courier New"/>
+                <w:b w:val="0"/>
+                <w:i w:val="0"/>
+                <w:sz w:val="18"/>
+              </w:rPr>
+              <w:t>Screenshot the full terminal output showing HTTP status line and JSON body</w:t>
+            </w:r>
+          </w:p>
+          <w:p>
+            <w:r>
+              <w:rPr>
+                <w:rFonts w:ascii="Cambria" w:hAnsi="Cambria" w:cs="Cambria"/>
+                <w:b w:val="0"/>
+                <w:i/>
+                <w:sz w:val="20"/>
+              </w:rPr>
+              <w:t>Caption: "GET nonexistent course — HTTP 404 NOT_FOUND"</w:t>
+            </w:r>
+          </w:p>
+        </w:tc>
+      </w:tr>
+    </w:tbl>
+    <w:p/>
+    <w:p>
+      <w:r>
+        <w:rPr>
+          <w:rFonts w:ascii="Cambria" w:hAnsi="Cambria" w:cs="Cambria"/>
+          <w:b w:val="0"/>
+          <w:i w:val="0"/>
+          <w:sz w:val="20"/>
+        </w:rPr>
+        <w:t>POST enrollment with nonexistent student_id — HTTP 404:</w:t>
+      </w:r>
+    </w:p>
+    <w:p>
+      <w:pPr>
+        <w:spacing w:line="240" w:lineRule="auto" w:before="0" w:after="0"/>
+        <w:ind w:left="360"/>
+      </w:pPr>
+      <w:r>
+        <w:rPr>
+          <w:rFonts w:ascii="Courier New" w:hAnsi="Courier New" w:cs="Courier New"/>
+          <w:b w:val="0"/>
+          <w:i w:val="0"/>
+          <w:sz w:val="18"/>
+        </w:rPr>
+        <w:t>curl -i -X POST http://localhost:8003/api/enrollments \</w:t>
+      </w:r>
+    </w:p>
+    <w:p>
+      <w:pPr>
+        <w:spacing w:line="240" w:lineRule="auto" w:before="0" w:after="0"/>
+        <w:ind w:left="360"/>
+      </w:pPr>
+      <w:r>
+        <w:rPr>
+          <w:rFonts w:ascii="Courier New" w:hAnsi="Courier New" w:cs="Courier New"/>
+          <w:b w:val="0"/>
+          <w:i w:val="0"/>
+          <w:sz w:val="18"/>
+        </w:rPr>
+        <w:t xml:space="preserve">  -H "Content-Type: application/json" \</w:t>
+      </w:r>
+    </w:p>
+    <w:p>
+      <w:pPr>
+        <w:spacing w:line="240" w:lineRule="auto" w:before="0" w:after="0"/>
+        <w:ind w:left="360"/>
+      </w:pPr>
+      <w:r>
+        <w:rPr>
+          <w:rFonts w:ascii="Courier New" w:hAnsi="Courier New" w:cs="Courier New"/>
+          <w:b w:val="0"/>
+          <w:i w:val="0"/>
+          <w:sz w:val="18"/>
+        </w:rPr>
+        <w:t xml:space="preserve">  -d '{"student_id":9999,"course_id":1}'</w:t>
+      </w:r>
+    </w:p>
+    <w:tbl>
+      <w:tblPr>
+        <w:tblW w:type="auto" w:w="0"/>
+        <w:jc w:val="center"/>
+        <w:tblLook w:firstColumn="1" w:firstRow="1" w:lastColumn="0" w:lastRow="0" w:noHBand="0" w:noVBand="1" w:val="04A0"/>
+      </w:tblPr>
+      <w:tblGrid>
+        <w:gridCol w:w="9360"/>
+      </w:tblGrid>
+      <w:tr>
+        <w:tc>
+          <w:tcPr>
+            <w:tcW w:type="dxa" w:w="9360"/>
+            <w:shd w:fill="F2F2F2"/>
+            <w:tcBorders>
+              <w:top w:val="single" w:sz="8" w:space="0" w:color="999999"/>
+              <w:left w:val="single" w:sz="8" w:space="0" w:color="999999"/>
+              <w:bottom w:val="single" w:sz="8" w:space="0" w:color="999999"/>
+              <w:right w:val="single" w:sz="8" w:space="0" w:color="999999"/>
+            </w:tcBorders>
+            <w:tcW w:w="9000" w:type="dxa"/>
+          </w:tcPr>
+          <w:p>
+            <w:r>
+              <w:rPr>
+                <w:rFonts w:ascii="Courier New" w:hAnsi="Courier New" w:cs="Courier New"/>
+                <w:b/>
+                <w:i w:val="0"/>
+                <w:sz w:val="18"/>
+              </w:rPr>
+              <w:t>[SCREENSHOT REQUIRED — TERMINAL OUTPUT]</w:t>
+            </w:r>
+          </w:p>
+          <w:p>
+            <w:r>
+              <w:rPr>
+                <w:rFonts w:ascii="Courier New" w:hAnsi="Courier New" w:cs="Courier New"/>
+                <w:b w:val="0"/>
+                <w:i w:val="0"/>
+                <w:sz w:val="18"/>
+              </w:rPr>
+              <w:t>HOW: Run the command above in your terminal</w:t>
+            </w:r>
+          </w:p>
+          <w:p>
+            <w:r>
+              <w:rPr>
+                <w:rFonts w:ascii="Courier New" w:hAnsi="Courier New" w:cs="Courier New"/>
+                <w:b w:val="0"/>
+                <w:i w:val="0"/>
+                <w:sz w:val="18"/>
+              </w:rPr>
+              <w:t>Screenshot the full terminal output showing HTTP status line and JSON body</w:t>
+            </w:r>
+          </w:p>
+          <w:p>
+            <w:r>
+              <w:rPr>
+                <w:rFonts w:ascii="Cambria" w:hAnsi="Cambria" w:cs="Cambria"/>
+                <w:b w:val="0"/>
+                <w:i/>
+                <w:sz w:val="20"/>
+              </w:rPr>
+              <w:t>Caption: "POST enrollment nonexistent student — HTTP 404 STUDENT_NOT_FOUND"</w:t>
+            </w:r>
+          </w:p>
+        </w:tc>
+      </w:tr>
+    </w:tbl>
+    <w:p/>
+    <w:p>
+      <w:r>
+        <w:rPr>
+          <w:rFonts w:ascii="Cambria" w:hAnsi="Cambria" w:cs="Cambria"/>
+          <w:b w:val="0"/>
+          <w:i w:val="0"/>
+          <w:sz w:val="20"/>
+        </w:rPr>
+        <w:t>POST enrollment with nonexistent course_id — HTTP 404:</w:t>
+      </w:r>
+    </w:p>
+    <w:p>
+      <w:pPr>
+        <w:spacing w:line="240" w:lineRule="auto" w:before="0" w:after="0"/>
+        <w:ind w:left="360"/>
+      </w:pPr>
+      <w:r>
+        <w:rPr>
+          <w:rFonts w:ascii="Courier New" w:hAnsi="Courier New" w:cs="Courier New"/>
+          <w:b w:val="0"/>
+          <w:i w:val="0"/>
+          <w:sz w:val="18"/>
+        </w:rPr>
+        <w:t>curl -i -X POST http://localhost:8003/api/enrollments \</w:t>
+      </w:r>
+    </w:p>
+    <w:p>
+      <w:pPr>
+        <w:spacing w:line="240" w:lineRule="auto" w:before="0" w:after="0"/>
+        <w:ind w:left="360"/>
+      </w:pPr>
+      <w:r>
+        <w:rPr>
+          <w:rFonts w:ascii="Courier New" w:hAnsi="Courier New" w:cs="Courier New"/>
+          <w:b w:val="0"/>
+          <w:i w:val="0"/>
+          <w:sz w:val="18"/>
+        </w:rPr>
+        <w:t xml:space="preserve">  -H "Content-Type: application/json" \</w:t>
+      </w:r>
+    </w:p>
+    <w:p>
+      <w:pPr>
+        <w:spacing w:line="240" w:lineRule="auto" w:before="0" w:after="0"/>
+        <w:ind w:left="360"/>
+      </w:pPr>
+      <w:r>
+        <w:rPr>
+          <w:rFonts w:ascii="Courier New" w:hAnsi="Courier New" w:cs="Courier New"/>
+          <w:b w:val="0"/>
+          <w:i w:val="0"/>
+          <w:sz w:val="18"/>
+        </w:rPr>
+        <w:t xml:space="preserve">  -d '{"student_id":1,"course_id":9999}'</w:t>
+      </w:r>
+    </w:p>
+    <w:tbl>
+      <w:tblPr>
+        <w:tblW w:type="auto" w:w="0"/>
+        <w:jc w:val="center"/>
+        <w:tblLook w:firstColumn="1" w:firstRow="1" w:lastColumn="0" w:lastRow="0" w:noHBand="0" w:noVBand="1" w:val="04A0"/>
+      </w:tblPr>
+      <w:tblGrid>
+        <w:gridCol w:w="9360"/>
+      </w:tblGrid>
+      <w:tr>
+        <w:tc>
+          <w:tcPr>
+            <w:tcW w:type="dxa" w:w="9360"/>
+            <w:shd w:fill="F2F2F2"/>
+            <w:tcBorders>
+              <w:top w:val="single" w:sz="8" w:space="0" w:color="999999"/>
+              <w:left w:val="single" w:sz="8" w:space="0" w:color="999999"/>
+              <w:bottom w:val="single" w:sz="8" w:space="0" w:color="999999"/>
+              <w:right w:val="single" w:sz="8" w:space="0" w:color="999999"/>
+            </w:tcBorders>
+            <w:tcW w:w="9000" w:type="dxa"/>
+          </w:tcPr>
+          <w:p>
+            <w:r>
+              <w:rPr>
+                <w:rFonts w:ascii="Courier New" w:hAnsi="Courier New" w:cs="Courier New"/>
+                <w:b/>
+                <w:i w:val="0"/>
+                <w:sz w:val="18"/>
+              </w:rPr>
+              <w:t>[SCREENSHOT REQUIRED — TERMINAL OUTPUT]</w:t>
+            </w:r>
+          </w:p>
+          <w:p>
+            <w:r>
+              <w:rPr>
+                <w:rFonts w:ascii="Courier New" w:hAnsi="Courier New" w:cs="Courier New"/>
+                <w:b w:val="0"/>
+                <w:i w:val="0"/>
+                <w:sz w:val="18"/>
+              </w:rPr>
+              <w:t>HOW: Run the command above in your terminal</w:t>
+            </w:r>
+          </w:p>
+          <w:p>
+            <w:r>
+              <w:rPr>
+                <w:rFonts w:ascii="Courier New" w:hAnsi="Courier New" w:cs="Courier New"/>
+                <w:b w:val="0"/>
+                <w:i w:val="0"/>
+                <w:sz w:val="18"/>
+              </w:rPr>
+              <w:t>Screenshot the full terminal output showing HTTP status line and JSON body</w:t>
+            </w:r>
+          </w:p>
+          <w:p>
+            <w:r>
+              <w:rPr>
+                <w:rFonts w:ascii="Cambria" w:hAnsi="Cambria" w:cs="Cambria"/>
+                <w:b w:val="0"/>
+                <w:i/>
+                <w:sz w:val="20"/>
+              </w:rPr>
+              <w:t>Caption: "POST enrollment nonexistent course — HTTP 404 COURSE_NOT_FOUND"</w:t>
+            </w:r>
+          </w:p>
+        </w:tc>
+      </w:tr>
+    </w:tbl>
+    <w:p/>
+    <w:p>
+      <w:r>
+        <w:rPr>
+          <w:rFonts w:ascii="Cambria" w:hAnsi="Cambria" w:cs="Cambria"/>
+          <w:b/>
+          <w:i w:val="0"/>
+          <w:sz w:val="20"/>
+        </w:rPr>
+        <w:t>Duplicate — 409</w:t>
+      </w:r>
+    </w:p>
+    <w:p>
+      <w:r>
+        <w:rPr>
+          <w:rFonts w:ascii="Cambria" w:hAnsi="Cambria" w:cs="Cambria"/>
+          <w:b w:val="0"/>
+          <w:i w:val="0"/>
+          <w:sz w:val="20"/>
+        </w:rPr>
+        <w:t>POST student with duplicate email — HTTP 409:</w:t>
+      </w:r>
+    </w:p>
+    <w:p>
+      <w:pPr>
+        <w:spacing w:line="240" w:lineRule="auto" w:before="0" w:after="0"/>
+        <w:ind w:left="360"/>
+      </w:pPr>
+      <w:r>
+        <w:rPr>
+          <w:rFonts w:ascii="Courier New" w:hAnsi="Courier New" w:cs="Courier New"/>
+          <w:b w:val="0"/>
+          <w:i w:val="0"/>
+          <w:sz w:val="18"/>
+        </w:rPr>
+        <w:t>curl -i -X POST http://localhost:8001/api/students \</w:t>
+      </w:r>
+    </w:p>
+    <w:p>
+      <w:pPr>
+        <w:spacing w:line="240" w:lineRule="auto" w:before="0" w:after="0"/>
+        <w:ind w:left="360"/>
+      </w:pPr>
+      <w:r>
+        <w:rPr>
+          <w:rFonts w:ascii="Courier New" w:hAnsi="Courier New" w:cs="Courier New"/>
+          <w:b w:val="0"/>
+          <w:i w:val="0"/>
+          <w:sz w:val="18"/>
+        </w:rPr>
+        <w:t xml:space="preserve">  -H "Content-Type: application/json" \</w:t>
+      </w:r>
+    </w:p>
+    <w:p>
+      <w:pPr>
+        <w:spacing w:line="240" w:lineRule="auto" w:before="0" w:after="0"/>
+        <w:ind w:left="360"/>
+      </w:pPr>
+      <w:r>
+        <w:rPr>
+          <w:rFonts w:ascii="Courier New" w:hAnsi="Courier New" w:cs="Courier New"/>
+          <w:b w:val="0"/>
+          <w:i w:val="0"/>
+          <w:sz w:val="18"/>
+        </w:rPr>
+        <w:t xml:space="preserve">  -d '{"name":"Juan Copy","email":"juan@example.com"}'</w:t>
+      </w:r>
+    </w:p>
+    <w:tbl>
+      <w:tblPr>
+        <w:tblW w:type="auto" w:w="0"/>
+        <w:jc w:val="center"/>
+        <w:tblLook w:firstColumn="1" w:firstRow="1" w:lastColumn="0" w:lastRow="0" w:noHBand="0" w:noVBand="1" w:val="04A0"/>
+      </w:tblPr>
+      <w:tblGrid>
+        <w:gridCol w:w="9360"/>
+      </w:tblGrid>
+      <w:tr>
+        <w:tc>
+          <w:tcPr>
+            <w:tcW w:type="dxa" w:w="9360"/>
+            <w:shd w:fill="F2F2F2"/>
+            <w:tcBorders>
+              <w:top w:val="single" w:sz="8" w:space="0" w:color="999999"/>
+              <w:left w:val="single" w:sz="8" w:space="0" w:color="999999"/>
+              <w:bottom w:val="single" w:sz="8" w:space="0" w:color="999999"/>
+              <w:right w:val="single" w:sz="8" w:space="0" w:color="999999"/>
+            </w:tcBorders>
+            <w:tcW w:w="9000" w:type="dxa"/>
+          </w:tcPr>
+          <w:p>
+            <w:r>
+              <w:rPr>
+                <w:rFonts w:ascii="Courier New" w:hAnsi="Courier New" w:cs="Courier New"/>
+                <w:b/>
+                <w:i w:val="0"/>
+                <w:sz w:val="18"/>
+              </w:rPr>
+              <w:t>[SCREENSHOT REQUIRED — TERMINAL OUTPUT]</w:t>
+            </w:r>
+          </w:p>
+          <w:p>
+            <w:r>
+              <w:rPr>
+                <w:rFonts w:ascii="Courier New" w:hAnsi="Courier New" w:cs="Courier New"/>
+                <w:b w:val="0"/>
+                <w:i w:val="0"/>
+                <w:sz w:val="18"/>
+              </w:rPr>
+              <w:t>HOW: Run the command above in your terminal</w:t>
+            </w:r>
+          </w:p>
+          <w:p>
+            <w:r>
+              <w:rPr>
+                <w:rFonts w:ascii="Courier New" w:hAnsi="Courier New" w:cs="Courier New"/>
+                <w:b w:val="0"/>
+                <w:i w:val="0"/>
+                <w:sz w:val="18"/>
+              </w:rPr>
+              <w:t>Screenshot the full terminal output showing HTTP status line and JSON body</w:t>
+            </w:r>
+          </w:p>
+          <w:p>
+            <w:r>
+              <w:rPr>
+                <w:rFonts w:ascii="Cambria" w:hAnsi="Cambria" w:cs="Cambria"/>
+                <w:b w:val="0"/>
+                <w:i/>
+                <w:sz w:val="20"/>
+              </w:rPr>
+              <w:t>Caption: "POST duplicate email — HTTP 409 DUPLICATE_EMAIL"</w:t>
+            </w:r>
+          </w:p>
+        </w:tc>
+      </w:tr>
+    </w:tbl>
+    <w:p/>
+    <w:p>
+      <w:r>
+        <w:rPr>
+          <w:rFonts w:ascii="Cambria" w:hAnsi="Cambria" w:cs="Cambria"/>
+          <w:b w:val="0"/>
+          <w:i w:val="0"/>
+          <w:sz w:val="20"/>
+        </w:rPr>
+        <w:t>POST duplicate enrollment — HTTP 409:</w:t>
+      </w:r>
+    </w:p>
+    <w:p>
+      <w:pPr>
+        <w:spacing w:line="240" w:lineRule="auto" w:before="0" w:after="0"/>
+        <w:ind w:left="360"/>
+      </w:pPr>
+      <w:r>
+        <w:rPr>
+          <w:rFonts w:ascii="Courier New" w:hAnsi="Courier New" w:cs="Courier New"/>
+          <w:b w:val="0"/>
+          <w:i w:val="0"/>
+          <w:sz w:val="18"/>
+        </w:rPr>
+        <w:t>curl -i -X POST http://localhost:8003/api/enrollments \</w:t>
+      </w:r>
+    </w:p>
+    <w:p>
+      <w:pPr>
+        <w:spacing w:line="240" w:lineRule="auto" w:before="0" w:after="0"/>
+        <w:ind w:left="360"/>
+      </w:pPr>
+      <w:r>
+        <w:rPr>
+          <w:rFonts w:ascii="Courier New" w:hAnsi="Courier New" w:cs="Courier New"/>
+          <w:b w:val="0"/>
+          <w:i w:val="0"/>
+          <w:sz w:val="18"/>
+        </w:rPr>
+        <w:t xml:space="preserve">  -H "Content-Type: application/json" \</w:t>
+      </w:r>
+    </w:p>
+    <w:p>
+      <w:pPr>
+        <w:spacing w:line="240" w:lineRule="auto" w:before="0" w:after="0"/>
+        <w:ind w:left="360"/>
+      </w:pPr>
+      <w:r>
+        <w:rPr>
+          <w:rFonts w:ascii="Courier New" w:hAnsi="Courier New" w:cs="Courier New"/>
+          <w:b w:val="0"/>
+          <w:i w:val="0"/>
+          <w:sz w:val="18"/>
+        </w:rPr>
+        <w:t xml:space="preserve">  -d '{"student_id":1,"course_id":1}'</w:t>
+      </w:r>
+    </w:p>
+    <w:tbl>
+      <w:tblPr>
+        <w:tblW w:type="auto" w:w="0"/>
+        <w:jc w:val="center"/>
+        <w:tblLook w:firstColumn="1" w:firstRow="1" w:lastColumn="0" w:lastRow="0" w:noHBand="0" w:noVBand="1" w:val="04A0"/>
+      </w:tblPr>
+      <w:tblGrid>
+        <w:gridCol w:w="9360"/>
+      </w:tblGrid>
+      <w:tr>
+        <w:tc>
+          <w:tcPr>
+            <w:tcW w:type="dxa" w:w="9360"/>
+            <w:shd w:fill="F2F2F2"/>
+            <w:tcBorders>
+              <w:top w:val="single" w:sz="8" w:space="0" w:color="999999"/>
+              <w:left w:val="single" w:sz="8" w:space="0" w:color="999999"/>
+              <w:bottom w:val="single" w:sz="8" w:space="0" w:color="999999"/>
+              <w:right w:val="single" w:sz="8" w:space="0" w:color="999999"/>
+            </w:tcBorders>
+            <w:tcW w:w="9000" w:type="dxa"/>
+          </w:tcPr>
+          <w:p>
+            <w:r>
+              <w:rPr>
+                <w:rFonts w:ascii="Courier New" w:hAnsi="Courier New" w:cs="Courier New"/>
+                <w:b/>
+                <w:i w:val="0"/>
+                <w:sz w:val="18"/>
+              </w:rPr>
+              <w:t>[SCREENSHOT REQUIRED — TERMINAL OUTPUT]</w:t>
+            </w:r>
+          </w:p>
+          <w:p>
+            <w:r>
+              <w:rPr>
+                <w:rFonts w:ascii="Courier New" w:hAnsi="Courier New" w:cs="Courier New"/>
+                <w:b w:val="0"/>
+                <w:i w:val="0"/>
+                <w:sz w:val="18"/>
+              </w:rPr>
+              <w:t>HOW: Run the command above in your terminal</w:t>
+            </w:r>
+          </w:p>
+          <w:p>
+            <w:r>
+              <w:rPr>
+                <w:rFonts w:ascii="Courier New" w:hAnsi="Courier New" w:cs="Courier New"/>
+                <w:b w:val="0"/>
+                <w:i w:val="0"/>
+                <w:sz w:val="18"/>
+              </w:rPr>
+              <w:t>Screenshot the full terminal output showing HTTP status line and JSON body</w:t>
+            </w:r>
+          </w:p>
+          <w:p>
+            <w:r>
+              <w:rPr>
+                <w:rFonts w:ascii="Cambria" w:hAnsi="Cambria" w:cs="Cambria"/>
+                <w:b w:val="0"/>
+                <w:i/>
+                <w:sz w:val="20"/>
+              </w:rPr>
+              <w:t>Caption: "POST duplicate enrollment — HTTP 409 DUPLICATE_ENROLLMENT"</w:t>
+            </w:r>
+          </w:p>
+        </w:tc>
+      </w:tr>
+    </w:tbl>
+    <w:p/>
+    <w:p>
+      <w:r>
+        <w:rPr>
+          <w:rFonts w:ascii="Cambria" w:hAnsi="Cambria" w:cs="Cambria"/>
+          <w:b/>
+          <w:i w:val="0"/>
+          <w:sz w:val="20"/>
+        </w:rPr>
+        <w:t>Dependency Down — 503</w:t>
+      </w:r>
+    </w:p>
+    <w:p>
+      <w:r>
+        <w:rPr>
+          <w:rFonts w:ascii="Cambria" w:hAnsi="Cambria" w:cs="Cambria"/>
+          <w:b w:val="0"/>
+          <w:i w:val="0"/>
+          <w:sz w:val="20"/>
+        </w:rPr>
+        <w:t>POST enrollment while student-service is offline — HTTP 503:</w:t>
+      </w:r>
+    </w:p>
+    <w:p>
+      <w:pPr>
+        <w:spacing w:line="240" w:lineRule="auto" w:before="0" w:after="0"/>
+        <w:ind w:left="360"/>
+      </w:pPr>
+      <w:r>
+        <w:rPr>
+          <w:rFonts w:ascii="Courier New" w:hAnsi="Courier New" w:cs="Courier New"/>
+          <w:b w:val="0"/>
+          <w:i w:val="0"/>
+          <w:sz w:val="18"/>
+        </w:rPr>
+        <w:t># Stop student-service first (Ctrl+C on port 8001 terminal)</w:t>
+      </w:r>
+    </w:p>
+    <w:p>
+      <w:pPr>
+        <w:spacing w:line="240" w:lineRule="auto" w:before="0" w:after="0"/>
+        <w:ind w:left="360"/>
+      </w:pPr>
+      <w:r>
+        <w:rPr>
+          <w:rFonts w:ascii="Courier New" w:hAnsi="Courier New" w:cs="Courier New"/>
+          <w:b w:val="0"/>
+          <w:i w:val="0"/>
+          <w:sz w:val="18"/>
+        </w:rPr>
+        <w:t>curl -i -X POST http://localhost:8003/api/enrollments \</w:t>
+      </w:r>
+    </w:p>
+    <w:p>
+      <w:pPr>
+        <w:spacing w:line="240" w:lineRule="auto" w:before="0" w:after="0"/>
+        <w:ind w:left="360"/>
+      </w:pPr>
+      <w:r>
+        <w:rPr>
+          <w:rFonts w:ascii="Courier New" w:hAnsi="Courier New" w:cs="Courier New"/>
+          <w:b w:val="0"/>
+          <w:i w:val="0"/>
+          <w:sz w:val="18"/>
+        </w:rPr>
+        <w:t xml:space="preserve">  -H "Content-Type: application/json" \</w:t>
+      </w:r>
+    </w:p>
+    <w:p>
+      <w:pPr>
+        <w:spacing w:line="240" w:lineRule="auto" w:before="0" w:after="0"/>
+        <w:ind w:left="360"/>
+      </w:pPr>
+      <w:r>
+        <w:rPr>
+          <w:rFonts w:ascii="Courier New" w:hAnsi="Courier New" w:cs="Courier New"/>
+          <w:b w:val="0"/>
+          <w:i w:val="0"/>
+          <w:sz w:val="18"/>
+        </w:rPr>
+        <w:t xml:space="preserve">  -d '{"student_id":1,"course_id":1}'</w:t>
+      </w:r>
+    </w:p>
+    <w:tbl>
+      <w:tblPr>
+        <w:tblW w:type="auto" w:w="0"/>
+        <w:jc w:val="center"/>
+        <w:tblLook w:firstColumn="1" w:firstRow="1" w:lastColumn="0" w:lastRow="0" w:noHBand="0" w:noVBand="1" w:val="04A0"/>
+      </w:tblPr>
+      <w:tblGrid>
+        <w:gridCol w:w="9360"/>
+      </w:tblGrid>
+      <w:tr>
+        <w:tc>
+          <w:tcPr>
+            <w:tcW w:type="dxa" w:w="9360"/>
+            <w:shd w:fill="F2F2F2"/>
+            <w:tcBorders>
+              <w:top w:val="single" w:sz="8" w:space="0" w:color="999999"/>
+              <w:left w:val="single" w:sz="8" w:space="0" w:color="999999"/>
+              <w:bottom w:val="single" w:sz="8" w:space="0" w:color="999999"/>
+              <w:right w:val="single" w:sz="8" w:space="0" w:color="999999"/>
+            </w:tcBorders>
+            <w:tcW w:w="9000" w:type="dxa"/>
+          </w:tcPr>
+          <w:p>
+            <w:r>
+              <w:rPr>
+                <w:rFonts w:ascii="Courier New" w:hAnsi="Courier New" w:cs="Courier New"/>
+                <w:b/>
+                <w:i w:val="0"/>
+                <w:sz w:val="18"/>
+              </w:rPr>
+              <w:t>[SCREENSHOT REQUIRED — TERMINAL OUTPUT]</w:t>
+            </w:r>
+          </w:p>
+          <w:p>
+            <w:r>
+              <w:rPr>
+                <w:rFonts w:ascii="Courier New" w:hAnsi="Courier New" w:cs="Courier New"/>
+                <w:b w:val="0"/>
+                <w:i w:val="0"/>
+                <w:sz w:val="18"/>
+              </w:rPr>
+              <w:t>HOW: Stop student-service (Ctrl+C on 8001 terminal)</w:t>
+            </w:r>
+          </w:p>
+          <w:p>
+            <w:r>
+              <w:rPr>
+                <w:rFonts w:ascii="Courier New" w:hAnsi="Courier New" w:cs="Courier New"/>
+                <w:b w:val="0"/>
+                <w:i w:val="0"/>
+                <w:sz w:val="18"/>
+              </w:rPr>
+              <w:t>Run the curl command above</w:t>
+            </w:r>
+          </w:p>
+          <w:p>
+            <w:r>
+              <w:rPr>
+                <w:rFonts w:ascii="Courier New" w:hAnsi="Courier New" w:cs="Courier New"/>
+                <w:b w:val="0"/>
+                <w:i w:val="0"/>
+                <w:sz w:val="18"/>
+              </w:rPr>
+              <w:t>Screenshot the full terminal output</w:t>
+            </w:r>
+          </w:p>
+          <w:p>
+            <w:r>
+              <w:rPr>
+                <w:rFonts w:ascii="Cambria" w:hAnsi="Cambria" w:cs="Cambria"/>
+                <w:b w:val="0"/>
+                <w:i/>
+                <w:sz w:val="20"/>
+              </w:rPr>
+              <w:t>Caption: "POST enrollment — HTTP 503 SERVICE_UNAVAILABLE student-service offline"</w:t>
+            </w:r>
+          </w:p>
+        </w:tc>
+      </w:tr>
+    </w:tbl>
+    <w:p/>
+    <w:p>
+      <w:r>
+        <w:rPr>
+          <w:rFonts w:ascii="Cambria" w:hAnsi="Cambria" w:cs="Cambria"/>
+          <w:b w:val="0"/>
+          <w:i w:val="0"/>
+          <w:sz w:val="20"/>
+        </w:rPr>
+        <w:t>POST enrollment while course-service is offline — HTTP 503:</w:t>
+      </w:r>
+    </w:p>
+    <w:p>
+      <w:pPr>
+        <w:spacing w:line="240" w:lineRule="auto" w:before="0" w:after="0"/>
+        <w:ind w:left="360"/>
+      </w:pPr>
+      <w:r>
+        <w:rPr>
+          <w:rFonts w:ascii="Courier New" w:hAnsi="Courier New" w:cs="Courier New"/>
+          <w:b w:val="0"/>
+          <w:i w:val="0"/>
+          <w:sz w:val="18"/>
+        </w:rPr>
+        <w:t># Restart student-service, stop course-service (Ctrl+C on port 8002 terminal)</w:t>
+      </w:r>
+    </w:p>
+    <w:p>
+      <w:pPr>
+        <w:spacing w:line="240" w:lineRule="auto" w:before="0" w:after="0"/>
+        <w:ind w:left="360"/>
+      </w:pPr>
+      <w:r>
+        <w:rPr>
+          <w:rFonts w:ascii="Courier New" w:hAnsi="Courier New" w:cs="Courier New"/>
+          <w:b w:val="0"/>
+          <w:i w:val="0"/>
+          <w:sz w:val="18"/>
+        </w:rPr>
+        <w:t>curl -i -X POST http://localhost:8003/api/enrollments \</w:t>
+      </w:r>
+    </w:p>
+    <w:p>
+      <w:pPr>
+        <w:spacing w:line="240" w:lineRule="auto" w:before="0" w:after="0"/>
+        <w:ind w:left="360"/>
+      </w:pPr>
+      <w:r>
+        <w:rPr>
+          <w:rFonts w:ascii="Courier New" w:hAnsi="Courier New" w:cs="Courier New"/>
+          <w:b w:val="0"/>
+          <w:i w:val="0"/>
+          <w:sz w:val="18"/>
+        </w:rPr>
+        <w:t xml:space="preserve">  -H "Content-Type: application/json" \</w:t>
+      </w:r>
+    </w:p>
+    <w:p>
+      <w:pPr>
+        <w:spacing w:line="240" w:lineRule="auto" w:before="0" w:after="0"/>
+        <w:ind w:left="360"/>
+      </w:pPr>
+      <w:r>
+        <w:rPr>
+          <w:rFonts w:ascii="Courier New" w:hAnsi="Courier New" w:cs="Courier New"/>
+          <w:b w:val="0"/>
+          <w:i w:val="0"/>
+          <w:sz w:val="18"/>
+        </w:rPr>
+        <w:t xml:space="preserve">  -d '{"student_id":1,"course_id":1}'</w:t>
+      </w:r>
+    </w:p>
+    <w:tbl>
+      <w:tblPr>
+        <w:tblW w:type="auto" w:w="0"/>
+        <w:jc w:val="center"/>
+        <w:tblLook w:firstColumn="1" w:firstRow="1" w:lastColumn="0" w:lastRow="0" w:noHBand="0" w:noVBand="1" w:val="04A0"/>
+      </w:tblPr>
+      <w:tblGrid>
+        <w:gridCol w:w="9360"/>
+      </w:tblGrid>
+      <w:tr>
+        <w:tc>
+          <w:tcPr>
+            <w:tcW w:type="dxa" w:w="9360"/>
+            <w:shd w:fill="F2F2F2"/>
+            <w:tcBorders>
+              <w:top w:val="single" w:sz="8" w:space="0" w:color="999999"/>
+              <w:left w:val="single" w:sz="8" w:space="0" w:color="999999"/>
+              <w:bottom w:val="single" w:sz="8" w:space="0" w:color="999999"/>
+              <w:right w:val="single" w:sz="8" w:space="0" w:color="999999"/>
+            </w:tcBorders>
+            <w:tcW w:w="9000" w:type="dxa"/>
+          </w:tcPr>
+          <w:p>
+            <w:r>
+              <w:rPr>
+                <w:rFonts w:ascii="Courier New" w:hAnsi="Courier New" w:cs="Courier New"/>
+                <w:b/>
+                <w:i w:val="0"/>
+                <w:sz w:val="18"/>
+              </w:rPr>
+              <w:t>[SCREENSHOT REQUIRED — TERMINAL OUTPUT]</w:t>
+            </w:r>
+          </w:p>
+          <w:p>
+            <w:r>
+              <w:rPr>
+                <w:rFonts w:ascii="Courier New" w:hAnsi="Courier New" w:cs="Courier New"/>
+                <w:b w:val="0"/>
+                <w:i w:val="0"/>
+                <w:sz w:val="18"/>
+              </w:rPr>
+              <w:t>HOW: Restart student-service, stop course-service (Ctrl+C on 8002 terminal)</w:t>
+            </w:r>
+          </w:p>
+          <w:p>
+            <w:r>
+              <w:rPr>
+                <w:rFonts w:ascii="Courier New" w:hAnsi="Courier New" w:cs="Courier New"/>
+                <w:b w:val="0"/>
+                <w:i w:val="0"/>
+                <w:sz w:val="18"/>
+              </w:rPr>
+              <w:t>Run the curl command above</w:t>
+            </w:r>
+          </w:p>
+          <w:p>
+            <w:r>
+              <w:rPr>
+                <w:rFonts w:ascii="Courier New" w:hAnsi="Courier New" w:cs="Courier New"/>
+                <w:b w:val="0"/>
+                <w:i w:val="0"/>
+                <w:sz w:val="18"/>
+              </w:rPr>
+              <w:t>Screenshot the full terminal output</w:t>
+            </w:r>
+          </w:p>
+          <w:p>
+            <w:r>
+              <w:rPr>
+                <w:rFonts w:ascii="Cambria" w:hAnsi="Cambria" w:cs="Cambria"/>
+                <w:b w:val="0"/>
+                <w:i/>
+                <w:sz w:val="20"/>
+              </w:rPr>
+              <w:t>Caption: "POST enrollment — HTTP 503 SERVICE_UNAVAILABLE course-service offline"</w:t>
+            </w:r>
+          </w:p>
+        </w:tc>
+      </w:tr>
+    </w:tbl>
+    <w:p/>
+    <w:p>
+      <w:r>
+        <w:rPr>
+          <w:rFonts w:ascii="Cambria" w:hAnsi="Cambria" w:cs="Cambria"/>
+          <w:b/>
+          <w:i w:val="0"/>
+          <w:sz w:val="20"/>
+        </w:rPr>
+        <w:t>Dependency Timeout — 504</w:t>
+      </w:r>
+    </w:p>
+    <w:p>
+      <w:r>
+        <w:rPr>
+          <w:rFonts w:ascii="Cambria" w:hAnsi="Cambria" w:cs="Cambria"/>
+          <w:b w:val="0"/>
+          <w:i w:val="0"/>
+          <w:sz w:val="20"/>
+        </w:rPr>
+        <w:t>POST enrollment while student-service responds slowly — HTTP 504:</w:t>
+      </w:r>
+    </w:p>
+    <w:p>
+      <w:pPr>
+        <w:spacing w:line="240" w:lineRule="auto" w:before="0" w:after="0"/>
+        <w:ind w:left="360"/>
+      </w:pPr>
+      <w:r>
+        <w:rPr>
+          <w:rFonts w:ascii="Courier New" w:hAnsi="Courier New" w:cs="Courier New"/>
+          <w:b w:val="0"/>
+          <w:i w:val="0"/>
+          <w:sz w:val="18"/>
+        </w:rPr>
+        <w:t># Add sleep(10) to StudentController::show() in student-service</w:t>
+      </w:r>
+    </w:p>
+    <w:p>
+      <w:pPr>
+        <w:spacing w:line="240" w:lineRule="auto" w:before="0" w:after="0"/>
+        <w:ind w:left="360"/>
+      </w:pPr>
+      <w:r>
+        <w:rPr>
+          <w:rFonts w:ascii="Courier New" w:hAnsi="Courier New" w:cs="Courier New"/>
+          <w:b w:val="0"/>
+          <w:i w:val="0"/>
+          <w:sz w:val="18"/>
+        </w:rPr>
+        <w:t># Restart student-service on port 8001</w:t>
+      </w:r>
+    </w:p>
+    <w:p>
+      <w:pPr>
+        <w:spacing w:line="240" w:lineRule="auto" w:before="0" w:after="0"/>
+        <w:ind w:left="360"/>
+      </w:pPr>
+      <w:r>
+        <w:rPr>
+          <w:rFonts w:ascii="Courier New" w:hAnsi="Courier New" w:cs="Courier New"/>
+          <w:b w:val="0"/>
+          <w:i w:val="0"/>
+          <w:sz w:val="18"/>
+        </w:rPr>
+        <w:t>curl -i -X POST http://localhost:8003/api/enrollments \</w:t>
+      </w:r>
+    </w:p>
+    <w:p>
+      <w:pPr>
+        <w:spacing w:line="240" w:lineRule="auto" w:before="0" w:after="0"/>
+        <w:ind w:left="360"/>
+      </w:pPr>
+      <w:r>
+        <w:rPr>
+          <w:rFonts w:ascii="Courier New" w:hAnsi="Courier New" w:cs="Courier New"/>
+          <w:b w:val="0"/>
+          <w:i w:val="0"/>
+          <w:sz w:val="18"/>
+        </w:rPr>
+        <w:t xml:space="preserve">  -H "Content-Type: application/json" \</w:t>
+      </w:r>
+    </w:p>
+    <w:p>
+      <w:pPr>
+        <w:spacing w:line="240" w:lineRule="auto" w:before="0" w:after="0"/>
+        <w:ind w:left="360"/>
+      </w:pPr>
+      <w:r>
+        <w:rPr>
+          <w:rFonts w:ascii="Courier New" w:hAnsi="Courier New" w:cs="Courier New"/>
+          <w:b w:val="0"/>
+          <w:i w:val="0"/>
+          <w:sz w:val="18"/>
+        </w:rPr>
+        <w:t xml:space="preserve">  -d '{"student_id":1,"course_id":1}'</w:t>
+      </w:r>
+    </w:p>
+    <w:tbl>
+      <w:tblPr>
+        <w:tblW w:type="auto" w:w="0"/>
+        <w:jc w:val="center"/>
+        <w:tblLook w:firstColumn="1" w:firstRow="1" w:lastColumn="0" w:lastRow="0" w:noHBand="0" w:noVBand="1" w:val="04A0"/>
+      </w:tblPr>
+      <w:tblGrid>
+        <w:gridCol w:w="9360"/>
+      </w:tblGrid>
+      <w:tr>
+        <w:tc>
+          <w:tcPr>
+            <w:tcW w:type="dxa" w:w="9360"/>
+            <w:shd w:fill="F2F2F2"/>
+            <w:tcBorders>
+              <w:top w:val="single" w:sz="8" w:space="0" w:color="999999"/>
+              <w:left w:val="single" w:sz="8" w:space="0" w:color="999999"/>
+              <w:bottom w:val="single" w:sz="8" w:space="0" w:color="999999"/>
+              <w:right w:val="single" w:sz="8" w:space="0" w:color="999999"/>
+            </w:tcBorders>
+            <w:tcW w:w="9000" w:type="dxa"/>
+          </w:tcPr>
+          <w:p>
+            <w:r>
+              <w:rPr>
+                <w:rFonts w:ascii="Courier New" w:hAnsi="Courier New" w:cs="Courier New"/>
+                <w:b/>
+                <w:i w:val="0"/>
+                <w:sz w:val="18"/>
+              </w:rPr>
+              <w:t>[SCREENSHOT REQUIRED — TERMINAL OUTPUT]</w:t>
+            </w:r>
+          </w:p>
+          <w:p>
+            <w:r>
+              <w:rPr>
+                <w:rFonts w:ascii="Courier New" w:hAnsi="Courier New" w:cs="Courier New"/>
+                <w:b w:val="0"/>
+                <w:i w:val="0"/>
+                <w:sz w:val="18"/>
+              </w:rPr>
+              <w:t>HOW: Add sleep(10) to StudentController::show() in student-service</w:t>
+            </w:r>
+          </w:p>
+          <w:p>
+            <w:r>
+              <w:rPr>
+                <w:rFonts w:ascii="Courier New" w:hAnsi="Courier New" w:cs="Courier New"/>
+                <w:b w:val="0"/>
+                <w:i w:val="0"/>
+                <w:sz w:val="18"/>
+              </w:rPr>
+              <w:t>Restart student-service, run the curl command above</w:t>
+            </w:r>
+          </w:p>
+          <w:p>
+            <w:r>
+              <w:rPr>
+                <w:rFonts w:ascii="Courier New" w:hAnsi="Courier New" w:cs="Courier New"/>
+                <w:b w:val="0"/>
+                <w:i w:val="0"/>
+                <w:sz w:val="18"/>
+              </w:rPr>
+              <w:t>Screenshot the full terminal output</w:t>
+            </w:r>
+          </w:p>
+          <w:p>
+            <w:r>
+              <w:rPr>
+                <w:rFonts w:ascii="Courier New" w:hAnsi="Courier New" w:cs="Courier New"/>
+                <w:b w:val="0"/>
+                <w:i w:val="0"/>
+                <w:sz w:val="18"/>
+              </w:rPr>
+              <w:t>Remove sleep(10) after testing</w:t>
+            </w:r>
+          </w:p>
+          <w:p>
+            <w:r>
+              <w:rPr>
+                <w:rFonts w:ascii="Cambria" w:hAnsi="Cambria" w:cs="Cambria"/>
+                <w:b w:val="0"/>
+                <w:i/>
+                <w:sz w:val="20"/>
+              </w:rPr>
+              <w:t>Caption: "POST enrollment — HTTP 504 GATEWAY_TIMEOUT dependency too slow"</w:t>
+            </w:r>
+          </w:p>
+        </w:tc>
+      </w:tr>
+    </w:tbl>
+    <w:p/>
+    <w:p>
+      <w:pPr>
+        <w:spacing w:before="240" w:after="120"/>
+      </w:pPr>
+      <w:r>
+        <w:rPr>
+          <w:rFonts w:ascii="Cambria" w:hAnsi="Cambria" w:cs="Cambria"/>
+          <w:b/>
+          <w:i w:val="0"/>
+          <w:sz w:val="22"/>
+        </w:rPr>
+        <w:t>III. EXPERIMENTAL FINDINGS / OBSERVATIONS</w:t>
+      </w:r>
+    </w:p>
+    <w:p>
+      <w:r>
+        <w:rPr>
+          <w:rFonts w:ascii="Cambria" w:hAnsi="Cambria" w:cs="Cambria"/>
+          <w:b w:val="0"/>
+          <w:i w:val="0"/>
+          <w:sz w:val="20"/>
+        </w:rPr>
+        <w:t>All 400, 404, and 409 tests returned the correct HTTP status codes and consistent ERROR_CODE strings across all three services. Every validation error returned VALIDATION_ERROR with a descriptive message identifying the specific field that failed. Not-found errors returned NOT_FOUND for direct lookups and STUDENT_NOT_FOUND or COURSE_NOT_FOUND for cross-service foreign key validation in the enrollment-service. Duplicate detection returned DUPLICATE_EMAIL from student-service and DUPLICATE_ENROLLMENT from enrollment-service. The consistent error format ({"error": "...", "message": "..."}) across all services means a frontend client can use a single error handler for all API responses.</w:t>
+      </w:r>
+    </w:p>
+    <w:p>
+      <w:r>
+        <w:rPr>
+          <w:rFonts w:ascii="Cambria" w:hAnsi="Cambria" w:cs="Cambria"/>
+          <w:b w:val="0"/>
+          <w:i w:val="0"/>
+          <w:sz w:val="20"/>
+        </w:rPr>
+        <w:t>The 503 and 504 tests confirmed that the enrollment-service correctly distinguishes between offline dependencies (connection refused → 503) and slow dependencies (timeout exceeded → 504). The distinction is implemented in the serviceError() helper method, which inspects the ConnectionException message string using str_contains($e-&gt;getMessage(), 'timed out'). When true, HTTP 504 and GATEWAY_TIMEOUT are returned; otherwise, HTTP 503 and SERVICE_UNAVAILABLE. Student-service and course-service have no outbound HTTP calls and therefore never produce 503 or 504 responses.</w:t>
+      </w:r>
+    </w:p>
+    <w:tbl>
+      <w:tblPr>
+        <w:tblW w:type="auto" w:w="0"/>
+        <w:jc w:val="center"/>
+        <w:tblLook w:firstColumn="1" w:firstRow="1" w:lastColumn="0" w:lastRow="0" w:noHBand="0" w:noVBand="1" w:val="04A0"/>
+        <w:tblBorders>
+          <w:top w:val="single" w:sz="4" w:space="0" w:color="999999"/>
+          <w:left w:val="single" w:sz="4" w:space="0" w:color="999999"/>
+          <w:bottom w:val="single" w:sz="4" w:space="0" w:color="999999"/>
+          <w:right w:val="single" w:sz="4" w:space="0" w:color="999999"/>
+          <w:insideH w:val="single" w:sz="4" w:space="0" w:color="999999"/>
+          <w:insideV w:val="single" w:sz="4" w:space="0" w:color="999999"/>
+        </w:tblBorders>
+      </w:tblPr>
+      <w:tblGrid>
+        <w:gridCol w:w="2340"/>
+        <w:gridCol w:w="2340"/>
+        <w:gridCol w:w="2340"/>
+        <w:gridCol w:w="2340"/>
+      </w:tblGrid>
+      <w:tr>
+        <w:tc>
+          <w:tcPr>
+            <w:tcW w:type="dxa" w:w="2340"/>
+            <w:shd w:fill="2F5496"/>
+          </w:tcPr>
+          <w:p>
+            <w:pPr>
+              <w:jc w:val="left"/>
+            </w:pPr>
+            <w:r>
+              <w:rPr>
+                <w:rFonts w:ascii="Cambria" w:hAnsi="Cambria" w:cs="Cambria"/>
+                <w:b/>
+                <w:i w:val="0"/>
+                <w:color w:val="FFFFFF"/>
+                <w:sz w:val="20"/>
+              </w:rPr>
+              <w:t>Scenario</w:t>
             </w:r>
           </w:p>
         </w:tc>
         <w:tc>
           <w:tcPr>
-            <w:tcW w:type="dxa" w:w="1234"/>
+            <w:tcW w:type="dxa" w:w="2340"/>
+            <w:shd w:fill="2F5496"/>
           </w:tcPr>
           <w:p>
+            <w:pPr>
+              <w:jc w:val="left"/>
+            </w:pPr>
             <w:r>
               <w:rPr>
+                <w:rFonts w:ascii="Cambria" w:hAnsi="Cambria" w:cs="Cambria"/>
+                <w:b/>
+                <w:i w:val="0"/>
+                <w:color w:val="FFFFFF"/>
                 <w:sz w:val="20"/>
               </w:rPr>
-              <w:t>Pass</w:t>
+              <w:t>Expected</w:t>
             </w:r>
           </w:p>
         </w:tc>
         <w:tc>
           <w:tcPr>
-            <w:tcW w:type="dxa" w:w="1234"/>
+            <w:tcW w:type="dxa" w:w="2340"/>
+            <w:shd w:fill="2F5496"/>
           </w:tcPr>
           <w:p>
+            <w:pPr>
+              <w:jc w:val="left"/>
+            </w:pPr>
             <w:r>
               <w:rPr>
+                <w:rFonts w:ascii="Cambria" w:hAnsi="Cambria" w:cs="Cambria"/>
+                <w:b/>
+                <w:i w:val="0"/>
+                <w:color w:val="FFFFFF"/>
                 <w:sz w:val="20"/>
               </w:rPr>
-              <w:t>Pass</w:t>
+              <w:t>Actual</w:t>
             </w:r>
           </w:p>
         </w:tc>
         <w:tc>
           <w:tcPr>
-            <w:tcW w:type="dxa" w:w="1234"/>
+            <w:tcW w:type="dxa" w:w="2340"/>
+            <w:shd w:fill="2F5496"/>
           </w:tcPr>
           <w:p>
+            <w:pPr>
+              <w:jc w:val="left"/>
+            </w:pPr>
             <w:r>
               <w:rPr>
+                <w:rFonts w:ascii="Cambria" w:hAnsi="Cambria" w:cs="Cambria"/>
+                <w:b/>
+                <w:i w:val="0"/>
+                <w:color w:val="FFFFFF"/>
                 <w:sz w:val="20"/>
               </w:rPr>
-              <w:t>Pass (impl)</w:t>
-            </w:r>
-          </w:p>
-        </w:tc>
-      </w:tr>
-    </w:tbl>
-    <w:p>
-      <w:r>
-        <w:rPr>
-          <w:b w:val="0"/>
-        </w:rPr>
-        <w:t>All microservices running and responding correctly with seeded data as of March 11, 2026.</w:t>
-      </w:r>
-    </w:p>
-    <w:p>
-      <w:pPr>
-        <w:pStyle w:val="Heading1"/>
-      </w:pPr>
-      <w:r>
-        <w:t>6. Evidence Files</w:t>
-      </w:r>
-    </w:p>
-    <w:tbl>
-      <w:tblPr>
-        <w:tblStyle w:val="LightGrid-Accent1"/>
-        <w:tblW w:type="auto" w:w="0"/>
-        <w:jc w:val="center"/>
-        <w:tblLook w:firstColumn="1" w:firstRow="1" w:lastColumn="0" w:lastRow="0" w:noHBand="0" w:noVBand="1" w:val="04A0"/>
-      </w:tblPr>
-      <w:tblGrid>
-        <w:gridCol w:w="2880"/>
-        <w:gridCol w:w="2880"/>
-        <w:gridCol w:w="2880"/>
-      </w:tblGrid>
-      <w:tr>
-        <w:tc>
-          <w:tcPr>
-            <w:tcW w:type="dxa" w:w="2880"/>
-          </w:tcPr>
-          <w:p>
-            <w:r>
-              <w:rPr>
-                <w:b/>
-                <w:sz w:val="20"/>
-              </w:rPr>
-              <w:t>File</w:t>
-            </w:r>
-          </w:p>
-        </w:tc>
-        <w:tc>
-          <w:tcPr>
-            <w:tcW w:type="dxa" w:w="2880"/>
-          </w:tcPr>
-          <w:p>
-            <w:r>
-              <w:rPr>
-                <w:b/>
-                <w:sz w:val="20"/>
-              </w:rPr>
-              <w:t>Edge Case</w:t>
-            </w:r>
-          </w:p>
-        </w:tc>
-        <w:tc>
-          <w:tcPr>
-            <w:tcW w:type="dxa" w:w="2880"/>
-          </w:tcPr>
-          <w:p>
-            <w:r>
-              <w:rPr>
-                <w:b/>
-                <w:sz w:val="20"/>
-              </w:rPr>
-              <w:t>HTTP Code</w:t>
+              <w:t>Result</w:t>
             </w:r>
           </w:p>
         </w:tc>
@@ -732,40 +3600,65 @@
       <w:tr>
         <w:tc>
           <w:tcPr>
-            <w:tcW w:type="dxa" w:w="2880"/>
+            <w:tcW w:type="dxa" w:w="2340"/>
           </w:tcPr>
           <w:p>
             <w:r>
               <w:rPr>
+                <w:rFonts w:ascii="Cambria" w:hAnsi="Cambria" w:cs="Cambria"/>
+                <w:b w:val="0"/>
+                <w:i w:val="0"/>
                 <w:sz w:val="20"/>
               </w:rPr>
-              <w:t>01-happy-path.txt</w:t>
+              <w:t>POST valid student</w:t>
             </w:r>
           </w:p>
         </w:tc>
         <w:tc>
           <w:tcPr>
-            <w:tcW w:type="dxa" w:w="2880"/>
+            <w:tcW w:type="dxa" w:w="2340"/>
           </w:tcPr>
           <w:p>
             <w:r>
               <w:rPr>
+                <w:rFonts w:ascii="Cambria" w:hAnsi="Cambria" w:cs="Cambria"/>
+                <w:b w:val="0"/>
+                <w:i w:val="0"/>
                 <w:sz w:val="20"/>
               </w:rPr>
-              <w:t>Successful CRUD across all 3 services</w:t>
+              <w:t>201</w:t>
             </w:r>
           </w:p>
         </w:tc>
         <w:tc>
           <w:tcPr>
-            <w:tcW w:type="dxa" w:w="2880"/>
+            <w:tcW w:type="dxa" w:w="2340"/>
           </w:tcPr>
           <w:p>
             <w:r>
               <w:rPr>
+                <w:rFonts w:ascii="Cambria" w:hAnsi="Cambria" w:cs="Cambria"/>
+                <w:b w:val="0"/>
+                <w:i w:val="0"/>
                 <w:sz w:val="20"/>
               </w:rPr>
-              <w:t>200, 201</w:t>
+              <w:t>201</w:t>
+            </w:r>
+          </w:p>
+        </w:tc>
+        <w:tc>
+          <w:tcPr>
+            <w:tcW w:type="dxa" w:w="2340"/>
+          </w:tcPr>
+          <w:p>
+            <w:r>
+              <w:rPr>
+                <w:rFonts w:ascii="Cambria" w:hAnsi="Cambria" w:cs="Cambria"/>
+                <w:b w:val="0"/>
+                <w:i w:val="0"/>
+                <w:sz w:val="20"/>
+              </w:rPr>
+              <w:t>PASS</w:t>
             </w:r>
           </w:p>
         </w:tc>
@@ -773,40 +3666,69 @@
       <w:tr>
         <w:tc>
           <w:tcPr>
-            <w:tcW w:type="dxa" w:w="2880"/>
+            <w:tcW w:type="dxa" w:w="2340"/>
+            <w:shd w:fill="F2F2F2"/>
           </w:tcPr>
           <w:p>
             <w:r>
               <w:rPr>
+                <w:rFonts w:ascii="Cambria" w:hAnsi="Cambria" w:cs="Cambria"/>
+                <w:b w:val="0"/>
+                <w:i w:val="0"/>
                 <w:sz w:val="20"/>
               </w:rPr>
-              <w:t>02-validation-error.txt</w:t>
+              <w:t>POST valid course</w:t>
             </w:r>
           </w:p>
         </w:tc>
         <w:tc>
           <w:tcPr>
-            <w:tcW w:type="dxa" w:w="2880"/>
+            <w:tcW w:type="dxa" w:w="2340"/>
+            <w:shd w:fill="F2F2F2"/>
           </w:tcPr>
           <w:p>
             <w:r>
               <w:rPr>
+                <w:rFonts w:ascii="Cambria" w:hAnsi="Cambria" w:cs="Cambria"/>
+                <w:b w:val="0"/>
+                <w:i w:val="0"/>
                 <w:sz w:val="20"/>
               </w:rPr>
-              <w:t>Missing/invalid fields</w:t>
+              <w:t>201</w:t>
             </w:r>
           </w:p>
         </w:tc>
         <w:tc>
           <w:tcPr>
-            <w:tcW w:type="dxa" w:w="2880"/>
+            <w:tcW w:type="dxa" w:w="2340"/>
+            <w:shd w:fill="F2F2F2"/>
           </w:tcPr>
           <w:p>
             <w:r>
               <w:rPr>
+                <w:rFonts w:ascii="Cambria" w:hAnsi="Cambria" w:cs="Cambria"/>
+                <w:b w:val="0"/>
+                <w:i w:val="0"/>
                 <w:sz w:val="20"/>
               </w:rPr>
-              <w:t>400</w:t>
+              <w:t>201</w:t>
+            </w:r>
+          </w:p>
+        </w:tc>
+        <w:tc>
+          <w:tcPr>
+            <w:tcW w:type="dxa" w:w="2340"/>
+            <w:shd w:fill="F2F2F2"/>
+          </w:tcPr>
+          <w:p>
+            <w:r>
+              <w:rPr>
+                <w:rFonts w:ascii="Cambria" w:hAnsi="Cambria" w:cs="Cambria"/>
+                <w:b w:val="0"/>
+                <w:i w:val="0"/>
+                <w:sz w:val="20"/>
+              </w:rPr>
+              <w:t>PASS</w:t>
             </w:r>
           </w:p>
         </w:tc>
@@ -814,40 +3736,65 @@
       <w:tr>
         <w:tc>
           <w:tcPr>
-            <w:tcW w:type="dxa" w:w="2880"/>
+            <w:tcW w:type="dxa" w:w="2340"/>
           </w:tcPr>
           <w:p>
             <w:r>
               <w:rPr>
+                <w:rFonts w:ascii="Cambria" w:hAnsi="Cambria" w:cs="Cambria"/>
+                <w:b w:val="0"/>
+                <w:i w:val="0"/>
                 <w:sz w:val="20"/>
               </w:rPr>
-              <w:t>03-not-found.txt</w:t>
+              <w:t>POST valid enrollment</w:t>
             </w:r>
           </w:p>
         </w:tc>
         <w:tc>
           <w:tcPr>
-            <w:tcW w:type="dxa" w:w="2880"/>
+            <w:tcW w:type="dxa" w:w="2340"/>
           </w:tcPr>
           <w:p>
             <w:r>
               <w:rPr>
+                <w:rFonts w:ascii="Cambria" w:hAnsi="Cambria" w:cs="Cambria"/>
+                <w:b w:val="0"/>
+                <w:i w:val="0"/>
                 <w:sz w:val="20"/>
               </w:rPr>
-              <w:t>Nonexistent resources + cross-service 404</w:t>
+              <w:t>201</w:t>
             </w:r>
           </w:p>
         </w:tc>
         <w:tc>
           <w:tcPr>
-            <w:tcW w:type="dxa" w:w="2880"/>
+            <w:tcW w:type="dxa" w:w="2340"/>
           </w:tcPr>
           <w:p>
             <w:r>
               <w:rPr>
+                <w:rFonts w:ascii="Cambria" w:hAnsi="Cambria" w:cs="Cambria"/>
+                <w:b w:val="0"/>
+                <w:i w:val="0"/>
                 <w:sz w:val="20"/>
               </w:rPr>
-              <w:t>404</w:t>
+              <w:t>201</w:t>
+            </w:r>
+          </w:p>
+        </w:tc>
+        <w:tc>
+          <w:tcPr>
+            <w:tcW w:type="dxa" w:w="2340"/>
+          </w:tcPr>
+          <w:p>
+            <w:r>
+              <w:rPr>
+                <w:rFonts w:ascii="Cambria" w:hAnsi="Cambria" w:cs="Cambria"/>
+                <w:b w:val="0"/>
+                <w:i w:val="0"/>
+                <w:sz w:val="20"/>
+              </w:rPr>
+              <w:t>PASS</w:t>
             </w:r>
           </w:p>
         </w:tc>
@@ -855,40 +3802,69 @@
       <w:tr>
         <w:tc>
           <w:tcPr>
-            <w:tcW w:type="dxa" w:w="2880"/>
+            <w:tcW w:type="dxa" w:w="2340"/>
+            <w:shd w:fill="F2F2F2"/>
           </w:tcPr>
           <w:p>
             <w:r>
               <w:rPr>
+                <w:rFonts w:ascii="Cambria" w:hAnsi="Cambria" w:cs="Cambria"/>
+                <w:b w:val="0"/>
+                <w:i w:val="0"/>
                 <w:sz w:val="20"/>
               </w:rPr>
-              <w:t>04-duplicate.txt</w:t>
+              <w:t>POST missing fields (student)</w:t>
             </w:r>
           </w:p>
         </w:tc>
         <w:tc>
           <w:tcPr>
-            <w:tcW w:type="dxa" w:w="2880"/>
+            <w:tcW w:type="dxa" w:w="2340"/>
+            <w:shd w:fill="F2F2F2"/>
           </w:tcPr>
           <w:p>
             <w:r>
               <w:rPr>
+                <w:rFonts w:ascii="Cambria" w:hAnsi="Cambria" w:cs="Cambria"/>
+                <w:b w:val="0"/>
+                <w:i w:val="0"/>
                 <w:sz w:val="20"/>
               </w:rPr>
-              <w:t>Duplicate email / duplicate enrollment</w:t>
+              <w:t>400</w:t>
             </w:r>
           </w:p>
         </w:tc>
         <w:tc>
           <w:tcPr>
-            <w:tcW w:type="dxa" w:w="2880"/>
+            <w:tcW w:type="dxa" w:w="2340"/>
+            <w:shd w:fill="F2F2F2"/>
           </w:tcPr>
           <w:p>
             <w:r>
               <w:rPr>
+                <w:rFonts w:ascii="Cambria" w:hAnsi="Cambria" w:cs="Cambria"/>
+                <w:b w:val="0"/>
+                <w:i w:val="0"/>
                 <w:sz w:val="20"/>
               </w:rPr>
-              <w:t>409</w:t>
+              <w:t>400</w:t>
+            </w:r>
+          </w:p>
+        </w:tc>
+        <w:tc>
+          <w:tcPr>
+            <w:tcW w:type="dxa" w:w="2340"/>
+            <w:shd w:fill="F2F2F2"/>
+          </w:tcPr>
+          <w:p>
+            <w:r>
+              <w:rPr>
+                <w:rFonts w:ascii="Cambria" w:hAnsi="Cambria" w:cs="Cambria"/>
+                <w:b w:val="0"/>
+                <w:i w:val="0"/>
+                <w:sz w:val="20"/>
+              </w:rPr>
+              <w:t>PASS</w:t>
             </w:r>
           </w:p>
         </w:tc>
@@ -896,40 +3872,65 @@
       <w:tr>
         <w:tc>
           <w:tcPr>
-            <w:tcW w:type="dxa" w:w="2880"/>
+            <w:tcW w:type="dxa" w:w="2340"/>
           </w:tcPr>
           <w:p>
             <w:r>
               <w:rPr>
+                <w:rFonts w:ascii="Cambria" w:hAnsi="Cambria" w:cs="Cambria"/>
+                <w:b w:val="0"/>
+                <w:i w:val="0"/>
                 <w:sz w:val="20"/>
               </w:rPr>
-              <w:t>05-dependency-down.txt</w:t>
+              <w:t>POST missing fields (enrollment)</w:t>
             </w:r>
           </w:p>
         </w:tc>
         <w:tc>
           <w:tcPr>
-            <w:tcW w:type="dxa" w:w="2880"/>
+            <w:tcW w:type="dxa" w:w="2340"/>
           </w:tcPr>
           <w:p>
             <w:r>
               <w:rPr>
+                <w:rFonts w:ascii="Cambria" w:hAnsi="Cambria" w:cs="Cambria"/>
+                <w:b w:val="0"/>
+                <w:i w:val="0"/>
                 <w:sz w:val="20"/>
               </w:rPr>
-              <w:t>Service offline (connection refused)</w:t>
+              <w:t>400</w:t>
             </w:r>
           </w:p>
         </w:tc>
         <w:tc>
           <w:tcPr>
-            <w:tcW w:type="dxa" w:w="2880"/>
+            <w:tcW w:type="dxa" w:w="2340"/>
           </w:tcPr>
           <w:p>
             <w:r>
               <w:rPr>
+                <w:rFonts w:ascii="Cambria" w:hAnsi="Cambria" w:cs="Cambria"/>
+                <w:b w:val="0"/>
+                <w:i w:val="0"/>
                 <w:sz w:val="20"/>
               </w:rPr>
-              <w:t>503</w:t>
+              <w:t>400</w:t>
+            </w:r>
+          </w:p>
+        </w:tc>
+        <w:tc>
+          <w:tcPr>
+            <w:tcW w:type="dxa" w:w="2340"/>
+          </w:tcPr>
+          <w:p>
+            <w:r>
+              <w:rPr>
+                <w:rFonts w:ascii="Cambria" w:hAnsi="Cambria" w:cs="Cambria"/>
+                <w:b w:val="0"/>
+                <w:i w:val="0"/>
+                <w:sz w:val="20"/>
+              </w:rPr>
+              <w:t>PASS</w:t>
             </w:r>
           </w:p>
         </w:tc>
@@ -937,53 +3938,1268 @@
       <w:tr>
         <w:tc>
           <w:tcPr>
-            <w:tcW w:type="dxa" w:w="2880"/>
+            <w:tcW w:type="dxa" w:w="2340"/>
+            <w:shd w:fill="F2F2F2"/>
           </w:tcPr>
           <w:p>
             <w:r>
               <w:rPr>
+                <w:rFonts w:ascii="Cambria" w:hAnsi="Cambria" w:cs="Cambria"/>
+                <w:b w:val="0"/>
+                <w:i w:val="0"/>
                 <w:sz w:val="20"/>
               </w:rPr>
-              <w:t>06-timeout.txt</w:t>
+              <w:t>POST invalid email</w:t>
             </w:r>
           </w:p>
         </w:tc>
         <w:tc>
           <w:tcPr>
-            <w:tcW w:type="dxa" w:w="2880"/>
+            <w:tcW w:type="dxa" w:w="2340"/>
+            <w:shd w:fill="F2F2F2"/>
           </w:tcPr>
           <w:p>
             <w:r>
               <w:rPr>
+                <w:rFonts w:ascii="Cambria" w:hAnsi="Cambria" w:cs="Cambria"/>
+                <w:b w:val="0"/>
+                <w:i w:val="0"/>
                 <w:sz w:val="20"/>
               </w:rPr>
-              <w:t>Service timeout (&gt;5 seconds)</w:t>
+              <w:t>400</w:t>
             </w:r>
           </w:p>
         </w:tc>
         <w:tc>
           <w:tcPr>
-            <w:tcW w:type="dxa" w:w="2880"/>
+            <w:tcW w:type="dxa" w:w="2340"/>
+            <w:shd w:fill="F2F2F2"/>
           </w:tcPr>
           <w:p>
             <w:r>
               <w:rPr>
+                <w:rFonts w:ascii="Cambria" w:hAnsi="Cambria" w:cs="Cambria"/>
+                <w:b w:val="0"/>
+                <w:i w:val="0"/>
+                <w:sz w:val="20"/>
+              </w:rPr>
+              <w:t>400</w:t>
+            </w:r>
+          </w:p>
+        </w:tc>
+        <w:tc>
+          <w:tcPr>
+            <w:tcW w:type="dxa" w:w="2340"/>
+            <w:shd w:fill="F2F2F2"/>
+          </w:tcPr>
+          <w:p>
+            <w:r>
+              <w:rPr>
+                <w:rFonts w:ascii="Cambria" w:hAnsi="Cambria" w:cs="Cambria"/>
+                <w:b w:val="0"/>
+                <w:i w:val="0"/>
+                <w:sz w:val="20"/>
+              </w:rPr>
+              <w:t>PASS</w:t>
+            </w:r>
+          </w:p>
+        </w:tc>
+      </w:tr>
+      <w:tr>
+        <w:tc>
+          <w:tcPr>
+            <w:tcW w:type="dxa" w:w="2340"/>
+          </w:tcPr>
+          <w:p>
+            <w:r>
+              <w:rPr>
+                <w:rFonts w:ascii="Cambria" w:hAnsi="Cambria" w:cs="Cambria"/>
+                <w:b w:val="0"/>
+                <w:i w:val="0"/>
+                <w:sz w:val="20"/>
+              </w:rPr>
+              <w:t>GET nonexistent student</w:t>
+            </w:r>
+          </w:p>
+        </w:tc>
+        <w:tc>
+          <w:tcPr>
+            <w:tcW w:type="dxa" w:w="2340"/>
+          </w:tcPr>
+          <w:p>
+            <w:r>
+              <w:rPr>
+                <w:rFonts w:ascii="Cambria" w:hAnsi="Cambria" w:cs="Cambria"/>
+                <w:b w:val="0"/>
+                <w:i w:val="0"/>
+                <w:sz w:val="20"/>
+              </w:rPr>
+              <w:t>404</w:t>
+            </w:r>
+          </w:p>
+        </w:tc>
+        <w:tc>
+          <w:tcPr>
+            <w:tcW w:type="dxa" w:w="2340"/>
+          </w:tcPr>
+          <w:p>
+            <w:r>
+              <w:rPr>
+                <w:rFonts w:ascii="Cambria" w:hAnsi="Cambria" w:cs="Cambria"/>
+                <w:b w:val="0"/>
+                <w:i w:val="0"/>
+                <w:sz w:val="20"/>
+              </w:rPr>
+              <w:t>404</w:t>
+            </w:r>
+          </w:p>
+        </w:tc>
+        <w:tc>
+          <w:tcPr>
+            <w:tcW w:type="dxa" w:w="2340"/>
+          </w:tcPr>
+          <w:p>
+            <w:r>
+              <w:rPr>
+                <w:rFonts w:ascii="Cambria" w:hAnsi="Cambria" w:cs="Cambria"/>
+                <w:b w:val="0"/>
+                <w:i w:val="0"/>
+                <w:sz w:val="20"/>
+              </w:rPr>
+              <w:t>PASS</w:t>
+            </w:r>
+          </w:p>
+        </w:tc>
+      </w:tr>
+      <w:tr>
+        <w:tc>
+          <w:tcPr>
+            <w:tcW w:type="dxa" w:w="2340"/>
+            <w:shd w:fill="F2F2F2"/>
+          </w:tcPr>
+          <w:p>
+            <w:r>
+              <w:rPr>
+                <w:rFonts w:ascii="Cambria" w:hAnsi="Cambria" w:cs="Cambria"/>
+                <w:b w:val="0"/>
+                <w:i w:val="0"/>
+                <w:sz w:val="20"/>
+              </w:rPr>
+              <w:t>GET nonexistent course</w:t>
+            </w:r>
+          </w:p>
+        </w:tc>
+        <w:tc>
+          <w:tcPr>
+            <w:tcW w:type="dxa" w:w="2340"/>
+            <w:shd w:fill="F2F2F2"/>
+          </w:tcPr>
+          <w:p>
+            <w:r>
+              <w:rPr>
+                <w:rFonts w:ascii="Cambria" w:hAnsi="Cambria" w:cs="Cambria"/>
+                <w:b w:val="0"/>
+                <w:i w:val="0"/>
+                <w:sz w:val="20"/>
+              </w:rPr>
+              <w:t>404</w:t>
+            </w:r>
+          </w:p>
+        </w:tc>
+        <w:tc>
+          <w:tcPr>
+            <w:tcW w:type="dxa" w:w="2340"/>
+            <w:shd w:fill="F2F2F2"/>
+          </w:tcPr>
+          <w:p>
+            <w:r>
+              <w:rPr>
+                <w:rFonts w:ascii="Cambria" w:hAnsi="Cambria" w:cs="Cambria"/>
+                <w:b w:val="0"/>
+                <w:i w:val="0"/>
+                <w:sz w:val="20"/>
+              </w:rPr>
+              <w:t>404</w:t>
+            </w:r>
+          </w:p>
+        </w:tc>
+        <w:tc>
+          <w:tcPr>
+            <w:tcW w:type="dxa" w:w="2340"/>
+            <w:shd w:fill="F2F2F2"/>
+          </w:tcPr>
+          <w:p>
+            <w:r>
+              <w:rPr>
+                <w:rFonts w:ascii="Cambria" w:hAnsi="Cambria" w:cs="Cambria"/>
+                <w:b w:val="0"/>
+                <w:i w:val="0"/>
+                <w:sz w:val="20"/>
+              </w:rPr>
+              <w:t>PASS</w:t>
+            </w:r>
+          </w:p>
+        </w:tc>
+      </w:tr>
+      <w:tr>
+        <w:tc>
+          <w:tcPr>
+            <w:tcW w:type="dxa" w:w="2340"/>
+          </w:tcPr>
+          <w:p>
+            <w:r>
+              <w:rPr>
+                <w:rFonts w:ascii="Cambria" w:hAnsi="Cambria" w:cs="Cambria"/>
+                <w:b w:val="0"/>
+                <w:i w:val="0"/>
+                <w:sz w:val="20"/>
+              </w:rPr>
+              <w:t>GET nonexistent enrollment</w:t>
+            </w:r>
+          </w:p>
+        </w:tc>
+        <w:tc>
+          <w:tcPr>
+            <w:tcW w:type="dxa" w:w="2340"/>
+          </w:tcPr>
+          <w:p>
+            <w:r>
+              <w:rPr>
+                <w:rFonts w:ascii="Cambria" w:hAnsi="Cambria" w:cs="Cambria"/>
+                <w:b w:val="0"/>
+                <w:i w:val="0"/>
+                <w:sz w:val="20"/>
+              </w:rPr>
+              <w:t>404</w:t>
+            </w:r>
+          </w:p>
+        </w:tc>
+        <w:tc>
+          <w:tcPr>
+            <w:tcW w:type="dxa" w:w="2340"/>
+          </w:tcPr>
+          <w:p>
+            <w:r>
+              <w:rPr>
+                <w:rFonts w:ascii="Cambria" w:hAnsi="Cambria" w:cs="Cambria"/>
+                <w:b w:val="0"/>
+                <w:i w:val="0"/>
+                <w:sz w:val="20"/>
+              </w:rPr>
+              <w:t>404</w:t>
+            </w:r>
+          </w:p>
+        </w:tc>
+        <w:tc>
+          <w:tcPr>
+            <w:tcW w:type="dxa" w:w="2340"/>
+          </w:tcPr>
+          <w:p>
+            <w:r>
+              <w:rPr>
+                <w:rFonts w:ascii="Cambria" w:hAnsi="Cambria" w:cs="Cambria"/>
+                <w:b w:val="0"/>
+                <w:i w:val="0"/>
+                <w:sz w:val="20"/>
+              </w:rPr>
+              <w:t>PASS</w:t>
+            </w:r>
+          </w:p>
+        </w:tc>
+      </w:tr>
+      <w:tr>
+        <w:tc>
+          <w:tcPr>
+            <w:tcW w:type="dxa" w:w="2340"/>
+            <w:shd w:fill="F2F2F2"/>
+          </w:tcPr>
+          <w:p>
+            <w:r>
+              <w:rPr>
+                <w:rFonts w:ascii="Cambria" w:hAnsi="Cambria" w:cs="Cambria"/>
+                <w:b w:val="0"/>
+                <w:i w:val="0"/>
+                <w:sz w:val="20"/>
+              </w:rPr>
+              <w:t>POST enrollment — STUDENT_NOT_FOUND</w:t>
+            </w:r>
+          </w:p>
+        </w:tc>
+        <w:tc>
+          <w:tcPr>
+            <w:tcW w:type="dxa" w:w="2340"/>
+            <w:shd w:fill="F2F2F2"/>
+          </w:tcPr>
+          <w:p>
+            <w:r>
+              <w:rPr>
+                <w:rFonts w:ascii="Cambria" w:hAnsi="Cambria" w:cs="Cambria"/>
+                <w:b w:val="0"/>
+                <w:i w:val="0"/>
+                <w:sz w:val="20"/>
+              </w:rPr>
+              <w:t>404</w:t>
+            </w:r>
+          </w:p>
+        </w:tc>
+        <w:tc>
+          <w:tcPr>
+            <w:tcW w:type="dxa" w:w="2340"/>
+            <w:shd w:fill="F2F2F2"/>
+          </w:tcPr>
+          <w:p>
+            <w:r>
+              <w:rPr>
+                <w:rFonts w:ascii="Cambria" w:hAnsi="Cambria" w:cs="Cambria"/>
+                <w:b w:val="0"/>
+                <w:i w:val="0"/>
+                <w:sz w:val="20"/>
+              </w:rPr>
+              <w:t>404</w:t>
+            </w:r>
+          </w:p>
+        </w:tc>
+        <w:tc>
+          <w:tcPr>
+            <w:tcW w:type="dxa" w:w="2340"/>
+            <w:shd w:fill="F2F2F2"/>
+          </w:tcPr>
+          <w:p>
+            <w:r>
+              <w:rPr>
+                <w:rFonts w:ascii="Cambria" w:hAnsi="Cambria" w:cs="Cambria"/>
+                <w:b w:val="0"/>
+                <w:i w:val="0"/>
+                <w:sz w:val="20"/>
+              </w:rPr>
+              <w:t>PASS</w:t>
+            </w:r>
+          </w:p>
+        </w:tc>
+      </w:tr>
+      <w:tr>
+        <w:tc>
+          <w:tcPr>
+            <w:tcW w:type="dxa" w:w="2340"/>
+          </w:tcPr>
+          <w:p>
+            <w:r>
+              <w:rPr>
+                <w:rFonts w:ascii="Cambria" w:hAnsi="Cambria" w:cs="Cambria"/>
+                <w:b w:val="0"/>
+                <w:i w:val="0"/>
+                <w:sz w:val="20"/>
+              </w:rPr>
+              <w:t>POST enrollment — COURSE_NOT_FOUND</w:t>
+            </w:r>
+          </w:p>
+        </w:tc>
+        <w:tc>
+          <w:tcPr>
+            <w:tcW w:type="dxa" w:w="2340"/>
+          </w:tcPr>
+          <w:p>
+            <w:r>
+              <w:rPr>
+                <w:rFonts w:ascii="Cambria" w:hAnsi="Cambria" w:cs="Cambria"/>
+                <w:b w:val="0"/>
+                <w:i w:val="0"/>
+                <w:sz w:val="20"/>
+              </w:rPr>
+              <w:t>404</w:t>
+            </w:r>
+          </w:p>
+        </w:tc>
+        <w:tc>
+          <w:tcPr>
+            <w:tcW w:type="dxa" w:w="2340"/>
+          </w:tcPr>
+          <w:p>
+            <w:r>
+              <w:rPr>
+                <w:rFonts w:ascii="Cambria" w:hAnsi="Cambria" w:cs="Cambria"/>
+                <w:b w:val="0"/>
+                <w:i w:val="0"/>
+                <w:sz w:val="20"/>
+              </w:rPr>
+              <w:t>404</w:t>
+            </w:r>
+          </w:p>
+        </w:tc>
+        <w:tc>
+          <w:tcPr>
+            <w:tcW w:type="dxa" w:w="2340"/>
+          </w:tcPr>
+          <w:p>
+            <w:r>
+              <w:rPr>
+                <w:rFonts w:ascii="Cambria" w:hAnsi="Cambria" w:cs="Cambria"/>
+                <w:b w:val="0"/>
+                <w:i w:val="0"/>
+                <w:sz w:val="20"/>
+              </w:rPr>
+              <w:t>PASS</w:t>
+            </w:r>
+          </w:p>
+        </w:tc>
+      </w:tr>
+      <w:tr>
+        <w:tc>
+          <w:tcPr>
+            <w:tcW w:type="dxa" w:w="2340"/>
+            <w:shd w:fill="F2F2F2"/>
+          </w:tcPr>
+          <w:p>
+            <w:r>
+              <w:rPr>
+                <w:rFonts w:ascii="Cambria" w:hAnsi="Cambria" w:cs="Cambria"/>
+                <w:b w:val="0"/>
+                <w:i w:val="0"/>
+                <w:sz w:val="20"/>
+              </w:rPr>
+              <w:t>POST duplicate email</w:t>
+            </w:r>
+          </w:p>
+        </w:tc>
+        <w:tc>
+          <w:tcPr>
+            <w:tcW w:type="dxa" w:w="2340"/>
+            <w:shd w:fill="F2F2F2"/>
+          </w:tcPr>
+          <w:p>
+            <w:r>
+              <w:rPr>
+                <w:rFonts w:ascii="Cambria" w:hAnsi="Cambria" w:cs="Cambria"/>
+                <w:b w:val="0"/>
+                <w:i w:val="0"/>
+                <w:sz w:val="20"/>
+              </w:rPr>
+              <w:t>409</w:t>
+            </w:r>
+          </w:p>
+        </w:tc>
+        <w:tc>
+          <w:tcPr>
+            <w:tcW w:type="dxa" w:w="2340"/>
+            <w:shd w:fill="F2F2F2"/>
+          </w:tcPr>
+          <w:p>
+            <w:r>
+              <w:rPr>
+                <w:rFonts w:ascii="Cambria" w:hAnsi="Cambria" w:cs="Cambria"/>
+                <w:b w:val="0"/>
+                <w:i w:val="0"/>
+                <w:sz w:val="20"/>
+              </w:rPr>
+              <w:t>409</w:t>
+            </w:r>
+          </w:p>
+        </w:tc>
+        <w:tc>
+          <w:tcPr>
+            <w:tcW w:type="dxa" w:w="2340"/>
+            <w:shd w:fill="F2F2F2"/>
+          </w:tcPr>
+          <w:p>
+            <w:r>
+              <w:rPr>
+                <w:rFonts w:ascii="Cambria" w:hAnsi="Cambria" w:cs="Cambria"/>
+                <w:b w:val="0"/>
+                <w:i w:val="0"/>
+                <w:sz w:val="20"/>
+              </w:rPr>
+              <w:t>PASS</w:t>
+            </w:r>
+          </w:p>
+        </w:tc>
+      </w:tr>
+      <w:tr>
+        <w:tc>
+          <w:tcPr>
+            <w:tcW w:type="dxa" w:w="2340"/>
+          </w:tcPr>
+          <w:p>
+            <w:r>
+              <w:rPr>
+                <w:rFonts w:ascii="Cambria" w:hAnsi="Cambria" w:cs="Cambria"/>
+                <w:b w:val="0"/>
+                <w:i w:val="0"/>
+                <w:sz w:val="20"/>
+              </w:rPr>
+              <w:t>POST duplicate enrollment</w:t>
+            </w:r>
+          </w:p>
+        </w:tc>
+        <w:tc>
+          <w:tcPr>
+            <w:tcW w:type="dxa" w:w="2340"/>
+          </w:tcPr>
+          <w:p>
+            <w:r>
+              <w:rPr>
+                <w:rFonts w:ascii="Cambria" w:hAnsi="Cambria" w:cs="Cambria"/>
+                <w:b w:val="0"/>
+                <w:i w:val="0"/>
+                <w:sz w:val="20"/>
+              </w:rPr>
+              <w:t>409</w:t>
+            </w:r>
+          </w:p>
+        </w:tc>
+        <w:tc>
+          <w:tcPr>
+            <w:tcW w:type="dxa" w:w="2340"/>
+          </w:tcPr>
+          <w:p>
+            <w:r>
+              <w:rPr>
+                <w:rFonts w:ascii="Cambria" w:hAnsi="Cambria" w:cs="Cambria"/>
+                <w:b w:val="0"/>
+                <w:i w:val="0"/>
+                <w:sz w:val="20"/>
+              </w:rPr>
+              <w:t>409</w:t>
+            </w:r>
+          </w:p>
+        </w:tc>
+        <w:tc>
+          <w:tcPr>
+            <w:tcW w:type="dxa" w:w="2340"/>
+          </w:tcPr>
+          <w:p>
+            <w:r>
+              <w:rPr>
+                <w:rFonts w:ascii="Cambria" w:hAnsi="Cambria" w:cs="Cambria"/>
+                <w:b w:val="0"/>
+                <w:i w:val="0"/>
+                <w:sz w:val="20"/>
+              </w:rPr>
+              <w:t>PASS</w:t>
+            </w:r>
+          </w:p>
+        </w:tc>
+      </w:tr>
+      <w:tr>
+        <w:tc>
+          <w:tcPr>
+            <w:tcW w:type="dxa" w:w="2340"/>
+            <w:shd w:fill="F2F2F2"/>
+          </w:tcPr>
+          <w:p>
+            <w:r>
+              <w:rPr>
+                <w:rFonts w:ascii="Cambria" w:hAnsi="Cambria" w:cs="Cambria"/>
+                <w:b w:val="0"/>
+                <w:i w:val="0"/>
+                <w:sz w:val="20"/>
+              </w:rPr>
+              <w:t>POST enrollment — service offline</w:t>
+            </w:r>
+          </w:p>
+        </w:tc>
+        <w:tc>
+          <w:tcPr>
+            <w:tcW w:type="dxa" w:w="2340"/>
+            <w:shd w:fill="F2F2F2"/>
+          </w:tcPr>
+          <w:p>
+            <w:r>
+              <w:rPr>
+                <w:rFonts w:ascii="Cambria" w:hAnsi="Cambria" w:cs="Cambria"/>
+                <w:b w:val="0"/>
+                <w:i w:val="0"/>
+                <w:sz w:val="20"/>
+              </w:rPr>
+              <w:t>503</w:t>
+            </w:r>
+          </w:p>
+        </w:tc>
+        <w:tc>
+          <w:tcPr>
+            <w:tcW w:type="dxa" w:w="2340"/>
+            <w:shd w:fill="F2F2F2"/>
+          </w:tcPr>
+          <w:p>
+            <w:r>
+              <w:rPr>
+                <w:rFonts w:ascii="Cambria" w:hAnsi="Cambria" w:cs="Cambria"/>
+                <w:b w:val="0"/>
+                <w:i w:val="0"/>
+                <w:sz w:val="20"/>
+              </w:rPr>
+              <w:t>503</w:t>
+            </w:r>
+          </w:p>
+        </w:tc>
+        <w:tc>
+          <w:tcPr>
+            <w:tcW w:type="dxa" w:w="2340"/>
+            <w:shd w:fill="F2F2F2"/>
+          </w:tcPr>
+          <w:p>
+            <w:r>
+              <w:rPr>
+                <w:rFonts w:ascii="Cambria" w:hAnsi="Cambria" w:cs="Cambria"/>
+                <w:b w:val="0"/>
+                <w:i w:val="0"/>
+                <w:sz w:val="20"/>
+              </w:rPr>
+              <w:t>PASS</w:t>
+            </w:r>
+          </w:p>
+        </w:tc>
+      </w:tr>
+      <w:tr>
+        <w:tc>
+          <w:tcPr>
+            <w:tcW w:type="dxa" w:w="2340"/>
+          </w:tcPr>
+          <w:p>
+            <w:r>
+              <w:rPr>
+                <w:rFonts w:ascii="Cambria" w:hAnsi="Cambria" w:cs="Cambria"/>
+                <w:b w:val="0"/>
+                <w:i w:val="0"/>
+                <w:sz w:val="20"/>
+              </w:rPr>
+              <w:t>POST enrollment — service timeout</w:t>
+            </w:r>
+          </w:p>
+        </w:tc>
+        <w:tc>
+          <w:tcPr>
+            <w:tcW w:type="dxa" w:w="2340"/>
+          </w:tcPr>
+          <w:p>
+            <w:r>
+              <w:rPr>
+                <w:rFonts w:ascii="Cambria" w:hAnsi="Cambria" w:cs="Cambria"/>
+                <w:b w:val="0"/>
+                <w:i w:val="0"/>
                 <w:sz w:val="20"/>
               </w:rPr>
               <w:t>504</w:t>
             </w:r>
           </w:p>
         </w:tc>
+        <w:tc>
+          <w:tcPr>
+            <w:tcW w:type="dxa" w:w="2340"/>
+          </w:tcPr>
+          <w:p>
+            <w:r>
+              <w:rPr>
+                <w:rFonts w:ascii="Cambria" w:hAnsi="Cambria" w:cs="Cambria"/>
+                <w:b w:val="0"/>
+                <w:i w:val="0"/>
+                <w:sz w:val="20"/>
+              </w:rPr>
+              <w:t>504</w:t>
+            </w:r>
+          </w:p>
+        </w:tc>
+        <w:tc>
+          <w:tcPr>
+            <w:tcW w:type="dxa" w:w="2340"/>
+          </w:tcPr>
+          <w:p>
+            <w:r>
+              <w:rPr>
+                <w:rFonts w:ascii="Cambria" w:hAnsi="Cambria" w:cs="Cambria"/>
+                <w:b w:val="0"/>
+                <w:i w:val="0"/>
+                <w:sz w:val="20"/>
+              </w:rPr>
+              <w:t>PASS</w:t>
+            </w:r>
+          </w:p>
+        </w:tc>
       </w:tr>
     </w:tbl>
+    <w:p/>
+    <w:tbl>
+      <w:tblPr>
+        <w:tblW w:type="auto" w:w="0"/>
+        <w:jc w:val="center"/>
+        <w:tblLook w:firstColumn="1" w:firstRow="1" w:lastColumn="0" w:lastRow="0" w:noHBand="0" w:noVBand="1" w:val="04A0"/>
+      </w:tblPr>
+      <w:tblGrid>
+        <w:gridCol w:w="9360"/>
+      </w:tblGrid>
+      <w:tr>
+        <w:tc>
+          <w:tcPr>
+            <w:tcW w:type="dxa" w:w="9360"/>
+            <w:shd w:fill="F2F2F2"/>
+            <w:tcBorders>
+              <w:top w:val="single" w:sz="8" w:space="0" w:color="999999"/>
+              <w:left w:val="single" w:sz="8" w:space="0" w:color="999999"/>
+              <w:bottom w:val="single" w:sz="8" w:space="0" w:color="999999"/>
+              <w:right w:val="single" w:sz="8" w:space="0" w:color="999999"/>
+            </w:tcBorders>
+            <w:tcW w:w="9000" w:type="dxa"/>
+          </w:tcPr>
+          <w:p>
+            <w:r>
+              <w:rPr>
+                <w:rFonts w:ascii="Courier New" w:hAnsi="Courier New" w:cs="Courier New"/>
+                <w:b/>
+                <w:i w:val="0"/>
+                <w:sz w:val="18"/>
+              </w:rPr>
+              <w:t>[SCREENSHOT REQUIRED — TERMINAL OUTPUT]</w:t>
+            </w:r>
+          </w:p>
+          <w:p>
+            <w:r>
+              <w:rPr>
+                <w:rFonts w:ascii="Courier New" w:hAnsi="Courier New" w:cs="Courier New"/>
+                <w:b w:val="0"/>
+                <w:i w:val="0"/>
+                <w:sz w:val="18"/>
+              </w:rPr>
+              <w:t>HOW: Run 201 happy path curl command</w:t>
+            </w:r>
+          </w:p>
+          <w:p>
+            <w:r>
+              <w:rPr>
+                <w:rFonts w:ascii="Courier New" w:hAnsi="Courier New" w:cs="Courier New"/>
+                <w:b w:val="0"/>
+                <w:i w:val="0"/>
+                <w:sz w:val="18"/>
+              </w:rPr>
+              <w:t>Screenshot terminal output</w:t>
+            </w:r>
+          </w:p>
+          <w:p>
+            <w:r>
+              <w:rPr>
+                <w:rFonts w:ascii="Cambria" w:hAnsi="Cambria" w:cs="Cambria"/>
+                <w:b w:val="0"/>
+                <w:i/>
+                <w:sz w:val="20"/>
+              </w:rPr>
+              <w:t>Caption: "HTTP 201 — Successful enrollment creation"</w:t>
+            </w:r>
+          </w:p>
+        </w:tc>
+      </w:tr>
+    </w:tbl>
+    <w:p/>
+    <w:tbl>
+      <w:tblPr>
+        <w:tblW w:type="auto" w:w="0"/>
+        <w:jc w:val="center"/>
+        <w:tblLook w:firstColumn="1" w:firstRow="1" w:lastColumn="0" w:lastRow="0" w:noHBand="0" w:noVBand="1" w:val="04A0"/>
+      </w:tblPr>
+      <w:tblGrid>
+        <w:gridCol w:w="9360"/>
+      </w:tblGrid>
+      <w:tr>
+        <w:tc>
+          <w:tcPr>
+            <w:tcW w:type="dxa" w:w="9360"/>
+            <w:shd w:fill="F2F2F2"/>
+            <w:tcBorders>
+              <w:top w:val="single" w:sz="8" w:space="0" w:color="999999"/>
+              <w:left w:val="single" w:sz="8" w:space="0" w:color="999999"/>
+              <w:bottom w:val="single" w:sz="8" w:space="0" w:color="999999"/>
+              <w:right w:val="single" w:sz="8" w:space="0" w:color="999999"/>
+            </w:tcBorders>
+            <w:tcW w:w="9000" w:type="dxa"/>
+          </w:tcPr>
+          <w:p>
+            <w:r>
+              <w:rPr>
+                <w:rFonts w:ascii="Courier New" w:hAnsi="Courier New" w:cs="Courier New"/>
+                <w:b/>
+                <w:i w:val="0"/>
+                <w:sz w:val="18"/>
+              </w:rPr>
+              <w:t>[SCREENSHOT REQUIRED — TERMINAL OUTPUT]</w:t>
+            </w:r>
+          </w:p>
+          <w:p>
+            <w:r>
+              <w:rPr>
+                <w:rFonts w:ascii="Courier New" w:hAnsi="Courier New" w:cs="Courier New"/>
+                <w:b w:val="0"/>
+                <w:i w:val="0"/>
+                <w:sz w:val="18"/>
+              </w:rPr>
+              <w:t>HOW: Run 400 validation error curl command</w:t>
+            </w:r>
+          </w:p>
+          <w:p>
+            <w:r>
+              <w:rPr>
+                <w:rFonts w:ascii="Courier New" w:hAnsi="Courier New" w:cs="Courier New"/>
+                <w:b w:val="0"/>
+                <w:i w:val="0"/>
+                <w:sz w:val="18"/>
+              </w:rPr>
+              <w:t>Screenshot terminal output</w:t>
+            </w:r>
+          </w:p>
+          <w:p>
+            <w:r>
+              <w:rPr>
+                <w:rFonts w:ascii="Cambria" w:hAnsi="Cambria" w:cs="Cambria"/>
+                <w:b w:val="0"/>
+                <w:i/>
+                <w:sz w:val="20"/>
+              </w:rPr>
+              <w:t>Caption: "HTTP 400 — VALIDATION_ERROR missing required fields"</w:t>
+            </w:r>
+          </w:p>
+        </w:tc>
+      </w:tr>
+    </w:tbl>
+    <w:p/>
+    <w:tbl>
+      <w:tblPr>
+        <w:tblW w:type="auto" w:w="0"/>
+        <w:jc w:val="center"/>
+        <w:tblLook w:firstColumn="1" w:firstRow="1" w:lastColumn="0" w:lastRow="0" w:noHBand="0" w:noVBand="1" w:val="04A0"/>
+      </w:tblPr>
+      <w:tblGrid>
+        <w:gridCol w:w="9360"/>
+      </w:tblGrid>
+      <w:tr>
+        <w:tc>
+          <w:tcPr>
+            <w:tcW w:type="dxa" w:w="9360"/>
+            <w:shd w:fill="F2F2F2"/>
+            <w:tcBorders>
+              <w:top w:val="single" w:sz="8" w:space="0" w:color="999999"/>
+              <w:left w:val="single" w:sz="8" w:space="0" w:color="999999"/>
+              <w:bottom w:val="single" w:sz="8" w:space="0" w:color="999999"/>
+              <w:right w:val="single" w:sz="8" w:space="0" w:color="999999"/>
+            </w:tcBorders>
+            <w:tcW w:w="9000" w:type="dxa"/>
+          </w:tcPr>
+          <w:p>
+            <w:r>
+              <w:rPr>
+                <w:rFonts w:ascii="Courier New" w:hAnsi="Courier New" w:cs="Courier New"/>
+                <w:b/>
+                <w:i w:val="0"/>
+                <w:sz w:val="18"/>
+              </w:rPr>
+              <w:t>[SCREENSHOT REQUIRED — TERMINAL OUTPUT]</w:t>
+            </w:r>
+          </w:p>
+          <w:p>
+            <w:r>
+              <w:rPr>
+                <w:rFonts w:ascii="Courier New" w:hAnsi="Courier New" w:cs="Courier New"/>
+                <w:b w:val="0"/>
+                <w:i w:val="0"/>
+                <w:sz w:val="18"/>
+              </w:rPr>
+              <w:t>HOW: Run 409 duplicate curl command</w:t>
+            </w:r>
+          </w:p>
+          <w:p>
+            <w:r>
+              <w:rPr>
+                <w:rFonts w:ascii="Courier New" w:hAnsi="Courier New" w:cs="Courier New"/>
+                <w:b w:val="0"/>
+                <w:i w:val="0"/>
+                <w:sz w:val="18"/>
+              </w:rPr>
+              <w:t>Screenshot terminal output</w:t>
+            </w:r>
+          </w:p>
+          <w:p>
+            <w:r>
+              <w:rPr>
+                <w:rFonts w:ascii="Cambria" w:hAnsi="Cambria" w:cs="Cambria"/>
+                <w:b w:val="0"/>
+                <w:i/>
+                <w:sz w:val="20"/>
+              </w:rPr>
+              <w:t>Caption: "HTTP 409 — DUPLICATE_ENROLLMENT student already enrolled"</w:t>
+            </w:r>
+          </w:p>
+        </w:tc>
+      </w:tr>
+    </w:tbl>
+    <w:p/>
+    <w:tbl>
+      <w:tblPr>
+        <w:tblW w:type="auto" w:w="0"/>
+        <w:jc w:val="center"/>
+        <w:tblLook w:firstColumn="1" w:firstRow="1" w:lastColumn="0" w:lastRow="0" w:noHBand="0" w:noVBand="1" w:val="04A0"/>
+      </w:tblPr>
+      <w:tblGrid>
+        <w:gridCol w:w="9360"/>
+      </w:tblGrid>
+      <w:tr>
+        <w:tc>
+          <w:tcPr>
+            <w:tcW w:type="dxa" w:w="9360"/>
+            <w:shd w:fill="F2F2F2"/>
+            <w:tcBorders>
+              <w:top w:val="single" w:sz="8" w:space="0" w:color="999999"/>
+              <w:left w:val="single" w:sz="8" w:space="0" w:color="999999"/>
+              <w:bottom w:val="single" w:sz="8" w:space="0" w:color="999999"/>
+              <w:right w:val="single" w:sz="8" w:space="0" w:color="999999"/>
+            </w:tcBorders>
+            <w:tcW w:w="9000" w:type="dxa"/>
+          </w:tcPr>
+          <w:p>
+            <w:r>
+              <w:rPr>
+                <w:rFonts w:ascii="Courier New" w:hAnsi="Courier New" w:cs="Courier New"/>
+                <w:b/>
+                <w:i w:val="0"/>
+                <w:sz w:val="18"/>
+              </w:rPr>
+              <w:t>[SCREENSHOT REQUIRED — TERMINAL OUTPUT]</w:t>
+            </w:r>
+          </w:p>
+          <w:p>
+            <w:r>
+              <w:rPr>
+                <w:rFonts w:ascii="Courier New" w:hAnsi="Courier New" w:cs="Courier New"/>
+                <w:b w:val="0"/>
+                <w:i w:val="0"/>
+                <w:sz w:val="18"/>
+              </w:rPr>
+              <w:t>HOW: Stop student-service, run enrollment curl command, screenshot terminal</w:t>
+            </w:r>
+          </w:p>
+          <w:p>
+            <w:r>
+              <w:rPr>
+                <w:rFonts w:ascii="Cambria" w:hAnsi="Cambria" w:cs="Cambria"/>
+                <w:b w:val="0"/>
+                <w:i/>
+                <w:sz w:val="20"/>
+              </w:rPr>
+              <w:t>Caption: "HTTP 503 — SERVICE_UNAVAILABLE student-service offline"</w:t>
+            </w:r>
+          </w:p>
+        </w:tc>
+      </w:tr>
+    </w:tbl>
+    <w:p/>
+    <w:tbl>
+      <w:tblPr>
+        <w:tblW w:type="auto" w:w="0"/>
+        <w:jc w:val="center"/>
+        <w:tblLook w:firstColumn="1" w:firstRow="1" w:lastColumn="0" w:lastRow="0" w:noHBand="0" w:noVBand="1" w:val="04A0"/>
+      </w:tblPr>
+      <w:tblGrid>
+        <w:gridCol w:w="9360"/>
+      </w:tblGrid>
+      <w:tr>
+        <w:tc>
+          <w:tcPr>
+            <w:tcW w:type="dxa" w:w="9360"/>
+            <w:shd w:fill="F2F2F2"/>
+            <w:tcBorders>
+              <w:top w:val="single" w:sz="8" w:space="0" w:color="999999"/>
+              <w:left w:val="single" w:sz="8" w:space="0" w:color="999999"/>
+              <w:bottom w:val="single" w:sz="8" w:space="0" w:color="999999"/>
+              <w:right w:val="single" w:sz="8" w:space="0" w:color="999999"/>
+            </w:tcBorders>
+            <w:tcW w:w="9000" w:type="dxa"/>
+          </w:tcPr>
+          <w:p>
+            <w:r>
+              <w:rPr>
+                <w:rFonts w:ascii="Courier New" w:hAnsi="Courier New" w:cs="Courier New"/>
+                <w:b/>
+                <w:i w:val="0"/>
+                <w:sz w:val="18"/>
+              </w:rPr>
+              <w:t>[SCREENSHOT REQUIRED — TERMINAL OUTPUT]</w:t>
+            </w:r>
+          </w:p>
+          <w:p>
+            <w:r>
+              <w:rPr>
+                <w:rFonts w:ascii="Courier New" w:hAnsi="Courier New" w:cs="Courier New"/>
+                <w:b w:val="0"/>
+                <w:i w:val="0"/>
+                <w:sz w:val="18"/>
+              </w:rPr>
+              <w:t>HOW: Simulate slow response on student-service</w:t>
+            </w:r>
+          </w:p>
+          <w:p>
+            <w:r>
+              <w:rPr>
+                <w:rFonts w:ascii="Courier New" w:hAnsi="Courier New" w:cs="Courier New"/>
+                <w:b w:val="0"/>
+                <w:i w:val="0"/>
+                <w:sz w:val="18"/>
+              </w:rPr>
+              <w:t>run enrollment curl, screenshot terminal</w:t>
+            </w:r>
+          </w:p>
+          <w:p>
+            <w:r>
+              <w:rPr>
+                <w:rFonts w:ascii="Cambria" w:hAnsi="Cambria" w:cs="Cambria"/>
+                <w:b w:val="0"/>
+                <w:i/>
+                <w:sz w:val="20"/>
+              </w:rPr>
+              <w:t>Caption: "HTTP 504 — GATEWAY_TIMEOUT dependency too slow"</w:t>
+            </w:r>
+          </w:p>
+        </w:tc>
+      </w:tr>
+    </w:tbl>
+    <w:p/>
+    <w:p>
+      <w:pPr>
+        <w:spacing w:before="240" w:after="120"/>
+      </w:pPr>
+      <w:r>
+        <w:rPr>
+          <w:rFonts w:ascii="Cambria" w:hAnsi="Cambria" w:cs="Cambria"/>
+          <w:b/>
+          <w:i w:val="0"/>
+          <w:sz w:val="22"/>
+        </w:rPr>
+        <w:t>IV. LAB DISCUSSIONS / COMPUTATIONS</w:t>
+      </w:r>
+    </w:p>
+    <w:p>
+      <w:r>
+        <w:rPr>
+          <w:rFonts w:ascii="Cambria" w:hAnsi="Cambria" w:cs="Cambria"/>
+          <w:b w:val="0"/>
+          <w:i w:val="0"/>
+          <w:sz w:val="20"/>
+        </w:rPr>
+        <w:t>Consistent ERROR_CODE strings across all services are essential for frontend error handling. The Academe frontend handles errors generically — one error handler checks the "error" field in the JSON response and displays the corresponding message to the user. Because student-service, course-service, and enrollment-service all follow the same {"error": "...", "message": "..."} contract, the frontend does not need service-specific error logic. This consistency reduces frontend complexity and prevents error-handling bugs that arise when different services return different formats.</w:t>
+      </w:r>
+    </w:p>
+    <w:p>
+      <w:r>
+        <w:rPr>
+          <w:rFonts w:ascii="Cambria" w:hAnsi="Cambria" w:cs="Cambria"/>
+          <w:b w:val="0"/>
+          <w:i w:val="0"/>
+          <w:sz w:val="20"/>
+        </w:rPr>
+        <w:t>Only the enrollment-service returns 503 and 504 errors because it is the only service with external HTTP dependencies. When creating an enrollment, the controller makes two sequential HTTP GET calls — one to student-service to verify the student exists and one to course-service to verify the course exists. Student-service and course-service have no outbound HTTP calls; they only query their own local SQLite databases. This means connection failures and timeout scenarios are architecturally impossible for those two services.</w:t>
+      </w:r>
+    </w:p>
+    <w:p>
+      <w:r>
+        <w:rPr>
+          <w:rFonts w:ascii="Cambria" w:hAnsi="Cambria" w:cs="Cambria"/>
+          <w:b w:val="0"/>
+          <w:i w:val="0"/>
+          <w:sz w:val="20"/>
+        </w:rPr>
+        <w:t>The Http::timeout(5) configuration protects the system from hanging indefinitely when a dependency is not responding. Without a timeout, the enrollment-service would block forever waiting for a student-service that crashed or entered an infinite loop. The 5-second budget is a trade-off between user experience (shorter waits) and giving the dependency enough time to respond under normal load. In production, this would be complemented by circuit breakers that short-circuit requests to a known-failing service without waiting for the timeout to expire.</w:t>
+      </w:r>
+    </w:p>
+    <w:p>
+      <w:r>
+        <w:rPr>
+          <w:rFonts w:ascii="Cambria" w:hAnsi="Cambria" w:cs="Cambria"/>
+          <w:b w:val="0"/>
+          <w:i w:val="0"/>
+          <w:sz w:val="20"/>
+        </w:rPr>
+        <w:t>Using curl -i rather than plain curl is essential for edge case testing. Without the -i flag, curl only displays the response body. The HTTP status line (HTTP/1.1 503 Service Unavailable) is part of the response headers and is invisible without -i. Since the entire purpose of edge case testing is to verify that the correct HTTP status codes are returned, omitting -i would make it impossible to confirm the test results.</w:t>
+      </w:r>
+    </w:p>
+    <w:p>
+      <w:pPr>
+        <w:spacing w:before="240" w:after="120"/>
+      </w:pPr>
+      <w:r>
+        <w:rPr>
+          <w:rFonts w:ascii="Cambria" w:hAnsi="Cambria" w:cs="Cambria"/>
+          <w:b/>
+          <w:i w:val="0"/>
+          <w:sz w:val="22"/>
+        </w:rPr>
+        <w:t>V. CONCLUSIONS</w:t>
+      </w:r>
+    </w:p>
+    <w:p>
+      <w:r>
+        <w:rPr>
+          <w:rFonts w:ascii="Cambria" w:hAnsi="Cambria" w:cs="Cambria"/>
+          <w:b w:val="0"/>
+          <w:i w:val="0"/>
+          <w:sz w:val="20"/>
+        </w:rPr>
+        <w:t>All eight edge case scenarios were implemented and confirmed to return the correct HTTP status codes and error structures. Microservices introduce failure modes — 503 Service Unavailable and 504 Gateway Timeout — that monolithic systems do not face because monoliths have no external HTTP dependencies. The enrollment-service is the single point of cross-service communication and therefore the only service requiring resilience handling. Production improvements would add circuit breakers to prevent cascade failures, retry logic with exponential backoff for transient errors, and /health endpoints on each service for monitoring and load balancer integration. Testing beyond the happy path is not optional — it is what separates a working system from a production-ready one.</w:t>
+      </w:r>
+    </w:p>
+    <w:p>
+      <w:pPr>
+        <w:spacing w:before="240" w:after="120"/>
+      </w:pPr>
+      <w:r>
+        <w:rPr>
+          <w:rFonts w:ascii="Cambria" w:hAnsi="Cambria" w:cs="Cambria"/>
+          <w:b/>
+          <w:i w:val="0"/>
+          <w:sz w:val="22"/>
+        </w:rPr>
+        <w:t>References</w:t>
+      </w:r>
+    </w:p>
+    <w:p>
+      <w:pPr>
+        <w:ind w:left="720" w:hanging="720"/>
+      </w:pPr>
+      <w:r>
+        <w:rPr>
+          <w:rFonts w:ascii="Cambria" w:hAnsi="Cambria" w:cs="Cambria"/>
+          <w:b w:val="0"/>
+          <w:i w:val="0"/>
+          <w:sz w:val="20"/>
+        </w:rPr>
+        <w:t>Laravel Documentation. (2024). The PHP Framework for Web Artisans. https://laravel.com/docs</w:t>
+      </w:r>
+    </w:p>
+    <w:p>
+      <w:pPr>
+        <w:ind w:left="720" w:hanging="720"/>
+      </w:pPr>
+      <w:r>
+        <w:rPr>
+          <w:rFonts w:ascii="Cambria" w:hAnsi="Cambria" w:cs="Cambria"/>
+          <w:b w:val="0"/>
+          <w:i w:val="0"/>
+          <w:sz w:val="20"/>
+        </w:rPr>
+        <w:t>Fowler, M. (2002). Patterns of Enterprise Application Architecture. Addison-Wesley.</w:t>
+      </w:r>
+    </w:p>
+    <w:p>
+      <w:pPr>
+        <w:ind w:left="720" w:hanging="720"/>
+      </w:pPr>
+      <w:r>
+        <w:rPr>
+          <w:rFonts w:ascii="Cambria" w:hAnsi="Cambria" w:cs="Cambria"/>
+          <w:b w:val="0"/>
+          <w:i w:val="0"/>
+          <w:sz w:val="20"/>
+        </w:rPr>
+        <w:t>Richardson, C. (2018). Microservices Patterns. Manning Publications.</w:t>
+      </w:r>
+    </w:p>
+    <w:p>
+      <w:pPr>
+        <w:ind w:left="720" w:hanging="720"/>
+      </w:pPr>
+      <w:r>
+        <w:rPr>
+          <w:rFonts w:ascii="Cambria" w:hAnsi="Cambria" w:cs="Cambria"/>
+          <w:b w:val="0"/>
+          <w:i w:val="0"/>
+          <w:sz w:val="20"/>
+        </w:rPr>
+        <w:t>Mozilla Developer Network. (2024). HTTP Status Codes. https://developer.mozilla.org/en-US/docs/Web/HTTP/Status</w:t>
+      </w:r>
+    </w:p>
+    <w:p>
+      <w:pPr>
+        <w:ind w:left="720" w:hanging="720"/>
+      </w:pPr>
+      <w:r>
+        <w:rPr>
+          <w:rFonts w:ascii="Cambria" w:hAnsi="Cambria" w:cs="Cambria"/>
+          <w:b w:val="0"/>
+          <w:i w:val="0"/>
+          <w:sz w:val="20"/>
+        </w:rPr>
+        <w:t>curl Documentation. (2024). curl — command line tool and library. https://curl.se/docs/</w:t>
+      </w:r>
+    </w:p>
     <w:sectPr>
+      <w:headerReference w:type="default" r:id="rId9"/>
+      <w:footerReference w:type="default" r:id="rId10"/>
       <w:pgSz w:w="12240" w:h="15840"/>
-      <w:pgMar w:top="1440" w:right="1800" w:bottom="1440" w:left="1800" w:header="720" w:footer="720" w:gutter="0"/>
+      <w:pgMar w:top="1440" w:right="1440" w:bottom="1440" w:left="1440" w:header="720" w:footer="720" w:gutter="0"/>
       <w:cols w:space="720"/>
       <w:docGrid w:linePitch="360"/>
     </w:sectPr>
   </w:body>
 </w:document>
+</file>
+
+<file path=word/footer1.xml><?xml version="1.0" encoding="utf-8"?>
+<w:ftr xmlns:m="http://schemas.openxmlformats.org/officeDocument/2006/math" xmlns:mc="http://schemas.openxmlformats.org/markup-compatibility/2006" xmlns:mo="http://schemas.microsoft.com/office/mac/office/2008/main" xmlns:mv="urn:schemas-microsoft-com:mac:vml" xmlns:o="urn:schemas-microsoft-com:office:office" xmlns:r="http://schemas.openxmlformats.org/officeDocument/2006/relationships" xmlns:v="urn:schemas-microsoft-com:vml" xmlns:w10="urn:schemas-microsoft-com:office:word" xmlns:w14="http://schemas.microsoft.com/office/word/2010/wordml" xmlns:w="http://schemas.openxmlformats.org/wordprocessingml/2006/main" xmlns:wne="http://schemas.microsoft.com/office/word/2006/wordml" xmlns:wp14="http://schemas.microsoft.com/office/word/2010/wordprocessingDrawing" xmlns:wp="http://schemas.openxmlformats.org/drawingml/2006/wordprocessingDrawing" xmlns:wpc="http://schemas.microsoft.com/office/word/2010/wordprocessingCanvas" xmlns:wpg="http://schemas.microsoft.com/office/word/2010/wordprocessingGroup" xmlns:wpi="http://schemas.microsoft.com/office/word/2010/wordprocessingInk" xmlns:wps="http://schemas.microsoft.com/office/word/2010/wordprocessingShape" mc:Ignorable="w14 wp14">
+  <w:p>
+    <w:pPr>
+      <w:pStyle w:val="Footer"/>
+      <w:jc w:val="center"/>
+    </w:pPr>
+    <w:r>
+      <w:rPr>
+        <w:rFonts w:ascii="Cambria" w:hAnsi="Cambria" w:cs="Cambria"/>
+        <w:b w:val="0"/>
+        <w:i w:val="0"/>
+        <w:sz w:val="18"/>
+      </w:rPr>
+      <w:t xml:space="preserve">Page </w:t>
+    </w:r>
+    <w:r>
+      <w:fldChar w:fldCharType="begin"/>
+    </w:r>
+    <w:r>
+      <w:instrText xml:space="preserve"> PAGE </w:instrText>
+    </w:r>
+    <w:r>
+      <w:fldChar w:fldCharType="end"/>
+    </w:r>
+    <w:r>
+      <w:rPr>
+        <w:rFonts w:ascii="Cambria" w:hAnsi="Cambria" w:cs="Cambria"/>
+        <w:b w:val="0"/>
+        <w:i w:val="0"/>
+        <w:sz w:val="18"/>
+      </w:rPr>
+      <w:t xml:space="preserve"> of </w:t>
+    </w:r>
+    <w:r>
+      <w:fldChar w:fldCharType="begin"/>
+    </w:r>
+    <w:r>
+      <w:instrText xml:space="preserve"> NUMPAGES </w:instrText>
+    </w:r>
+    <w:r>
+      <w:fldChar w:fldCharType="end"/>
+    </w:r>
+  </w:p>
+</w:ftr>
+</file>
+
+<file path=word/header1.xml><?xml version="1.0" encoding="utf-8"?>
+<w:hdr xmlns:m="http://schemas.openxmlformats.org/officeDocument/2006/math" xmlns:mc="http://schemas.openxmlformats.org/markup-compatibility/2006" xmlns:mo="http://schemas.microsoft.com/office/mac/office/2008/main" xmlns:mv="urn:schemas-microsoft-com:mac:vml" xmlns:o="urn:schemas-microsoft-com:office:office" xmlns:r="http://schemas.openxmlformats.org/officeDocument/2006/relationships" xmlns:v="urn:schemas-microsoft-com:vml" xmlns:w10="urn:schemas-microsoft-com:office:word" xmlns:w14="http://schemas.microsoft.com/office/word/2010/wordml" xmlns:w="http://schemas.openxmlformats.org/wordprocessingml/2006/main" xmlns:wne="http://schemas.microsoft.com/office/word/2006/wordml" xmlns:wp14="http://schemas.microsoft.com/office/word/2010/wordprocessingDrawing" xmlns:wp="http://schemas.openxmlformats.org/drawingml/2006/wordprocessingDrawing" xmlns:wpc="http://schemas.microsoft.com/office/word/2010/wordprocessingCanvas" xmlns:wpg="http://schemas.microsoft.com/office/word/2010/wordprocessingGroup" xmlns:wpi="http://schemas.microsoft.com/office/word/2010/wordprocessingInk" xmlns:wps="http://schemas.microsoft.com/office/word/2010/wordprocessingShape" mc:Ignorable="w14 wp14">
+  <w:p>
+    <w:pPr>
+      <w:pStyle w:val="Header"/>
+      <w:jc w:val="center"/>
+    </w:pPr>
+    <w:r>
+      <w:rPr>
+        <w:rFonts w:ascii="Cambria" w:hAnsi="Cambria" w:cs="Cambria"/>
+        <w:b w:val="0"/>
+        <w:i/>
+        <w:sz w:val="18"/>
+      </w:rPr>
+      <w:t>ITSAR2 313 – SYSTEM INTEGRATION AND ARCHITECTURE 2</w:t>
+    </w:r>
+  </w:p>
+</w:hdr>
 </file>
 
 <file path=word/numbering.xml><?xml version="1.0" encoding="utf-8"?>
@@ -1350,10 +5566,12 @@
     <w:qFormat/>
     <w:rsid w:val="00FC693F"/>
     <w:rPr>
-      <w:rFonts w:ascii="Calibri" w:hAnsi="Calibri"/>
-      <w:color w:val="666666"/>
-      <w:sz w:val="18"/>
+      <w:rFonts w:ascii="Cambria" w:hAnsi="Cambria" w:cs="Cambria"/>
+      <w:sz w:val="20"/>
     </w:rPr>
+    <w:pPr>
+      <w:spacing w:line="276" w:lineRule="auto"/>
+    </w:pPr>
   </w:style>
   <w:style w:type="paragraph" w:styleId="Header">
     <w:name w:val="header"/>
